--- a/achmitech_hr_recruitment/static/src/docx/dca_simplified_template.docx
+++ b/achmitech_hr_recruitment/static/src/docx/dca_simplified_template.docx
@@ -1,10 +1,10 @@
 
 <file path=word/document.xml><?xml version="1.0" encoding="utf-8"?>
-<w:document xmlns:wpc="http://schemas.microsoft.com/office/word/2010/wordprocessingCanvas" xmlns:mc="http://schemas.openxmlformats.org/markup-compatibility/2006" xmlns:o="urn:schemas-microsoft-com:office:office" xmlns:r="http://schemas.openxmlformats.org/officeDocument/2006/relationships" xmlns:m="http://schemas.openxmlformats.org/officeDocument/2006/math" xmlns:v="urn:schemas-microsoft-com:vml" xmlns:wp14="http://schemas.microsoft.com/office/word/2010/wordprocessingDrawing" xmlns:wp="http://schemas.openxmlformats.org/drawingml/2006/wordprocessingDrawing" xmlns:w10="urn:schemas-microsoft-com:office:word" xmlns:w="http://schemas.openxmlformats.org/wordprocessingml/2006/main" xmlns:w14="http://schemas.microsoft.com/office/word/2010/wordml" xmlns:w15="http://schemas.microsoft.com/office/word/2012/wordml" xmlns:wpg="http://schemas.microsoft.com/office/word/2010/wordprocessingGroup" xmlns:wpi="http://schemas.microsoft.com/office/word/2010/wordprocessingInk" xmlns:wne="http://schemas.microsoft.com/office/word/2006/wordml" xmlns:wps="http://schemas.microsoft.com/office/word/2010/wordprocessingShape" mc:Ignorable="w14 w15 wp14">
+<w:document xmlns:wpc="http://schemas.microsoft.com/office/word/2010/wordprocessingCanvas" xmlns:cx="http://schemas.microsoft.com/office/drawing/2014/chartex" xmlns:cx1="http://schemas.microsoft.com/office/drawing/2015/9/8/chartex" xmlns:cx2="http://schemas.microsoft.com/office/drawing/2015/10/21/chartex" xmlns:cx3="http://schemas.microsoft.com/office/drawing/2016/5/9/chartex" xmlns:cx4="http://schemas.microsoft.com/office/drawing/2016/5/10/chartex" xmlns:cx5="http://schemas.microsoft.com/office/drawing/2016/5/11/chartex" xmlns:cx6="http://schemas.microsoft.com/office/drawing/2016/5/12/chartex" xmlns:cx7="http://schemas.microsoft.com/office/drawing/2016/5/13/chartex" xmlns:cx8="http://schemas.microsoft.com/office/drawing/2016/5/14/chartex" xmlns:mc="http://schemas.openxmlformats.org/markup-compatibility/2006" xmlns:aink="http://schemas.microsoft.com/office/drawing/2016/ink" xmlns:am3d="http://schemas.microsoft.com/office/drawing/2017/model3d" xmlns:o="urn:schemas-microsoft-com:office:office" xmlns:oel="http://schemas.microsoft.com/office/2019/extlst" xmlns:r="http://schemas.openxmlformats.org/officeDocument/2006/relationships" xmlns:m="http://schemas.openxmlformats.org/officeDocument/2006/math" xmlns:v="urn:schemas-microsoft-com:vml" xmlns:wp14="http://schemas.microsoft.com/office/word/2010/wordprocessingDrawing" xmlns:wp="http://schemas.openxmlformats.org/drawingml/2006/wordprocessingDrawing" xmlns:w10="urn:schemas-microsoft-com:office:word" xmlns:w="http://schemas.openxmlformats.org/wordprocessingml/2006/main" xmlns:w14="http://schemas.microsoft.com/office/word/2010/wordml" xmlns:w15="http://schemas.microsoft.com/office/word/2012/wordml" xmlns:w16cex="http://schemas.microsoft.com/office/word/2018/wordml/cex" xmlns:w16cid="http://schemas.microsoft.com/office/word/2016/wordml/cid" xmlns:w16="http://schemas.microsoft.com/office/word/2018/wordml" xmlns:w16du="http://schemas.microsoft.com/office/word/2023/wordml/word16du" xmlns:w16sdtdh="http://schemas.microsoft.com/office/word/2020/wordml/sdtdatahash" xmlns:w16sdtfl="http://schemas.microsoft.com/office/word/2024/wordml/sdtformatlock" xmlns:w16se="http://schemas.microsoft.com/office/word/2015/wordml/symex" xmlns:wpg="http://schemas.microsoft.com/office/word/2010/wordprocessingGroup" xmlns:wpi="http://schemas.microsoft.com/office/word/2010/wordprocessingInk" xmlns:wne="http://schemas.microsoft.com/office/word/2006/wordml" xmlns:wps="http://schemas.microsoft.com/office/word/2010/wordprocessingShape" mc:Ignorable="w14 w15 w16se w16cid w16 w16cex w16sdtdh w16sdtfl w16du wp14">
   <w:body>
     <w:tbl>
       <w:tblPr>
-        <w:tblStyle w:val="TableGrid"/>
+        <w:tblStyle w:val="Grilledutableau"/>
         <w:tblW w:w="5000" w:type="pct"/>
         <w:tblBorders>
           <w:top w:val="none" w:sz="0" w:space="0" w:color="auto"/>
@@ -34,14 +34,142 @@
           <w:p>
             <w:pPr>
               <w:pStyle w:val="Consultant"/>
-            </w:pPr>
+              <w:rPr>
+                <w:lang w:val="fr-FR"/>
+              </w:rPr>
+            </w:pPr>
+            <w:r>
+              <w:rPr>
+                <w:caps w:val="0"/>
+                <w:lang w:val="fr-FR"/>
+              </w:rPr>
+              <w:t>Nom / initiales</w:t>
+            </w:r>
+            <w:r>
+              <w:rPr>
+                <w:lang w:val="fr-FR"/>
+              </w:rPr>
+              <w:t xml:space="preserve"> : </w:t>
+            </w:r>
+            <w:r>
+              <w:rPr>
+                <w:caps w:val="0"/>
+                <w:lang w:val="fr-FR"/>
+              </w:rPr>
+              <w:t>{{INITIALES}}</w:t>
+            </w:r>
+          </w:p>
+          <w:p>
+            <w:pPr>
+              <w:pStyle w:val="Consultant"/>
+              <w:rPr>
+                <w:caps w:val="0"/>
+                <w:lang w:val="fr-FR"/>
+              </w:rPr>
+            </w:pPr>
+            <w:r>
+              <w:rPr>
+                <w:lang w:val="fr-FR"/>
+              </w:rPr>
+              <w:t>T</w:t>
+            </w:r>
+            <w:r>
+              <w:rPr>
+                <w:caps w:val="0"/>
+                <w:lang w:val="fr-FR"/>
+              </w:rPr>
+              <w:t>itre</w:t>
+            </w:r>
+            <w:r>
+              <w:rPr>
+                <w:lang w:val="fr-FR"/>
+              </w:rPr>
+              <w:t xml:space="preserve"> </w:t>
+            </w:r>
+            <w:r>
+              <w:rPr>
+                <w:caps w:val="0"/>
+                <w:lang w:val="fr-FR"/>
+              </w:rPr>
+              <w:t>de</w:t>
+            </w:r>
+            <w:r>
+              <w:rPr>
+                <w:lang w:val="fr-FR"/>
+              </w:rPr>
+              <w:t xml:space="preserve"> </w:t>
+            </w:r>
+            <w:r>
+              <w:rPr>
+                <w:caps w:val="0"/>
+                <w:lang w:val="fr-FR"/>
+              </w:rPr>
+              <w:t>poste</w:t>
+            </w:r>
+            <w:r>
+              <w:rPr>
+                <w:lang w:val="fr-FR"/>
+              </w:rPr>
+              <w:t xml:space="preserve"> : </w:t>
+            </w:r>
+            <w:r>
+              <w:rPr>
+                <w:caps w:val="0"/>
+                <w:lang w:val="fr-FR"/>
+              </w:rPr>
+              <w:t>{{TITRE_POSTE}}</w:t>
+            </w:r>
+          </w:p>
+          <w:p>
+            <w:pPr>
+              <w:pStyle w:val="Consultant"/>
+              <w:rPr>
+                <w:lang w:val="fr-FR"/>
+              </w:rPr>
+            </w:pPr>
+            <w:r>
+              <w:rPr>
+                <w:caps w:val="0"/>
+                <w:lang w:val="fr-FR"/>
+              </w:rPr>
+              <w:t>Disponibilité</w:t>
+            </w:r>
+            <w:r>
+              <w:rPr>
+                <w:caps w:val="0"/>
+                <w:lang w:val="fr-FR"/>
+              </w:rPr>
+              <w:t xml:space="preserve"> </w:t>
+            </w:r>
+            <w:r>
+              <w:rPr>
+                <w:lang w:val="fr-FR"/>
+              </w:rPr>
+              <w:t>: {{DISPONIBILITE}}</w:t>
+            </w:r>
+          </w:p>
+        </w:tc>
+        <w:tc>
+          <w:tcPr>
+            <w:tcW w:w="747" w:type="pct"/>
+            <w:vAlign w:val="center"/>
+          </w:tcPr>
+          <w:p>
+            <w:pPr>
+              <w:pStyle w:val="Consultant"/>
+              <w:rPr>
+                <w:lang w:val="fr-FR"/>
+              </w:rPr>
+            </w:pPr>
+            <w:bookmarkStart w:id="0" w:name="LOGO"/>
+            <w:bookmarkEnd w:id="0"/>
             <w:r>
               <w:rPr>
                 <w:noProof/>
                 <w:lang w:val="fr-FR"/>
               </w:rPr>
               <w:drawing>
-                <wp:inline distT="0" distB="0" distL="0" distR="0" wp14:anchorId="3A6F5444" wp14:editId="0896538D">
+                <wp:inline distT="0" distB="0" distL="0" distR="0" wp14:anchorId="15D3CD4E" wp14:editId="7977F622">
                   <wp:extent cx="857250" cy="919439"/>
                   <wp:effectExtent l="0" t="0" r="0" b="0"/>
                   <wp:docPr id="1" name="Picture 1" descr="C:\Users\rabat\Downloads\achmitech_logo.jpg"/>
@@ -89,19 +217,6 @@
                 </wp:inline>
               </w:drawing>
             </w:r>
-          </w:p>
-        </w:tc>
-        <w:tc>
-          <w:tcPr>
-            <w:tcW w:w="747" w:type="pct"/>
-            <w:vAlign w:val="center"/>
-          </w:tcPr>
-          <w:p>
-            <w:pPr>
-              <w:pStyle w:val="Consultant"/>
-            </w:pPr>
-            <w:bookmarkStart w:id="0" w:name="LOGO"/>
-            <w:bookmarkEnd w:id="0"/>
           </w:p>
         </w:tc>
       </w:tr>
@@ -283,7 +398,7 @@
               </wp:anchor>
             </w:drawing>
           </mc:Choice>
-          <mc:Fallback xmlns:oel="http://schemas.microsoft.com/office/2019/extlst" xmlns:w16du="http://schemas.microsoft.com/office/word/2023/wordml/word16du" xmlns:w16sdtfl="http://schemas.microsoft.com/office/word/2024/wordml/sdtformatlock" xmlns:a14="http://schemas.microsoft.com/office/drawing/2010/main" xmlns:a="http://schemas.openxmlformats.org/drawingml/2006/main" xmlns:w16se="http://schemas.microsoft.com/office/word/2015/wordml/symex" xmlns:w16sdtdh="http://schemas.microsoft.com/office/word/2020/wordml/sdtdatahash" xmlns:w16="http://schemas.microsoft.com/office/word/2018/wordml" xmlns:w16cid="http://schemas.microsoft.com/office/word/2016/wordml/cid" xmlns:w16cex="http://schemas.microsoft.com/office/word/2018/wordml/cex" xmlns:am3d="http://schemas.microsoft.com/office/drawing/2017/model3d" xmlns:aink="http://schemas.microsoft.com/office/drawing/2016/ink" xmlns:cx8="http://schemas.microsoft.com/office/drawing/2016/5/14/chartex" xmlns:cx7="http://schemas.microsoft.com/office/drawing/2016/5/13/chartex" xmlns:cx6="http://schemas.microsoft.com/office/drawing/2016/5/12/chartex" xmlns:cx5="http://schemas.microsoft.com/office/drawing/2016/5/11/chartex" xmlns:cx4="http://schemas.microsoft.com/office/drawing/2016/5/10/chartex" xmlns:cx3="http://schemas.microsoft.com/office/drawing/2016/5/9/chartex" xmlns:cx2="http://schemas.microsoft.com/office/drawing/2015/10/21/chartex" xmlns:cx1="http://schemas.microsoft.com/office/drawing/2015/9/8/chartex" xmlns:cx="http://schemas.microsoft.com/office/drawing/2014/chartex">
+          <mc:Fallback xmlns:a14="http://schemas.microsoft.com/office/drawing/2010/main" xmlns:a="http://schemas.openxmlformats.org/drawingml/2006/main">
             <w:pict>
               <v:group id="Zone de dessin 6" style="position:absolute;margin-left:.1pt;margin-top:4pt;width:496.15pt;height:14.85pt;z-index:-251657216" coordsize="63011,1885" o:spid="_x0000_s1026" editas="canvas" w14:anchorId="316664EE" o:gfxdata="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">
                 <v:shape id="_x0000_s1027" style="position:absolute;width:63011;height:1885;visibility:visible;mso-wrap-style:square" type="#_x0000_t75">
@@ -305,12 +420,7 @@
         </mc:AlternateContent>
       </w:r>
       <w:r>
-        <w:t>Compétences, technologies &amp; se</w:t>
-      </w:r>
-      <w:bookmarkStart w:id="1" w:name="_GoBack"/>
-      <w:bookmarkEnd w:id="1"/>
-      <w:r>
-        <w:t>cteurs d'intervention</w:t>
+        <w:t>Compétences, technologies &amp; secteurs d'intervention</w:t>
       </w:r>
       <w:r>
         <w:rPr>
@@ -319,10 +429,10 @@
         </w:rPr>
         <w:t>O</w:t>
       </w:r>
-      <w:bookmarkStart w:id="2" w:name="COMPETENCE_ROW"/>
-      <w:bookmarkStart w:id="3" w:name="COMPETENCE_DETAILS_ROW"/>
+      <w:bookmarkStart w:id="1" w:name="COMPETENCE_ROW"/>
+      <w:bookmarkStart w:id="2" w:name="COMPETENCE_DETAILS_ROW"/>
+      <w:bookmarkEnd w:id="1"/>
       <w:bookmarkEnd w:id="2"/>
-      <w:bookmarkEnd w:id="3"/>
       <w:r>
         <w:rPr>
           <w:iCs/>
@@ -380,8 +490,14 @@
           <w:p>
             <w:pPr>
               <w:pStyle w:val="titrecolonnegauche"/>
+              <w:rPr>
+                <w:lang w:val="fr-FR"/>
+              </w:rPr>
             </w:pPr>
             <w:r>
+              <w:rPr>
+                <w:lang w:val="fr-FR"/>
+              </w:rPr>
               <w:t>Logiciels</w:t>
             </w:r>
           </w:p>
@@ -397,13 +513,7 @@
             </w:tcBorders>
             <w:vAlign w:val="center"/>
           </w:tcPr>
-          <w:p>
-            <w:pPr>
-              <w:rPr>
-                <w:lang w:val="en-GB"/>
-              </w:rPr>
-            </w:pPr>
-          </w:p>
+          <w:p/>
         </w:tc>
       </w:tr>
       <w:tr>
@@ -425,8 +535,14 @@
           <w:p>
             <w:pPr>
               <w:pStyle w:val="titrecolonnegauche"/>
+              <w:rPr>
+                <w:lang w:val="fr-FR"/>
+              </w:rPr>
             </w:pPr>
             <w:r>
+              <w:rPr>
+                <w:lang w:val="fr-FR"/>
+              </w:rPr>
               <w:t>Langages</w:t>
             </w:r>
           </w:p>
@@ -464,8 +580,14 @@
           <w:p>
             <w:pPr>
               <w:pStyle w:val="titrecolonnegauche"/>
+              <w:rPr>
+                <w:lang w:val="fr-FR"/>
+              </w:rPr>
             </w:pPr>
             <w:r>
+              <w:rPr>
+                <w:lang w:val="fr-FR"/>
+              </w:rPr>
               <w:t>Technologies</w:t>
             </w:r>
           </w:p>
@@ -482,15 +604,7 @@
             <w:vAlign w:val="center"/>
           </w:tcPr>
           <w:p>
-            <w:pPr>
-              <w:rPr>
-                <w:lang w:val="en-GB"/>
-              </w:rPr>
-            </w:pPr>
             <w:r>
-              <w:rPr>
-                <w:lang w:val="en-GB"/>
-              </w:rPr>
               <w:t xml:space="preserve"> </w:t>
             </w:r>
           </w:p>
@@ -515,8 +629,14 @@
           <w:p>
             <w:pPr>
               <w:pStyle w:val="titrecolonnegauche"/>
+              <w:rPr>
+                <w:lang w:val="fr-FR"/>
+              </w:rPr>
             </w:pPr>
             <w:r>
+              <w:rPr>
+                <w:lang w:val="fr-FR"/>
+              </w:rPr>
               <w:t>Méthodes</w:t>
             </w:r>
           </w:p>
@@ -554,8 +674,14 @@
           <w:p>
             <w:pPr>
               <w:pStyle w:val="titrecolonnegauche"/>
+              <w:rPr>
+                <w:lang w:val="fr-FR"/>
+              </w:rPr>
             </w:pPr>
             <w:r>
+              <w:rPr>
+                <w:lang w:val="fr-FR"/>
+              </w:rPr>
               <w:t>Systèmes</w:t>
             </w:r>
           </w:p>
@@ -593,8 +719,14 @@
           <w:p>
             <w:pPr>
               <w:pStyle w:val="titrecolonnegauche"/>
+              <w:rPr>
+                <w:lang w:val="fr-FR"/>
+              </w:rPr>
             </w:pPr>
             <w:r>
+              <w:rPr>
+                <w:lang w:val="fr-FR"/>
+              </w:rPr>
               <w:t>Normes et protocoles</w:t>
             </w:r>
           </w:p>
@@ -610,13 +742,7 @@
             </w:tcBorders>
             <w:vAlign w:val="center"/>
           </w:tcPr>
-          <w:p>
-            <w:pPr>
-              <w:rPr>
-                <w:lang w:val="en-GB"/>
-              </w:rPr>
-            </w:pPr>
-          </w:p>
+          <w:p/>
         </w:tc>
       </w:tr>
       <w:tr>
@@ -638,8 +764,14 @@
           <w:p>
             <w:pPr>
               <w:pStyle w:val="titrecolonnegauche"/>
+              <w:rPr>
+                <w:lang w:val="fr-FR"/>
+              </w:rPr>
             </w:pPr>
             <w:r>
+              <w:rPr>
+                <w:lang w:val="fr-FR"/>
+              </w:rPr>
               <w:t>Matériels</w:t>
             </w:r>
           </w:p>
@@ -671,9 +803,6 @@
       <w:pPr>
         <w:pStyle w:val="titrelrubrique"/>
         <w:spacing w:line="360" w:lineRule="auto"/>
-        <w:rPr>
-          <w:lang w:val="en-US"/>
-        </w:rPr>
       </w:pPr>
       <w:r>
         <w:rPr>
@@ -744,7 +873,19 @@
           <w:szCs w:val="34"/>
           <w:shd w:val="clear" w:color="auto" w:fill="FFFFFF" w:themeFill="background1"/>
         </w:rPr>
-        <w:t>Formation, habilitations &amp; langues</w:t>
+        <w:t xml:space="preserve">Formation, habilitations &amp; </w:t>
+      </w:r>
+      <w:proofErr w:type="spellStart"/>
+      <w:r>
+        <w:rPr>
+          <w:rFonts w:ascii="Calibri" w:hAnsi="Calibri"/>
+          <w:bCs/>
+          <w:color w:val="008BD2"/>
+          <w:sz w:val="34"/>
+          <w:szCs w:val="34"/>
+          <w:shd w:val="clear" w:color="auto" w:fill="FFFFFF" w:themeFill="background1"/>
+        </w:rPr>
+        <w:t>langues</w:t>
       </w:r>
       <w:r>
         <w:rPr>
@@ -754,16 +895,15 @@
           <w:sz w:val="34"/>
           <w:szCs w:val="34"/>
           <w:shd w:val="clear" w:color="auto" w:fill="FFFFFF" w:themeFill="background1"/>
-          <w:lang w:val="en-US"/>
         </w:rPr>
         <w:t>O</w:t>
       </w:r>
+      <w:proofErr w:type="spellEnd"/>
       <w:r>
         <w:rPr>
           <w:noProof/>
           <w:color w:val="008BD2"/>
           <w:szCs w:val="28"/>
-          <w:lang w:val="en-US"/>
         </w:rPr>
         <w:t xml:space="preserve"> </w:t>
       </w:r>
@@ -805,8 +945,14 @@
           <w:p>
             <w:pPr>
               <w:pStyle w:val="titrecolonnegauche"/>
+              <w:rPr>
+                <w:lang w:val="fr-FR"/>
+              </w:rPr>
             </w:pPr>
             <w:r>
+              <w:rPr>
+                <w:lang w:val="fr-FR"/>
+              </w:rPr>
               <w:t>Formation</w:t>
             </w:r>
           </w:p>
@@ -856,8 +1002,14 @@
           <w:p>
             <w:pPr>
               <w:pStyle w:val="titrecolonnegauche"/>
+              <w:rPr>
+                <w:lang w:val="fr-FR"/>
+              </w:rPr>
             </w:pPr>
             <w:r>
+              <w:rPr>
+                <w:lang w:val="fr-FR"/>
+              </w:rPr>
               <w:t>Habilitations</w:t>
             </w:r>
           </w:p>
@@ -870,17 +1022,11 @@
           <w:p>
             <w:pPr>
               <w:pStyle w:val="NORMALTABLEAU"/>
-              <w:rPr>
-                <w:lang w:val="en-US"/>
-              </w:rPr>
             </w:pPr>
           </w:p>
           <w:p>
             <w:pPr>
               <w:pStyle w:val="NORMALTABLEAU"/>
-              <w:rPr>
-                <w:lang w:val="en-US"/>
-              </w:rPr>
             </w:pPr>
           </w:p>
         </w:tc>
@@ -892,26 +1038,41 @@
           <w:p>
             <w:pPr>
               <w:pStyle w:val="titrecolonnegauche"/>
+              <w:rPr>
+                <w:lang w:val="fr-FR"/>
+              </w:rPr>
             </w:pPr>
           </w:p>
           <w:p>
             <w:pPr>
               <w:pStyle w:val="titrecolonnegauche"/>
+              <w:rPr>
+                <w:lang w:val="fr-FR"/>
+              </w:rPr>
             </w:pPr>
           </w:p>
           <w:p>
             <w:pPr>
               <w:pStyle w:val="titrecolonnegauche"/>
+              <w:rPr>
+                <w:lang w:val="fr-FR"/>
+              </w:rPr>
             </w:pPr>
           </w:p>
           <w:p>
             <w:pPr>
               <w:pStyle w:val="titrecolonnegauche"/>
+              <w:rPr>
+                <w:lang w:val="fr-FR"/>
+              </w:rPr>
             </w:pPr>
           </w:p>
           <w:p>
             <w:pPr>
               <w:pStyle w:val="titrecolonnegauche"/>
+              <w:rPr>
+                <w:lang w:val="fr-FR"/>
+              </w:rPr>
             </w:pPr>
           </w:p>
         </w:tc>
@@ -929,8 +1090,14 @@
           <w:p>
             <w:pPr>
               <w:pStyle w:val="titrecolonnegauche"/>
+              <w:rPr>
+                <w:lang w:val="fr-FR"/>
+              </w:rPr>
             </w:pPr>
             <w:r>
+              <w:rPr>
+                <w:lang w:val="fr-FR"/>
+              </w:rPr>
               <w:t>Langues</w:t>
             </w:r>
           </w:p>
@@ -943,9 +1110,6 @@
           <w:p>
             <w:pPr>
               <w:pStyle w:val="NORMALTABLEAU"/>
-              <w:rPr>
-                <w:lang w:val="en-US"/>
-              </w:rPr>
             </w:pPr>
           </w:p>
         </w:tc>
@@ -957,6 +1121,9 @@
           <w:p>
             <w:pPr>
               <w:pStyle w:val="titrecolonnegauche"/>
+              <w:rPr>
+                <w:lang w:val="fr-FR"/>
+              </w:rPr>
             </w:pPr>
           </w:p>
         </w:tc>
@@ -964,31 +1131,12 @@
     </w:tbl>
     <w:p/>
     <w:p>
-      <w:pPr>
-        <w:rPr>
-          <w:lang w:val="en-US"/>
-        </w:rPr>
-      </w:pPr>
-      <w:bookmarkStart w:id="4" w:name="GRAPH"/>
-    </w:p>
-    <w:bookmarkEnd w:id="4"/>
-    <w:p>
-      <w:pPr>
-        <w:rPr>
-          <w:lang w:val="en-US"/>
-        </w:rPr>
-      </w:pPr>
-    </w:p>
-    <w:p>
-      <w:pPr>
-        <w:rPr>
-          <w:lang w:val="en-US"/>
-        </w:rPr>
-      </w:pPr>
-      <w:r>
-        <w:rPr>
-          <w:lang w:val="en-US"/>
-        </w:rPr>
+      <w:bookmarkStart w:id="3" w:name="GRAPH"/>
+    </w:p>
+    <w:bookmarkEnd w:id="3"/>
+    <w:p/>
+    <w:p>
+      <w:r>
         <w:br w:type="page"/>
       </w:r>
     </w:p>
@@ -1002,7 +1150,6 @@
           <w:color w:val="008BD2"/>
           <w:sz w:val="20"/>
           <w:shd w:val="clear" w:color="auto" w:fill="FFFFFF" w:themeFill="background1"/>
-          <w:lang w:val="en-US"/>
         </w:rPr>
       </w:pPr>
     </w:p>
@@ -1020,10 +1167,8 @@
           <w:sz w:val="34"/>
           <w:szCs w:val="34"/>
           <w:shd w:val="clear" w:color="auto" w:fill="FFFFFF" w:themeFill="background1"/>
-          <w:lang w:val="en-US"/>
-        </w:rPr>
-      </w:pPr>
-      <w:proofErr w:type="spellStart"/>
+        </w:rPr>
+      </w:pPr>
       <w:r>
         <w:rPr>
           <w:rFonts w:ascii="Calibri" w:hAnsi="Calibri"/>
@@ -1032,11 +1177,10 @@
           <w:sz w:val="34"/>
           <w:szCs w:val="34"/>
           <w:shd w:val="clear" w:color="auto" w:fill="FFFFFF" w:themeFill="background1"/>
-          <w:lang w:val="en-US"/>
-        </w:rPr>
-        <w:t>Projets</w:t>
-      </w:r>
-      <w:proofErr w:type="spellEnd"/>
+        </w:rPr>
+        <w:t xml:space="preserve">Projets, réalisations &amp; </w:t>
+      </w:r>
+      <w:proofErr w:type="spellStart"/>
       <w:r>
         <w:rPr>
           <w:rFonts w:ascii="Calibri" w:hAnsi="Calibri"/>
@@ -1045,11 +1189,21 @@
           <w:sz w:val="34"/>
           <w:szCs w:val="34"/>
           <w:shd w:val="clear" w:color="auto" w:fill="FFFFFF" w:themeFill="background1"/>
-          <w:lang w:val="en-US"/>
-        </w:rPr>
-        <w:t xml:space="preserve">, </w:t>
-      </w:r>
-      <w:proofErr w:type="spellStart"/>
+        </w:rPr>
+        <w:t>responsabilités</w:t>
+      </w:r>
+      <w:r>
+        <w:rPr>
+          <w:rFonts w:ascii="Calibri" w:hAnsi="Calibri"/>
+          <w:bCs/>
+          <w:color w:val="FFFFFF" w:themeColor="background1"/>
+          <w:sz w:val="34"/>
+          <w:szCs w:val="34"/>
+          <w:shd w:val="clear" w:color="auto" w:fill="FFFFFF" w:themeFill="background1"/>
+        </w:rPr>
+        <w:t>O</w:t>
+      </w:r>
+      <w:proofErr w:type="spellEnd"/>
       <w:r>
         <w:rPr>
           <w:rFonts w:ascii="Calibri" w:hAnsi="Calibri"/>
@@ -1058,11 +1212,9 @@
           <w:sz w:val="34"/>
           <w:szCs w:val="34"/>
           <w:shd w:val="clear" w:color="auto" w:fill="FFFFFF" w:themeFill="background1"/>
-          <w:lang w:val="en-US"/>
-        </w:rPr>
-        <w:t>réalisations</w:t>
-      </w:r>
-      <w:proofErr w:type="spellEnd"/>
+        </w:rPr>
+        <w:t xml:space="preserve">  </w:t>
+      </w:r>
       <w:r>
         <w:rPr>
           <w:rFonts w:ascii="Calibri" w:hAnsi="Calibri"/>
@@ -1071,57 +1223,6 @@
           <w:sz w:val="34"/>
           <w:szCs w:val="34"/>
           <w:shd w:val="clear" w:color="auto" w:fill="FFFFFF" w:themeFill="background1"/>
-          <w:lang w:val="en-US"/>
-        </w:rPr>
-        <w:t xml:space="preserve"> &amp; </w:t>
-      </w:r>
-      <w:proofErr w:type="spellStart"/>
-      <w:r>
-        <w:rPr>
-          <w:rFonts w:ascii="Calibri" w:hAnsi="Calibri"/>
-          <w:bCs/>
-          <w:color w:val="008BD2"/>
-          <w:sz w:val="34"/>
-          <w:szCs w:val="34"/>
-          <w:shd w:val="clear" w:color="auto" w:fill="FFFFFF" w:themeFill="background1"/>
-          <w:lang w:val="en-US"/>
-        </w:rPr>
-        <w:t>responsabilités</w:t>
-      </w:r>
-      <w:r>
-        <w:rPr>
-          <w:rFonts w:ascii="Calibri" w:hAnsi="Calibri"/>
-          <w:bCs/>
-          <w:color w:val="FFFFFF" w:themeColor="background1"/>
-          <w:sz w:val="34"/>
-          <w:szCs w:val="34"/>
-          <w:shd w:val="clear" w:color="auto" w:fill="FFFFFF" w:themeFill="background1"/>
-          <w:lang w:val="en-US"/>
-        </w:rPr>
-        <w:t>O</w:t>
-      </w:r>
-      <w:proofErr w:type="spellEnd"/>
-      <w:r>
-        <w:rPr>
-          <w:rFonts w:ascii="Calibri" w:hAnsi="Calibri"/>
-          <w:bCs/>
-          <w:color w:val="008BD2"/>
-          <w:sz w:val="34"/>
-          <w:szCs w:val="34"/>
-          <w:shd w:val="clear" w:color="auto" w:fill="FFFFFF" w:themeFill="background1"/>
-          <w:lang w:val="en-US"/>
-        </w:rPr>
-        <w:t xml:space="preserve">  </w:t>
-      </w:r>
-      <w:r>
-        <w:rPr>
-          <w:rFonts w:ascii="Calibri" w:hAnsi="Calibri"/>
-          <w:bCs/>
-          <w:color w:val="008BD2"/>
-          <w:sz w:val="34"/>
-          <w:szCs w:val="34"/>
-          <w:shd w:val="clear" w:color="auto" w:fill="FFFFFF" w:themeFill="background1"/>
-          <w:lang w:val="en-US"/>
         </w:rPr>
         <w:tab/>
       </w:r>
@@ -1134,13 +1235,12 @@
         </w:pBdr>
         <w:rPr>
           <w:i w:val="0"/>
-          <w:lang w:val="en-US"/>
         </w:rPr>
       </w:pPr>
     </w:p>
     <w:tbl>
       <w:tblPr>
-        <w:tblStyle w:val="TableGrid"/>
+        <w:tblStyle w:val="Grilledutableau"/>
         <w:tblW w:w="0" w:type="auto"/>
         <w:tblBorders>
           <w:top w:val="none" w:sz="0" w:space="0" w:color="auto"/>
@@ -1171,7 +1271,6 @@
                 <w:noProof/>
                 <w:sz w:val="28"/>
                 <w:szCs w:val="28"/>
-                <w:lang w:val="en-US"/>
               </w:rPr>
             </w:pPr>
             <w:r>
@@ -1179,8 +1278,6 @@
                 <w:i w:val="0"/>
                 <w:sz w:val="28"/>
                 <w:szCs w:val="28"/>
-                <w:highlight w:val="yellow"/>
-                <w:lang w:val="en-US"/>
               </w:rPr>
               <w:t>Client final</w:t>
             </w:r>
@@ -1189,7 +1286,6 @@
                 <w:i w:val="0"/>
                 <w:sz w:val="28"/>
                 <w:szCs w:val="28"/>
-                <w:lang w:val="en-US"/>
               </w:rPr>
               <w:t xml:space="preserve">  </w:t>
             </w:r>
@@ -1218,7 +1314,6 @@
                 <w:i w:val="0"/>
                 <w:sz w:val="22"/>
                 <w:szCs w:val="22"/>
-                <w:highlight w:val="yellow"/>
               </w:rPr>
               <w:t>Date début – Date de fin</w:t>
             </w:r>
@@ -1274,7 +1369,7 @@
     </w:p>
     <w:p>
       <w:pPr>
-        <w:pStyle w:val="ListParagraph"/>
+        <w:pStyle w:val="Paragraphedeliste"/>
         <w:numPr>
           <w:ilvl w:val="0"/>
           <w:numId w:val="39"/>
@@ -1372,72 +1467,126 @@
     <w:p>
       <w:pPr>
         <w:pStyle w:val="activity"/>
-      </w:pPr>
-      <w:r>
+        <w:rPr>
+          <w:lang w:val="fr-FR"/>
+        </w:rPr>
+      </w:pPr>
+      <w:r>
+        <w:rPr>
+          <w:lang w:val="fr-FR"/>
+        </w:rPr>
         <w:t>….</w:t>
       </w:r>
     </w:p>
     <w:p>
       <w:pPr>
         <w:pStyle w:val="activity"/>
-      </w:pPr>
-      <w:r>
+        <w:rPr>
+          <w:lang w:val="fr-FR"/>
+        </w:rPr>
+      </w:pPr>
+      <w:r>
+        <w:rPr>
+          <w:lang w:val="fr-FR"/>
+        </w:rPr>
         <w:t>…..</w:t>
       </w:r>
     </w:p>
     <w:p>
       <w:pPr>
         <w:pStyle w:val="activity"/>
-      </w:pPr>
-      <w:r>
+        <w:rPr>
+          <w:lang w:val="fr-FR"/>
+        </w:rPr>
+      </w:pPr>
+      <w:r>
+        <w:rPr>
+          <w:lang w:val="fr-FR"/>
+        </w:rPr>
         <w:t>….</w:t>
       </w:r>
     </w:p>
     <w:p>
       <w:pPr>
         <w:pStyle w:val="activity"/>
-      </w:pPr>
-      <w:r>
+        <w:rPr>
+          <w:lang w:val="fr-FR"/>
+        </w:rPr>
+      </w:pPr>
+      <w:r>
+        <w:rPr>
+          <w:lang w:val="fr-FR"/>
+        </w:rPr>
         <w:t>….</w:t>
       </w:r>
     </w:p>
     <w:p>
       <w:pPr>
         <w:pStyle w:val="activity"/>
-      </w:pPr>
-      <w:r>
+        <w:rPr>
+          <w:lang w:val="fr-FR"/>
+        </w:rPr>
+      </w:pPr>
+      <w:r>
+        <w:rPr>
+          <w:lang w:val="fr-FR"/>
+        </w:rPr>
         <w:t>…..</w:t>
       </w:r>
     </w:p>
     <w:p>
       <w:pPr>
         <w:pStyle w:val="activity"/>
-      </w:pPr>
-      <w:r>
+        <w:rPr>
+          <w:lang w:val="fr-FR"/>
+        </w:rPr>
+      </w:pPr>
+      <w:r>
+        <w:rPr>
+          <w:lang w:val="fr-FR"/>
+        </w:rPr>
         <w:t>….</w:t>
       </w:r>
     </w:p>
     <w:p>
       <w:pPr>
         <w:pStyle w:val="activity"/>
-      </w:pPr>
-      <w:r>
+        <w:rPr>
+          <w:lang w:val="fr-FR"/>
+        </w:rPr>
+      </w:pPr>
+      <w:r>
+        <w:rPr>
+          <w:lang w:val="fr-FR"/>
+        </w:rPr>
         <w:t>….</w:t>
       </w:r>
     </w:p>
     <w:p>
       <w:pPr>
         <w:pStyle w:val="activity"/>
-      </w:pPr>
-      <w:r>
+        <w:rPr>
+          <w:lang w:val="fr-FR"/>
+        </w:rPr>
+      </w:pPr>
+      <w:r>
+        <w:rPr>
+          <w:lang w:val="fr-FR"/>
+        </w:rPr>
         <w:t>…..</w:t>
       </w:r>
     </w:p>
     <w:p>
       <w:pPr>
         <w:pStyle w:val="activity"/>
-      </w:pPr>
-      <w:r>
+        <w:rPr>
+          <w:lang w:val="fr-FR"/>
+        </w:rPr>
+      </w:pPr>
+      <w:r>
+        <w:rPr>
+          <w:lang w:val="fr-FR"/>
+        </w:rPr>
         <w:t>….</w:t>
       </w:r>
     </w:p>
@@ -1448,6 +1597,9 @@
           <w:ilvl w:val="0"/>
           <w:numId w:val="0"/>
         </w:numPr>
+        <w:rPr>
+          <w:lang w:val="fr-FR"/>
+        </w:rPr>
       </w:pPr>
     </w:p>
     <w:p>
@@ -1457,23 +1609,17 @@
           <w:ilvl w:val="0"/>
           <w:numId w:val="0"/>
         </w:numPr>
-      </w:pPr>
-    </w:p>
-    <w:p>
-      <w:pPr>
-        <w:rPr>
-          <w:lang w:val="en-US"/>
-        </w:rPr>
-      </w:pPr>
-    </w:p>
+        <w:rPr>
+          <w:lang w:val="fr-FR"/>
+        </w:rPr>
+      </w:pPr>
+    </w:p>
+    <w:p/>
     <w:p>
       <w:pPr>
         <w:pStyle w:val="listTitle"/>
       </w:pPr>
       <w:r>
-        <w:rPr>
-          <w:lang w:val="en-US"/>
-        </w:rPr>
         <w:t xml:space="preserve">          </w:t>
       </w:r>
       <w:r>
@@ -1488,72 +1634,126 @@
     <w:p>
       <w:pPr>
         <w:pStyle w:val="activity"/>
-      </w:pPr>
-      <w:r>
+        <w:rPr>
+          <w:lang w:val="fr-FR"/>
+        </w:rPr>
+      </w:pPr>
+      <w:r>
+        <w:rPr>
+          <w:lang w:val="fr-FR"/>
+        </w:rPr>
         <w:t>….</w:t>
       </w:r>
     </w:p>
     <w:p>
       <w:pPr>
         <w:pStyle w:val="activity"/>
-      </w:pPr>
-      <w:r>
+        <w:rPr>
+          <w:lang w:val="fr-FR"/>
+        </w:rPr>
+      </w:pPr>
+      <w:r>
+        <w:rPr>
+          <w:lang w:val="fr-FR"/>
+        </w:rPr>
         <w:t>…..</w:t>
       </w:r>
     </w:p>
     <w:p>
       <w:pPr>
         <w:pStyle w:val="activity"/>
-      </w:pPr>
-      <w:r>
+        <w:rPr>
+          <w:lang w:val="fr-FR"/>
+        </w:rPr>
+      </w:pPr>
+      <w:r>
+        <w:rPr>
+          <w:lang w:val="fr-FR"/>
+        </w:rPr>
         <w:t>….</w:t>
       </w:r>
     </w:p>
     <w:p>
       <w:pPr>
         <w:pStyle w:val="activity"/>
-      </w:pPr>
-      <w:r>
+        <w:rPr>
+          <w:lang w:val="fr-FR"/>
+        </w:rPr>
+      </w:pPr>
+      <w:r>
+        <w:rPr>
+          <w:lang w:val="fr-FR"/>
+        </w:rPr>
         <w:t>….</w:t>
       </w:r>
     </w:p>
     <w:p>
       <w:pPr>
         <w:pStyle w:val="activity"/>
-      </w:pPr>
-      <w:r>
+        <w:rPr>
+          <w:lang w:val="fr-FR"/>
+        </w:rPr>
+      </w:pPr>
+      <w:r>
+        <w:rPr>
+          <w:lang w:val="fr-FR"/>
+        </w:rPr>
         <w:t>…..</w:t>
       </w:r>
     </w:p>
     <w:p>
       <w:pPr>
         <w:pStyle w:val="activity"/>
-      </w:pPr>
-      <w:r>
+        <w:rPr>
+          <w:lang w:val="fr-FR"/>
+        </w:rPr>
+      </w:pPr>
+      <w:r>
+        <w:rPr>
+          <w:lang w:val="fr-FR"/>
+        </w:rPr>
         <w:t>….</w:t>
       </w:r>
     </w:p>
     <w:p>
       <w:pPr>
         <w:pStyle w:val="activity"/>
-      </w:pPr>
-      <w:r>
+        <w:rPr>
+          <w:lang w:val="fr-FR"/>
+        </w:rPr>
+      </w:pPr>
+      <w:r>
+        <w:rPr>
+          <w:lang w:val="fr-FR"/>
+        </w:rPr>
         <w:t>….</w:t>
       </w:r>
     </w:p>
     <w:p>
       <w:pPr>
         <w:pStyle w:val="activity"/>
-      </w:pPr>
-      <w:r>
+        <w:rPr>
+          <w:lang w:val="fr-FR"/>
+        </w:rPr>
+      </w:pPr>
+      <w:r>
+        <w:rPr>
+          <w:lang w:val="fr-FR"/>
+        </w:rPr>
         <w:t>…..</w:t>
       </w:r>
     </w:p>
     <w:p>
       <w:pPr>
         <w:pStyle w:val="activity"/>
-      </w:pPr>
-      <w:r>
+        <w:rPr>
+          <w:lang w:val="fr-FR"/>
+        </w:rPr>
+      </w:pPr>
+      <w:r>
+        <w:rPr>
+          <w:lang w:val="fr-FR"/>
+        </w:rPr>
         <w:t>….</w:t>
       </w:r>
     </w:p>
@@ -1564,18 +1764,9 @@
           <w:ilvl w:val="0"/>
           <w:numId w:val="0"/>
         </w:numPr>
-        <w:rPr>
-          <w:lang w:val="en-US"/>
-        </w:rPr>
-      </w:pPr>
-    </w:p>
-    <w:p>
-      <w:pPr>
-        <w:rPr>
-          <w:lang w:val="en-US"/>
-        </w:rPr>
-      </w:pPr>
-    </w:p>
+      </w:pPr>
+    </w:p>
+    <w:p/>
     <w:p/>
     <w:tbl>
       <w:tblPr>
@@ -1615,8 +1806,14 @@
           <w:p>
             <w:pPr>
               <w:pStyle w:val="titrecolonnegauche"/>
+              <w:rPr>
+                <w:lang w:val="fr-FR"/>
+              </w:rPr>
             </w:pPr>
             <w:r>
+              <w:rPr>
+                <w:lang w:val="fr-FR"/>
+              </w:rPr>
               <w:t>Environnement technique</w:t>
             </w:r>
           </w:p>
@@ -1635,12 +1832,10 @@
                 <w:color w:val="auto"/>
                 <w:sz w:val="20"/>
                 <w:szCs w:val="20"/>
-                <w:lang w:val="en-US"/>
-              </w:rPr>
-            </w:pPr>
-            <w:bookmarkStart w:id="5" w:name="TECHNO_ROW"/>
-            <w:bookmarkEnd w:id="5"/>
-            <w:proofErr w:type="spellStart"/>
+              </w:rPr>
+            </w:pPr>
+            <w:bookmarkStart w:id="4" w:name="TECHNO_ROW"/>
+            <w:bookmarkEnd w:id="4"/>
             <w:r>
               <w:rPr>
                 <w:b/>
@@ -1648,11 +1843,9 @@
                 <w:color w:val="auto"/>
                 <w:sz w:val="20"/>
                 <w:szCs w:val="20"/>
-                <w:lang w:val="en-US"/>
               </w:rPr>
               <w:t>Logiciels</w:t>
             </w:r>
-            <w:proofErr w:type="spellEnd"/>
           </w:p>
         </w:tc>
         <w:tc>
@@ -1663,9 +1856,6 @@
           <w:p>
             <w:pPr>
               <w:pStyle w:val="NORMALTABLEAU"/>
-              <w:rPr>
-                <w:lang w:val="en-US"/>
-              </w:rPr>
             </w:pPr>
           </w:p>
         </w:tc>
@@ -1684,8 +1874,14 @@
           <w:p>
             <w:pPr>
               <w:pStyle w:val="titrecolonnegauche"/>
+              <w:rPr>
+                <w:lang w:val="fr-FR"/>
+              </w:rPr>
             </w:pPr>
             <w:r>
+              <w:rPr>
+                <w:lang w:val="fr-FR"/>
+              </w:rPr>
               <w:t>Environnement technique</w:t>
             </w:r>
           </w:p>
@@ -1704,10 +1900,8 @@
                 <w:color w:val="auto"/>
                 <w:sz w:val="20"/>
                 <w:szCs w:val="20"/>
-                <w:lang w:val="en-US"/>
-              </w:rPr>
-            </w:pPr>
-            <w:proofErr w:type="spellStart"/>
+              </w:rPr>
+            </w:pPr>
             <w:r>
               <w:rPr>
                 <w:b/>
@@ -1715,11 +1909,9 @@
                 <w:color w:val="auto"/>
                 <w:sz w:val="20"/>
                 <w:szCs w:val="20"/>
-                <w:lang w:val="en-US"/>
               </w:rPr>
               <w:t>Langages</w:t>
             </w:r>
-            <w:proofErr w:type="spellEnd"/>
           </w:p>
         </w:tc>
         <w:tc>
@@ -1730,9 +1922,6 @@
           <w:p>
             <w:pPr>
               <w:pStyle w:val="NORMALTABLEAU"/>
-              <w:rPr>
-                <w:lang w:val="en-US"/>
-              </w:rPr>
             </w:pPr>
           </w:p>
         </w:tc>
@@ -1751,8 +1940,14 @@
           <w:p>
             <w:pPr>
               <w:pStyle w:val="titrecolonnegauche"/>
+              <w:rPr>
+                <w:lang w:val="fr-FR"/>
+              </w:rPr>
             </w:pPr>
             <w:r>
+              <w:rPr>
+                <w:lang w:val="fr-FR"/>
+              </w:rPr>
               <w:t>Environnement technique</w:t>
             </w:r>
           </w:p>
@@ -1771,7 +1966,6 @@
                 <w:color w:val="auto"/>
                 <w:sz w:val="20"/>
                 <w:szCs w:val="20"/>
-                <w:lang w:val="en-US"/>
               </w:rPr>
             </w:pPr>
             <w:r>
@@ -1781,7 +1975,6 @@
                 <w:color w:val="auto"/>
                 <w:sz w:val="20"/>
                 <w:szCs w:val="20"/>
-                <w:lang w:val="en-US"/>
               </w:rPr>
               <w:t>Technologies</w:t>
             </w:r>
@@ -1795,9 +1988,6 @@
           <w:p>
             <w:pPr>
               <w:pStyle w:val="NORMALTABLEAU"/>
-              <w:rPr>
-                <w:lang w:val="en-US"/>
-              </w:rPr>
             </w:pPr>
           </w:p>
         </w:tc>
@@ -1816,8 +2006,14 @@
           <w:p>
             <w:pPr>
               <w:pStyle w:val="titrecolonnegauche"/>
+              <w:rPr>
+                <w:lang w:val="fr-FR"/>
+              </w:rPr>
             </w:pPr>
             <w:r>
+              <w:rPr>
+                <w:lang w:val="fr-FR"/>
+              </w:rPr>
               <w:t>Environnement technique</w:t>
             </w:r>
           </w:p>
@@ -1836,10 +2032,8 @@
                 <w:color w:val="auto"/>
                 <w:sz w:val="20"/>
                 <w:szCs w:val="20"/>
-                <w:lang w:val="en-US"/>
-              </w:rPr>
-            </w:pPr>
-            <w:proofErr w:type="spellStart"/>
+              </w:rPr>
+            </w:pPr>
             <w:r>
               <w:rPr>
                 <w:b/>
@@ -1847,11 +2041,9 @@
                 <w:color w:val="auto"/>
                 <w:sz w:val="20"/>
                 <w:szCs w:val="20"/>
-                <w:lang w:val="en-US"/>
               </w:rPr>
               <w:t>Méthodes</w:t>
             </w:r>
-            <w:proofErr w:type="spellEnd"/>
           </w:p>
         </w:tc>
         <w:tc>
@@ -1862,9 +2054,6 @@
           <w:p>
             <w:pPr>
               <w:pStyle w:val="NORMALTABLEAU"/>
-              <w:rPr>
-                <w:lang w:val="en-US"/>
-              </w:rPr>
             </w:pPr>
           </w:p>
         </w:tc>
@@ -1883,8 +2072,14 @@
           <w:p>
             <w:pPr>
               <w:pStyle w:val="titrecolonnegauche"/>
+              <w:rPr>
+                <w:lang w:val="fr-FR"/>
+              </w:rPr>
             </w:pPr>
             <w:r>
+              <w:rPr>
+                <w:lang w:val="fr-FR"/>
+              </w:rPr>
               <w:t>Environnement technique</w:t>
             </w:r>
           </w:p>
@@ -1903,10 +2098,8 @@
                 <w:color w:val="auto"/>
                 <w:sz w:val="20"/>
                 <w:szCs w:val="20"/>
-                <w:lang w:val="en-US"/>
-              </w:rPr>
-            </w:pPr>
-            <w:proofErr w:type="spellStart"/>
+              </w:rPr>
+            </w:pPr>
             <w:r>
               <w:rPr>
                 <w:b/>
@@ -1914,11 +2107,9 @@
                 <w:color w:val="auto"/>
                 <w:sz w:val="20"/>
                 <w:szCs w:val="20"/>
-                <w:lang w:val="en-US"/>
               </w:rPr>
               <w:t>Systèmes</w:t>
             </w:r>
-            <w:proofErr w:type="spellEnd"/>
           </w:p>
         </w:tc>
         <w:tc>
@@ -1929,9 +2120,6 @@
           <w:p>
             <w:pPr>
               <w:pStyle w:val="NORMALTABLEAU"/>
-              <w:rPr>
-                <w:lang w:val="en-US"/>
-              </w:rPr>
             </w:pPr>
           </w:p>
         </w:tc>
@@ -1950,8 +2138,14 @@
           <w:p>
             <w:pPr>
               <w:pStyle w:val="titrecolonnegauche"/>
+              <w:rPr>
+                <w:lang w:val="fr-FR"/>
+              </w:rPr>
             </w:pPr>
             <w:r>
+              <w:rPr>
+                <w:lang w:val="fr-FR"/>
+              </w:rPr>
               <w:t>Environnement technique</w:t>
             </w:r>
           </w:p>
@@ -1970,10 +2164,8 @@
                 <w:color w:val="auto"/>
                 <w:sz w:val="20"/>
                 <w:szCs w:val="20"/>
-                <w:lang w:val="en-US"/>
-              </w:rPr>
-            </w:pPr>
-            <w:proofErr w:type="spellStart"/>
+              </w:rPr>
+            </w:pPr>
             <w:r>
               <w:rPr>
                 <w:b/>
@@ -1981,23 +2173,65 @@
                 <w:color w:val="auto"/>
                 <w:sz w:val="20"/>
                 <w:szCs w:val="20"/>
-                <w:lang w:val="en-US"/>
-              </w:rPr>
-              <w:t>Normes</w:t>
+              </w:rPr>
+              <w:t>Normes et protocoles</w:t>
             </w:r>
-            <w:proofErr w:type="spellEnd"/>
+          </w:p>
+        </w:tc>
+        <w:tc>
+          <w:tcPr>
+            <w:tcW w:w="5870" w:type="dxa"/>
+            <w:vAlign w:val="center"/>
+          </w:tcPr>
+          <w:p>
+            <w:pPr>
+              <w:pStyle w:val="NORMALTABLEAU"/>
+            </w:pPr>
+          </w:p>
+        </w:tc>
+      </w:tr>
+      <w:tr>
+        <w:trPr>
+          <w:cantSplit/>
+        </w:trPr>
+        <w:tc>
+          <w:tcPr>
+            <w:tcW w:w="2086" w:type="dxa"/>
+            <w:vMerge/>
+            <w:shd w:val="clear" w:color="auto" w:fill="DBDEDF"/>
+            <w:vAlign w:val="center"/>
+          </w:tcPr>
+          <w:p>
+            <w:pPr>
+              <w:pStyle w:val="titrecolonnegauche"/>
+              <w:rPr>
+                <w:lang w:val="fr-FR"/>
+              </w:rPr>
+            </w:pPr>
             <w:r>
+              <w:rPr>
+                <w:lang w:val="fr-FR"/>
+              </w:rPr>
+              <w:t>Environnement technique</w:t>
+            </w:r>
+          </w:p>
+        </w:tc>
+        <w:tc>
+          <w:tcPr>
+            <w:tcW w:w="2109" w:type="dxa"/>
+            <w:vAlign w:val="center"/>
+          </w:tcPr>
+          <w:p>
+            <w:pPr>
+              <w:pStyle w:val="Colonne2"/>
               <w:rPr>
                 <w:b/>
                 <w:i w:val="0"/>
                 <w:color w:val="auto"/>
                 <w:sz w:val="20"/>
                 <w:szCs w:val="20"/>
-                <w:lang w:val="en-US"/>
-              </w:rPr>
-              <w:t xml:space="preserve"> et </w:t>
-            </w:r>
-            <w:proofErr w:type="spellStart"/>
+              </w:rPr>
+            </w:pPr>
             <w:r>
               <w:rPr>
                 <w:b/>
@@ -2005,78 +2239,9 @@
                 <w:color w:val="auto"/>
                 <w:sz w:val="20"/>
                 <w:szCs w:val="20"/>
-                <w:lang w:val="en-US"/>
-              </w:rPr>
-              <w:t>protocoles</w:t>
-            </w:r>
-            <w:proofErr w:type="spellEnd"/>
-          </w:p>
-        </w:tc>
-        <w:tc>
-          <w:tcPr>
-            <w:tcW w:w="5870" w:type="dxa"/>
-            <w:vAlign w:val="center"/>
-          </w:tcPr>
-          <w:p>
-            <w:pPr>
-              <w:pStyle w:val="NORMALTABLEAU"/>
-              <w:rPr>
-                <w:lang w:val="en-US"/>
-              </w:rPr>
-            </w:pPr>
-          </w:p>
-        </w:tc>
-      </w:tr>
-      <w:tr>
-        <w:trPr>
-          <w:cantSplit/>
-        </w:trPr>
-        <w:tc>
-          <w:tcPr>
-            <w:tcW w:w="2086" w:type="dxa"/>
-            <w:vMerge/>
-            <w:shd w:val="clear" w:color="auto" w:fill="DBDEDF"/>
-            <w:vAlign w:val="center"/>
-          </w:tcPr>
-          <w:p>
-            <w:pPr>
-              <w:pStyle w:val="titrecolonnegauche"/>
-            </w:pPr>
-            <w:r>
-              <w:t>Environnement technique</w:t>
-            </w:r>
-          </w:p>
-        </w:tc>
-        <w:tc>
-          <w:tcPr>
-            <w:tcW w:w="2109" w:type="dxa"/>
-            <w:vAlign w:val="center"/>
-          </w:tcPr>
-          <w:p>
-            <w:pPr>
-              <w:pStyle w:val="Colonne2"/>
-              <w:rPr>
-                <w:b/>
-                <w:i w:val="0"/>
-                <w:color w:val="auto"/>
-                <w:sz w:val="20"/>
-                <w:szCs w:val="20"/>
-                <w:lang w:val="en-US"/>
-              </w:rPr>
-            </w:pPr>
-            <w:proofErr w:type="spellStart"/>
-            <w:r>
-              <w:rPr>
-                <w:b/>
-                <w:i w:val="0"/>
-                <w:color w:val="auto"/>
-                <w:sz w:val="20"/>
-                <w:szCs w:val="20"/>
-                <w:lang w:val="en-US"/>
               </w:rPr>
               <w:t>Matériels</w:t>
             </w:r>
-            <w:proofErr w:type="spellEnd"/>
           </w:p>
         </w:tc>
         <w:tc>
@@ -2087,9 +2252,6 @@
           <w:p>
             <w:pPr>
               <w:pStyle w:val="NORMALTABLEAU"/>
-              <w:rPr>
-                <w:lang w:val="en-US"/>
-              </w:rPr>
             </w:pPr>
           </w:p>
         </w:tc>
@@ -2103,7 +2265,6 @@
         </w:pBdr>
         <w:rPr>
           <w:i w:val="0"/>
-          <w:lang w:val="en-US"/>
         </w:rPr>
       </w:pPr>
     </w:p>
@@ -2115,13 +2276,12 @@
         </w:pBdr>
         <w:rPr>
           <w:i w:val="0"/>
-          <w:lang w:val="en-US"/>
         </w:rPr>
       </w:pPr>
     </w:p>
     <w:tbl>
       <w:tblPr>
-        <w:tblStyle w:val="TableGrid"/>
+        <w:tblStyle w:val="Grilledutableau"/>
         <w:tblW w:w="0" w:type="auto"/>
         <w:tblBorders>
           <w:top w:val="none" w:sz="0" w:space="0" w:color="auto"/>
@@ -2152,7 +2312,6 @@
                 <w:noProof/>
                 <w:sz w:val="28"/>
                 <w:szCs w:val="28"/>
-                <w:lang w:val="en-US"/>
               </w:rPr>
             </w:pPr>
             <w:r>
@@ -2160,19 +2319,8 @@
                 <w:i w:val="0"/>
                 <w:sz w:val="28"/>
                 <w:szCs w:val="28"/>
-                <w:highlight w:val="yellow"/>
-                <w:lang w:val="en-US"/>
-              </w:rPr>
-              <w:t>Client final</w:t>
-            </w:r>
-            <w:r>
-              <w:rPr>
-                <w:i w:val="0"/>
-                <w:sz w:val="28"/>
-                <w:szCs w:val="28"/>
-                <w:lang w:val="en-US"/>
-              </w:rPr>
-              <w:t xml:space="preserve">  </w:t>
+              </w:rPr>
+              <w:t xml:space="preserve">Client final  </w:t>
             </w:r>
           </w:p>
         </w:tc>
@@ -2191,7 +2339,6 @@
                 <w:i w:val="0"/>
                 <w:sz w:val="22"/>
                 <w:szCs w:val="22"/>
-                <w:highlight w:val="yellow"/>
               </w:rPr>
             </w:pPr>
             <w:r>
@@ -2199,7 +2346,6 @@
                 <w:i w:val="0"/>
                 <w:sz w:val="22"/>
                 <w:szCs w:val="22"/>
-                <w:highlight w:val="yellow"/>
               </w:rPr>
               <w:t>Date début – Date de fin</w:t>
             </w:r>
@@ -2246,7 +2392,7 @@
     </w:p>
     <w:p>
       <w:pPr>
-        <w:pStyle w:val="ListParagraph"/>
+        <w:pStyle w:val="Paragraphedeliste"/>
         <w:numPr>
           <w:ilvl w:val="0"/>
           <w:numId w:val="39"/>
@@ -2263,10 +2409,7 @@
         <w:t>Sujet du projet :</w:t>
       </w:r>
       <w:r>
-        <w:t xml:space="preserve"> </w:t>
-      </w:r>
-      <w:r>
-        <w:t xml:space="preserve"> </w:t>
+        <w:t xml:space="preserve">  </w:t>
       </w:r>
     </w:p>
     <w:p>
@@ -2344,72 +2487,126 @@
     <w:p>
       <w:pPr>
         <w:pStyle w:val="activity"/>
-      </w:pPr>
-      <w:r>
+        <w:rPr>
+          <w:lang w:val="fr-FR"/>
+        </w:rPr>
+      </w:pPr>
+      <w:r>
+        <w:rPr>
+          <w:lang w:val="fr-FR"/>
+        </w:rPr>
         <w:t>….</w:t>
       </w:r>
     </w:p>
     <w:p>
       <w:pPr>
         <w:pStyle w:val="activity"/>
-      </w:pPr>
-      <w:r>
+        <w:rPr>
+          <w:lang w:val="fr-FR"/>
+        </w:rPr>
+      </w:pPr>
+      <w:r>
+        <w:rPr>
+          <w:lang w:val="fr-FR"/>
+        </w:rPr>
         <w:t>…..</w:t>
       </w:r>
     </w:p>
     <w:p>
       <w:pPr>
         <w:pStyle w:val="activity"/>
-      </w:pPr>
-      <w:r>
+        <w:rPr>
+          <w:lang w:val="fr-FR"/>
+        </w:rPr>
+      </w:pPr>
+      <w:r>
+        <w:rPr>
+          <w:lang w:val="fr-FR"/>
+        </w:rPr>
         <w:t>….</w:t>
       </w:r>
     </w:p>
     <w:p>
       <w:pPr>
         <w:pStyle w:val="activity"/>
-      </w:pPr>
-      <w:r>
+        <w:rPr>
+          <w:lang w:val="fr-FR"/>
+        </w:rPr>
+      </w:pPr>
+      <w:r>
+        <w:rPr>
+          <w:lang w:val="fr-FR"/>
+        </w:rPr>
         <w:t>….</w:t>
       </w:r>
     </w:p>
     <w:p>
       <w:pPr>
         <w:pStyle w:val="activity"/>
-      </w:pPr>
-      <w:r>
+        <w:rPr>
+          <w:lang w:val="fr-FR"/>
+        </w:rPr>
+      </w:pPr>
+      <w:r>
+        <w:rPr>
+          <w:lang w:val="fr-FR"/>
+        </w:rPr>
         <w:t>…..</w:t>
       </w:r>
     </w:p>
     <w:p>
       <w:pPr>
         <w:pStyle w:val="activity"/>
-      </w:pPr>
-      <w:r>
+        <w:rPr>
+          <w:lang w:val="fr-FR"/>
+        </w:rPr>
+      </w:pPr>
+      <w:r>
+        <w:rPr>
+          <w:lang w:val="fr-FR"/>
+        </w:rPr>
         <w:t>….</w:t>
       </w:r>
     </w:p>
     <w:p>
       <w:pPr>
         <w:pStyle w:val="activity"/>
-      </w:pPr>
-      <w:r>
+        <w:rPr>
+          <w:lang w:val="fr-FR"/>
+        </w:rPr>
+      </w:pPr>
+      <w:r>
+        <w:rPr>
+          <w:lang w:val="fr-FR"/>
+        </w:rPr>
         <w:t>….</w:t>
       </w:r>
     </w:p>
     <w:p>
       <w:pPr>
         <w:pStyle w:val="activity"/>
-      </w:pPr>
-      <w:r>
+        <w:rPr>
+          <w:lang w:val="fr-FR"/>
+        </w:rPr>
+      </w:pPr>
+      <w:r>
+        <w:rPr>
+          <w:lang w:val="fr-FR"/>
+        </w:rPr>
         <w:t>…..</w:t>
       </w:r>
     </w:p>
     <w:p>
       <w:pPr>
         <w:pStyle w:val="activity"/>
-      </w:pPr>
-      <w:r>
+        <w:rPr>
+          <w:lang w:val="fr-FR"/>
+        </w:rPr>
+      </w:pPr>
+      <w:r>
+        <w:rPr>
+          <w:lang w:val="fr-FR"/>
+        </w:rPr>
         <w:t>….</w:t>
       </w:r>
     </w:p>
@@ -2420,6 +2617,9 @@
           <w:ilvl w:val="0"/>
           <w:numId w:val="0"/>
         </w:numPr>
+        <w:rPr>
+          <w:lang w:val="fr-FR"/>
+        </w:rPr>
       </w:pPr>
     </w:p>
     <w:p>
@@ -2429,98 +2629,143 @@
           <w:ilvl w:val="0"/>
           <w:numId w:val="0"/>
         </w:numPr>
-      </w:pPr>
-    </w:p>
-    <w:p>
-      <w:pPr>
-        <w:rPr>
-          <w:lang w:val="en-US"/>
-        </w:rPr>
-      </w:pPr>
-    </w:p>
+        <w:rPr>
+          <w:lang w:val="fr-FR"/>
+        </w:rPr>
+      </w:pPr>
+    </w:p>
+    <w:p/>
     <w:p>
       <w:pPr>
         <w:pStyle w:val="listTitle"/>
       </w:pPr>
       <w:r>
-        <w:rPr>
-          <w:lang w:val="en-US"/>
-        </w:rPr>
-        <w:t xml:space="preserve">          </w:t>
-      </w:r>
-      <w:r>
-        <w:t>Résultats obtenus</w:t>
+        <w:t xml:space="preserve">          Résultats obtenus</w:t>
       </w:r>
     </w:p>
     <w:p>
       <w:pPr>
         <w:pStyle w:val="activity"/>
-      </w:pPr>
-      <w:r>
+        <w:rPr>
+          <w:lang w:val="fr-FR"/>
+        </w:rPr>
+      </w:pPr>
+      <w:r>
+        <w:rPr>
+          <w:lang w:val="fr-FR"/>
+        </w:rPr>
         <w:t>….</w:t>
       </w:r>
     </w:p>
     <w:p>
       <w:pPr>
         <w:pStyle w:val="activity"/>
-      </w:pPr>
-      <w:r>
+        <w:rPr>
+          <w:lang w:val="fr-FR"/>
+        </w:rPr>
+      </w:pPr>
+      <w:r>
+        <w:rPr>
+          <w:lang w:val="fr-FR"/>
+        </w:rPr>
         <w:t>…..</w:t>
       </w:r>
     </w:p>
     <w:p>
       <w:pPr>
         <w:pStyle w:val="activity"/>
-      </w:pPr>
-      <w:r>
+        <w:rPr>
+          <w:lang w:val="fr-FR"/>
+        </w:rPr>
+      </w:pPr>
+      <w:r>
+        <w:rPr>
+          <w:lang w:val="fr-FR"/>
+        </w:rPr>
         <w:t>….</w:t>
       </w:r>
     </w:p>
     <w:p>
       <w:pPr>
         <w:pStyle w:val="activity"/>
-      </w:pPr>
-      <w:r>
+        <w:rPr>
+          <w:lang w:val="fr-FR"/>
+        </w:rPr>
+      </w:pPr>
+      <w:r>
+        <w:rPr>
+          <w:lang w:val="fr-FR"/>
+        </w:rPr>
         <w:t>….</w:t>
       </w:r>
     </w:p>
     <w:p>
       <w:pPr>
         <w:pStyle w:val="activity"/>
-      </w:pPr>
-      <w:r>
+        <w:rPr>
+          <w:lang w:val="fr-FR"/>
+        </w:rPr>
+      </w:pPr>
+      <w:r>
+        <w:rPr>
+          <w:lang w:val="fr-FR"/>
+        </w:rPr>
         <w:t>…..</w:t>
       </w:r>
     </w:p>
     <w:p>
       <w:pPr>
         <w:pStyle w:val="activity"/>
-      </w:pPr>
-      <w:r>
+        <w:rPr>
+          <w:lang w:val="fr-FR"/>
+        </w:rPr>
+      </w:pPr>
+      <w:r>
+        <w:rPr>
+          <w:lang w:val="fr-FR"/>
+        </w:rPr>
         <w:t>….</w:t>
       </w:r>
     </w:p>
     <w:p>
       <w:pPr>
         <w:pStyle w:val="activity"/>
-      </w:pPr>
-      <w:r>
+        <w:rPr>
+          <w:lang w:val="fr-FR"/>
+        </w:rPr>
+      </w:pPr>
+      <w:r>
+        <w:rPr>
+          <w:lang w:val="fr-FR"/>
+        </w:rPr>
         <w:t>….</w:t>
       </w:r>
     </w:p>
     <w:p>
       <w:pPr>
         <w:pStyle w:val="activity"/>
-      </w:pPr>
-      <w:r>
+        <w:rPr>
+          <w:lang w:val="fr-FR"/>
+        </w:rPr>
+      </w:pPr>
+      <w:r>
+        <w:rPr>
+          <w:lang w:val="fr-FR"/>
+        </w:rPr>
         <w:t>…..</w:t>
       </w:r>
     </w:p>
     <w:p>
       <w:pPr>
         <w:pStyle w:val="activity"/>
-      </w:pPr>
-      <w:r>
+        <w:rPr>
+          <w:lang w:val="fr-FR"/>
+        </w:rPr>
+      </w:pPr>
+      <w:r>
+        <w:rPr>
+          <w:lang w:val="fr-FR"/>
+        </w:rPr>
         <w:t>….</w:t>
       </w:r>
     </w:p>
@@ -2531,18 +2776,9 @@
           <w:ilvl w:val="0"/>
           <w:numId w:val="0"/>
         </w:numPr>
-        <w:rPr>
-          <w:lang w:val="en-US"/>
-        </w:rPr>
-      </w:pPr>
-    </w:p>
-    <w:p>
-      <w:pPr>
-        <w:rPr>
-          <w:lang w:val="en-US"/>
-        </w:rPr>
-      </w:pPr>
-    </w:p>
+      </w:pPr>
+    </w:p>
+    <w:p/>
     <w:p/>
     <w:tbl>
       <w:tblPr>
@@ -2582,8 +2818,14 @@
           <w:p>
             <w:pPr>
               <w:pStyle w:val="titrecolonnegauche"/>
+              <w:rPr>
+                <w:lang w:val="fr-FR"/>
+              </w:rPr>
             </w:pPr>
             <w:r>
+              <w:rPr>
+                <w:lang w:val="fr-FR"/>
+              </w:rPr>
               <w:t>Environnement technique</w:t>
             </w:r>
           </w:p>
@@ -2602,10 +2844,8 @@
                 <w:color w:val="auto"/>
                 <w:sz w:val="20"/>
                 <w:szCs w:val="20"/>
-                <w:lang w:val="en-US"/>
-              </w:rPr>
-            </w:pPr>
-            <w:proofErr w:type="spellStart"/>
+              </w:rPr>
+            </w:pPr>
             <w:r>
               <w:rPr>
                 <w:b/>
@@ -2613,11 +2853,9 @@
                 <w:color w:val="auto"/>
                 <w:sz w:val="20"/>
                 <w:szCs w:val="20"/>
-                <w:lang w:val="en-US"/>
               </w:rPr>
               <w:t>Logiciels</w:t>
             </w:r>
-            <w:proofErr w:type="spellEnd"/>
           </w:p>
         </w:tc>
         <w:tc>
@@ -2628,9 +2866,6 @@
           <w:p>
             <w:pPr>
               <w:pStyle w:val="NORMALTABLEAU"/>
-              <w:rPr>
-                <w:lang w:val="en-US"/>
-              </w:rPr>
             </w:pPr>
           </w:p>
         </w:tc>
@@ -2649,8 +2884,14 @@
           <w:p>
             <w:pPr>
               <w:pStyle w:val="titrecolonnegauche"/>
+              <w:rPr>
+                <w:lang w:val="fr-FR"/>
+              </w:rPr>
             </w:pPr>
             <w:r>
+              <w:rPr>
+                <w:lang w:val="fr-FR"/>
+              </w:rPr>
               <w:t>Environnement technique</w:t>
             </w:r>
           </w:p>
@@ -2669,10 +2910,8 @@
                 <w:color w:val="auto"/>
                 <w:sz w:val="20"/>
                 <w:szCs w:val="20"/>
-                <w:lang w:val="en-US"/>
-              </w:rPr>
-            </w:pPr>
-            <w:proofErr w:type="spellStart"/>
+              </w:rPr>
+            </w:pPr>
             <w:r>
               <w:rPr>
                 <w:b/>
@@ -2680,11 +2919,9 @@
                 <w:color w:val="auto"/>
                 <w:sz w:val="20"/>
                 <w:szCs w:val="20"/>
-                <w:lang w:val="en-US"/>
               </w:rPr>
               <w:t>Langages</w:t>
             </w:r>
-            <w:proofErr w:type="spellEnd"/>
           </w:p>
         </w:tc>
         <w:tc>
@@ -2695,9 +2932,6 @@
           <w:p>
             <w:pPr>
               <w:pStyle w:val="NORMALTABLEAU"/>
-              <w:rPr>
-                <w:lang w:val="en-US"/>
-              </w:rPr>
             </w:pPr>
           </w:p>
         </w:tc>
@@ -2716,8 +2950,14 @@
           <w:p>
             <w:pPr>
               <w:pStyle w:val="titrecolonnegauche"/>
+              <w:rPr>
+                <w:lang w:val="fr-FR"/>
+              </w:rPr>
             </w:pPr>
             <w:r>
+              <w:rPr>
+                <w:lang w:val="fr-FR"/>
+              </w:rPr>
               <w:t>Environnement technique</w:t>
             </w:r>
           </w:p>
@@ -2736,7 +2976,6 @@
                 <w:color w:val="auto"/>
                 <w:sz w:val="20"/>
                 <w:szCs w:val="20"/>
-                <w:lang w:val="en-US"/>
               </w:rPr>
             </w:pPr>
             <w:r>
@@ -2746,7 +2985,6 @@
                 <w:color w:val="auto"/>
                 <w:sz w:val="20"/>
                 <w:szCs w:val="20"/>
-                <w:lang w:val="en-US"/>
               </w:rPr>
               <w:t>Technologies</w:t>
             </w:r>
@@ -2760,9 +2998,6 @@
           <w:p>
             <w:pPr>
               <w:pStyle w:val="NORMALTABLEAU"/>
-              <w:rPr>
-                <w:lang w:val="en-US"/>
-              </w:rPr>
             </w:pPr>
           </w:p>
         </w:tc>
@@ -2781,8 +3016,14 @@
           <w:p>
             <w:pPr>
               <w:pStyle w:val="titrecolonnegauche"/>
+              <w:rPr>
+                <w:lang w:val="fr-FR"/>
+              </w:rPr>
             </w:pPr>
             <w:r>
+              <w:rPr>
+                <w:lang w:val="fr-FR"/>
+              </w:rPr>
               <w:t>Environnement technique</w:t>
             </w:r>
           </w:p>
@@ -2801,10 +3042,8 @@
                 <w:color w:val="auto"/>
                 <w:sz w:val="20"/>
                 <w:szCs w:val="20"/>
-                <w:lang w:val="en-US"/>
-              </w:rPr>
-            </w:pPr>
-            <w:proofErr w:type="spellStart"/>
+              </w:rPr>
+            </w:pPr>
             <w:r>
               <w:rPr>
                 <w:b/>
@@ -2812,11 +3051,9 @@
                 <w:color w:val="auto"/>
                 <w:sz w:val="20"/>
                 <w:szCs w:val="20"/>
-                <w:lang w:val="en-US"/>
               </w:rPr>
               <w:t>Méthodes</w:t>
             </w:r>
-            <w:proofErr w:type="spellEnd"/>
           </w:p>
         </w:tc>
         <w:tc>
@@ -2827,9 +3064,6 @@
           <w:p>
             <w:pPr>
               <w:pStyle w:val="NORMALTABLEAU"/>
-              <w:rPr>
-                <w:lang w:val="en-US"/>
-              </w:rPr>
             </w:pPr>
           </w:p>
         </w:tc>
@@ -2848,8 +3082,14 @@
           <w:p>
             <w:pPr>
               <w:pStyle w:val="titrecolonnegauche"/>
+              <w:rPr>
+                <w:lang w:val="fr-FR"/>
+              </w:rPr>
             </w:pPr>
             <w:r>
+              <w:rPr>
+                <w:lang w:val="fr-FR"/>
+              </w:rPr>
               <w:t>Environnement technique</w:t>
             </w:r>
           </w:p>
@@ -2868,10 +3108,8 @@
                 <w:color w:val="auto"/>
                 <w:sz w:val="20"/>
                 <w:szCs w:val="20"/>
-                <w:lang w:val="en-US"/>
-              </w:rPr>
-            </w:pPr>
-            <w:proofErr w:type="spellStart"/>
+              </w:rPr>
+            </w:pPr>
             <w:r>
               <w:rPr>
                 <w:b/>
@@ -2879,11 +3117,9 @@
                 <w:color w:val="auto"/>
                 <w:sz w:val="20"/>
                 <w:szCs w:val="20"/>
-                <w:lang w:val="en-US"/>
               </w:rPr>
               <w:t>Systèmes</w:t>
             </w:r>
-            <w:proofErr w:type="spellEnd"/>
           </w:p>
         </w:tc>
         <w:tc>
@@ -2894,9 +3130,6 @@
           <w:p>
             <w:pPr>
               <w:pStyle w:val="NORMALTABLEAU"/>
-              <w:rPr>
-                <w:lang w:val="en-US"/>
-              </w:rPr>
             </w:pPr>
           </w:p>
         </w:tc>
@@ -2915,8 +3148,14 @@
           <w:p>
             <w:pPr>
               <w:pStyle w:val="titrecolonnegauche"/>
+              <w:rPr>
+                <w:lang w:val="fr-FR"/>
+              </w:rPr>
             </w:pPr>
             <w:r>
+              <w:rPr>
+                <w:lang w:val="fr-FR"/>
+              </w:rPr>
               <w:t>Environnement technique</w:t>
             </w:r>
           </w:p>
@@ -2935,10 +3174,8 @@
                 <w:color w:val="auto"/>
                 <w:sz w:val="20"/>
                 <w:szCs w:val="20"/>
-                <w:lang w:val="en-US"/>
-              </w:rPr>
-            </w:pPr>
-            <w:proofErr w:type="spellStart"/>
+              </w:rPr>
+            </w:pPr>
             <w:r>
               <w:rPr>
                 <w:b/>
@@ -2946,23 +3183,65 @@
                 <w:color w:val="auto"/>
                 <w:sz w:val="20"/>
                 <w:szCs w:val="20"/>
-                <w:lang w:val="en-US"/>
-              </w:rPr>
-              <w:t>Normes</w:t>
+              </w:rPr>
+              <w:t>Normes et protocoles</w:t>
             </w:r>
-            <w:proofErr w:type="spellEnd"/>
+          </w:p>
+        </w:tc>
+        <w:tc>
+          <w:tcPr>
+            <w:tcW w:w="5870" w:type="dxa"/>
+            <w:vAlign w:val="center"/>
+          </w:tcPr>
+          <w:p>
+            <w:pPr>
+              <w:pStyle w:val="NORMALTABLEAU"/>
+            </w:pPr>
+          </w:p>
+        </w:tc>
+      </w:tr>
+      <w:tr>
+        <w:trPr>
+          <w:cantSplit/>
+        </w:trPr>
+        <w:tc>
+          <w:tcPr>
+            <w:tcW w:w="2086" w:type="dxa"/>
+            <w:vMerge/>
+            <w:shd w:val="clear" w:color="auto" w:fill="DBDEDF"/>
+            <w:vAlign w:val="center"/>
+          </w:tcPr>
+          <w:p>
+            <w:pPr>
+              <w:pStyle w:val="titrecolonnegauche"/>
+              <w:rPr>
+                <w:lang w:val="fr-FR"/>
+              </w:rPr>
+            </w:pPr>
             <w:r>
+              <w:rPr>
+                <w:lang w:val="fr-FR"/>
+              </w:rPr>
+              <w:t>Environnement technique</w:t>
+            </w:r>
+          </w:p>
+        </w:tc>
+        <w:tc>
+          <w:tcPr>
+            <w:tcW w:w="2109" w:type="dxa"/>
+            <w:vAlign w:val="center"/>
+          </w:tcPr>
+          <w:p>
+            <w:pPr>
+              <w:pStyle w:val="Colonne2"/>
               <w:rPr>
                 <w:b/>
                 <w:i w:val="0"/>
                 <w:color w:val="auto"/>
                 <w:sz w:val="20"/>
                 <w:szCs w:val="20"/>
-                <w:lang w:val="en-US"/>
-              </w:rPr>
-              <w:t xml:space="preserve"> et </w:t>
-            </w:r>
-            <w:proofErr w:type="spellStart"/>
+              </w:rPr>
+            </w:pPr>
             <w:r>
               <w:rPr>
                 <w:b/>
@@ -2970,78 +3249,9 @@
                 <w:color w:val="auto"/>
                 <w:sz w:val="20"/>
                 <w:szCs w:val="20"/>
-                <w:lang w:val="en-US"/>
-              </w:rPr>
-              <w:t>protocoles</w:t>
-            </w:r>
-            <w:proofErr w:type="spellEnd"/>
-          </w:p>
-        </w:tc>
-        <w:tc>
-          <w:tcPr>
-            <w:tcW w:w="5870" w:type="dxa"/>
-            <w:vAlign w:val="center"/>
-          </w:tcPr>
-          <w:p>
-            <w:pPr>
-              <w:pStyle w:val="NORMALTABLEAU"/>
-              <w:rPr>
-                <w:lang w:val="en-US"/>
-              </w:rPr>
-            </w:pPr>
-          </w:p>
-        </w:tc>
-      </w:tr>
-      <w:tr>
-        <w:trPr>
-          <w:cantSplit/>
-        </w:trPr>
-        <w:tc>
-          <w:tcPr>
-            <w:tcW w:w="2086" w:type="dxa"/>
-            <w:vMerge/>
-            <w:shd w:val="clear" w:color="auto" w:fill="DBDEDF"/>
-            <w:vAlign w:val="center"/>
-          </w:tcPr>
-          <w:p>
-            <w:pPr>
-              <w:pStyle w:val="titrecolonnegauche"/>
-            </w:pPr>
-            <w:r>
-              <w:t>Environnement technique</w:t>
-            </w:r>
-          </w:p>
-        </w:tc>
-        <w:tc>
-          <w:tcPr>
-            <w:tcW w:w="2109" w:type="dxa"/>
-            <w:vAlign w:val="center"/>
-          </w:tcPr>
-          <w:p>
-            <w:pPr>
-              <w:pStyle w:val="Colonne2"/>
-              <w:rPr>
-                <w:b/>
-                <w:i w:val="0"/>
-                <w:color w:val="auto"/>
-                <w:sz w:val="20"/>
-                <w:szCs w:val="20"/>
-                <w:lang w:val="en-US"/>
-              </w:rPr>
-            </w:pPr>
-            <w:proofErr w:type="spellStart"/>
-            <w:r>
-              <w:rPr>
-                <w:b/>
-                <w:i w:val="0"/>
-                <w:color w:val="auto"/>
-                <w:sz w:val="20"/>
-                <w:szCs w:val="20"/>
-                <w:lang w:val="en-US"/>
               </w:rPr>
               <w:t>Matériels</w:t>
             </w:r>
-            <w:proofErr w:type="spellEnd"/>
           </w:p>
         </w:tc>
         <w:tc>
@@ -3052,9 +3262,6 @@
           <w:p>
             <w:pPr>
               <w:pStyle w:val="NORMALTABLEAU"/>
-              <w:rPr>
-                <w:lang w:val="en-US"/>
-              </w:rPr>
             </w:pPr>
           </w:p>
         </w:tc>
@@ -3068,13 +3275,12 @@
         </w:pBdr>
         <w:rPr>
           <w:i w:val="0"/>
-          <w:lang w:val="en-US"/>
         </w:rPr>
       </w:pPr>
     </w:p>
     <w:tbl>
       <w:tblPr>
-        <w:tblStyle w:val="TableGrid"/>
+        <w:tblStyle w:val="Grilledutableau"/>
         <w:tblW w:w="0" w:type="auto"/>
         <w:tblBorders>
           <w:top w:val="none" w:sz="0" w:space="0" w:color="auto"/>
@@ -3105,7 +3311,6 @@
                 <w:noProof/>
                 <w:sz w:val="28"/>
                 <w:szCs w:val="28"/>
-                <w:lang w:val="en-US"/>
               </w:rPr>
             </w:pPr>
             <w:r>
@@ -3113,7 +3318,6 @@
                 <w:i w:val="0"/>
                 <w:sz w:val="28"/>
                 <w:szCs w:val="28"/>
-                <w:lang w:val="en-US"/>
               </w:rPr>
               <w:t xml:space="preserve"> </w:t>
             </w:r>
@@ -3188,7 +3392,7 @@
     </w:p>
     <w:p>
       <w:pPr>
-        <w:pStyle w:val="ListParagraph"/>
+        <w:pStyle w:val="Paragraphedeliste"/>
         <w:numPr>
           <w:ilvl w:val="0"/>
           <w:numId w:val="39"/>
@@ -3205,10 +3409,7 @@
         <w:t>Sujet du projet :</w:t>
       </w:r>
       <w:r>
-        <w:t xml:space="preserve"> </w:t>
-      </w:r>
-      <w:r>
-        <w:t xml:space="preserve"> </w:t>
+        <w:t xml:space="preserve">  </w:t>
       </w:r>
     </w:p>
     <w:p>
@@ -3299,72 +3500,126 @@
     <w:p>
       <w:pPr>
         <w:pStyle w:val="activity"/>
-      </w:pPr>
-      <w:r>
+        <w:rPr>
+          <w:lang w:val="fr-FR"/>
+        </w:rPr>
+      </w:pPr>
+      <w:r>
+        <w:rPr>
+          <w:lang w:val="fr-FR"/>
+        </w:rPr>
         <w:t>….</w:t>
       </w:r>
     </w:p>
     <w:p>
       <w:pPr>
         <w:pStyle w:val="activity"/>
-      </w:pPr>
-      <w:r>
+        <w:rPr>
+          <w:lang w:val="fr-FR"/>
+        </w:rPr>
+      </w:pPr>
+      <w:r>
+        <w:rPr>
+          <w:lang w:val="fr-FR"/>
+        </w:rPr>
         <w:t>…..</w:t>
       </w:r>
     </w:p>
     <w:p>
       <w:pPr>
         <w:pStyle w:val="activity"/>
-      </w:pPr>
-      <w:r>
+        <w:rPr>
+          <w:lang w:val="fr-FR"/>
+        </w:rPr>
+      </w:pPr>
+      <w:r>
+        <w:rPr>
+          <w:lang w:val="fr-FR"/>
+        </w:rPr>
         <w:t>….</w:t>
       </w:r>
     </w:p>
     <w:p>
       <w:pPr>
         <w:pStyle w:val="activity"/>
-      </w:pPr>
-      <w:r>
+        <w:rPr>
+          <w:lang w:val="fr-FR"/>
+        </w:rPr>
+      </w:pPr>
+      <w:r>
+        <w:rPr>
+          <w:lang w:val="fr-FR"/>
+        </w:rPr>
         <w:t>….</w:t>
       </w:r>
     </w:p>
     <w:p>
       <w:pPr>
         <w:pStyle w:val="activity"/>
-      </w:pPr>
-      <w:r>
+        <w:rPr>
+          <w:lang w:val="fr-FR"/>
+        </w:rPr>
+      </w:pPr>
+      <w:r>
+        <w:rPr>
+          <w:lang w:val="fr-FR"/>
+        </w:rPr>
         <w:t>…..</w:t>
       </w:r>
     </w:p>
     <w:p>
       <w:pPr>
         <w:pStyle w:val="activity"/>
-      </w:pPr>
-      <w:r>
+        <w:rPr>
+          <w:lang w:val="fr-FR"/>
+        </w:rPr>
+      </w:pPr>
+      <w:r>
+        <w:rPr>
+          <w:lang w:val="fr-FR"/>
+        </w:rPr>
         <w:t>….</w:t>
       </w:r>
     </w:p>
     <w:p>
       <w:pPr>
         <w:pStyle w:val="activity"/>
-      </w:pPr>
-      <w:r>
+        <w:rPr>
+          <w:lang w:val="fr-FR"/>
+        </w:rPr>
+      </w:pPr>
+      <w:r>
+        <w:rPr>
+          <w:lang w:val="fr-FR"/>
+        </w:rPr>
         <w:t>….</w:t>
       </w:r>
     </w:p>
     <w:p>
       <w:pPr>
         <w:pStyle w:val="activity"/>
-      </w:pPr>
-      <w:r>
+        <w:rPr>
+          <w:lang w:val="fr-FR"/>
+        </w:rPr>
+      </w:pPr>
+      <w:r>
+        <w:rPr>
+          <w:lang w:val="fr-FR"/>
+        </w:rPr>
         <w:t>…..</w:t>
       </w:r>
     </w:p>
     <w:p>
       <w:pPr>
         <w:pStyle w:val="activity"/>
-      </w:pPr>
-      <w:r>
+        <w:rPr>
+          <w:lang w:val="fr-FR"/>
+        </w:rPr>
+      </w:pPr>
+      <w:r>
+        <w:rPr>
+          <w:lang w:val="fr-FR"/>
+        </w:rPr>
         <w:t>….</w:t>
       </w:r>
     </w:p>
@@ -3375,6 +3630,9 @@
           <w:ilvl w:val="0"/>
           <w:numId w:val="0"/>
         </w:numPr>
+        <w:rPr>
+          <w:lang w:val="fr-FR"/>
+        </w:rPr>
       </w:pPr>
     </w:p>
     <w:p>
@@ -3384,27 +3642,18 @@
           <w:ilvl w:val="0"/>
           <w:numId w:val="0"/>
         </w:numPr>
-      </w:pPr>
-    </w:p>
-    <w:p>
-      <w:pPr>
-        <w:rPr>
-          <w:lang w:val="en-US"/>
-        </w:rPr>
-      </w:pPr>
-    </w:p>
+        <w:rPr>
+          <w:lang w:val="fr-FR"/>
+        </w:rPr>
+      </w:pPr>
+    </w:p>
+    <w:p/>
     <w:p>
       <w:pPr>
         <w:pStyle w:val="listTitle"/>
       </w:pPr>
       <w:r>
-        <w:rPr>
-          <w:lang w:val="en-US"/>
-        </w:rPr>
-        <w:t xml:space="preserve">          </w:t>
-      </w:r>
-      <w:r>
-        <w:t>Résultats obtenus</w:t>
+        <w:t xml:space="preserve">          Résultats obtenus</w:t>
       </w:r>
     </w:p>
     <w:p>
@@ -3415,72 +3664,126 @@
     <w:p>
       <w:pPr>
         <w:pStyle w:val="activity"/>
-      </w:pPr>
-      <w:r>
+        <w:rPr>
+          <w:lang w:val="fr-FR"/>
+        </w:rPr>
+      </w:pPr>
+      <w:r>
+        <w:rPr>
+          <w:lang w:val="fr-FR"/>
+        </w:rPr>
         <w:t>….</w:t>
       </w:r>
     </w:p>
     <w:p>
       <w:pPr>
         <w:pStyle w:val="activity"/>
-      </w:pPr>
-      <w:r>
+        <w:rPr>
+          <w:lang w:val="fr-FR"/>
+        </w:rPr>
+      </w:pPr>
+      <w:r>
+        <w:rPr>
+          <w:lang w:val="fr-FR"/>
+        </w:rPr>
         <w:t>…..</w:t>
       </w:r>
     </w:p>
     <w:p>
       <w:pPr>
         <w:pStyle w:val="activity"/>
-      </w:pPr>
-      <w:r>
+        <w:rPr>
+          <w:lang w:val="fr-FR"/>
+        </w:rPr>
+      </w:pPr>
+      <w:r>
+        <w:rPr>
+          <w:lang w:val="fr-FR"/>
+        </w:rPr>
         <w:t>….</w:t>
       </w:r>
     </w:p>
     <w:p>
       <w:pPr>
         <w:pStyle w:val="activity"/>
-      </w:pPr>
-      <w:r>
+        <w:rPr>
+          <w:lang w:val="fr-FR"/>
+        </w:rPr>
+      </w:pPr>
+      <w:r>
+        <w:rPr>
+          <w:lang w:val="fr-FR"/>
+        </w:rPr>
         <w:t>….</w:t>
       </w:r>
     </w:p>
     <w:p>
       <w:pPr>
         <w:pStyle w:val="activity"/>
-      </w:pPr>
-      <w:r>
+        <w:rPr>
+          <w:lang w:val="fr-FR"/>
+        </w:rPr>
+      </w:pPr>
+      <w:r>
+        <w:rPr>
+          <w:lang w:val="fr-FR"/>
+        </w:rPr>
         <w:t>…..</w:t>
       </w:r>
     </w:p>
     <w:p>
       <w:pPr>
         <w:pStyle w:val="activity"/>
-      </w:pPr>
-      <w:r>
+        <w:rPr>
+          <w:lang w:val="fr-FR"/>
+        </w:rPr>
+      </w:pPr>
+      <w:r>
+        <w:rPr>
+          <w:lang w:val="fr-FR"/>
+        </w:rPr>
         <w:t>….</w:t>
       </w:r>
     </w:p>
     <w:p>
       <w:pPr>
         <w:pStyle w:val="activity"/>
-      </w:pPr>
-      <w:r>
+        <w:rPr>
+          <w:lang w:val="fr-FR"/>
+        </w:rPr>
+      </w:pPr>
+      <w:r>
+        <w:rPr>
+          <w:lang w:val="fr-FR"/>
+        </w:rPr>
         <w:t>….</w:t>
       </w:r>
     </w:p>
     <w:p>
       <w:pPr>
         <w:pStyle w:val="activity"/>
-      </w:pPr>
-      <w:r>
+        <w:rPr>
+          <w:lang w:val="fr-FR"/>
+        </w:rPr>
+      </w:pPr>
+      <w:r>
+        <w:rPr>
+          <w:lang w:val="fr-FR"/>
+        </w:rPr>
         <w:t>…..</w:t>
       </w:r>
     </w:p>
     <w:p>
       <w:pPr>
         <w:pStyle w:val="activity"/>
-      </w:pPr>
-      <w:r>
+        <w:rPr>
+          <w:lang w:val="fr-FR"/>
+        </w:rPr>
+      </w:pPr>
+      <w:r>
+        <w:rPr>
+          <w:lang w:val="fr-FR"/>
+        </w:rPr>
         <w:t>….</w:t>
       </w:r>
     </w:p>
@@ -3491,18 +3794,9 @@
           <w:ilvl w:val="0"/>
           <w:numId w:val="0"/>
         </w:numPr>
-        <w:rPr>
-          <w:lang w:val="en-US"/>
-        </w:rPr>
-      </w:pPr>
-    </w:p>
-    <w:p>
-      <w:pPr>
-        <w:rPr>
-          <w:lang w:val="en-US"/>
-        </w:rPr>
-      </w:pPr>
-    </w:p>
+      </w:pPr>
+    </w:p>
+    <w:p/>
     <w:p/>
     <w:tbl>
       <w:tblPr>
@@ -3542,8 +3836,14 @@
           <w:p>
             <w:pPr>
               <w:pStyle w:val="titrecolonnegauche"/>
+              <w:rPr>
+                <w:lang w:val="fr-FR"/>
+              </w:rPr>
             </w:pPr>
             <w:r>
+              <w:rPr>
+                <w:lang w:val="fr-FR"/>
+              </w:rPr>
               <w:t>Environnement technique</w:t>
             </w:r>
           </w:p>
@@ -3562,10 +3862,8 @@
                 <w:color w:val="auto"/>
                 <w:sz w:val="20"/>
                 <w:szCs w:val="20"/>
-                <w:lang w:val="en-US"/>
-              </w:rPr>
-            </w:pPr>
-            <w:proofErr w:type="spellStart"/>
+              </w:rPr>
+            </w:pPr>
             <w:r>
               <w:rPr>
                 <w:b/>
@@ -3573,11 +3871,9 @@
                 <w:color w:val="auto"/>
                 <w:sz w:val="20"/>
                 <w:szCs w:val="20"/>
-                <w:lang w:val="en-US"/>
               </w:rPr>
               <w:t>Logiciels</w:t>
             </w:r>
-            <w:proofErr w:type="spellEnd"/>
           </w:p>
         </w:tc>
         <w:tc>
@@ -3588,9 +3884,6 @@
           <w:p>
             <w:pPr>
               <w:pStyle w:val="NORMALTABLEAU"/>
-              <w:rPr>
-                <w:lang w:val="en-US"/>
-              </w:rPr>
             </w:pPr>
           </w:p>
         </w:tc>
@@ -3609,8 +3902,14 @@
           <w:p>
             <w:pPr>
               <w:pStyle w:val="titrecolonnegauche"/>
+              <w:rPr>
+                <w:lang w:val="fr-FR"/>
+              </w:rPr>
             </w:pPr>
             <w:r>
+              <w:rPr>
+                <w:lang w:val="fr-FR"/>
+              </w:rPr>
               <w:t>Environnement technique</w:t>
             </w:r>
           </w:p>
@@ -3629,10 +3928,8 @@
                 <w:color w:val="auto"/>
                 <w:sz w:val="20"/>
                 <w:szCs w:val="20"/>
-                <w:lang w:val="en-US"/>
-              </w:rPr>
-            </w:pPr>
-            <w:proofErr w:type="spellStart"/>
+              </w:rPr>
+            </w:pPr>
             <w:r>
               <w:rPr>
                 <w:b/>
@@ -3640,11 +3937,9 @@
                 <w:color w:val="auto"/>
                 <w:sz w:val="20"/>
                 <w:szCs w:val="20"/>
-                <w:lang w:val="en-US"/>
               </w:rPr>
               <w:t>Langages</w:t>
             </w:r>
-            <w:proofErr w:type="spellEnd"/>
           </w:p>
         </w:tc>
         <w:tc>
@@ -3655,9 +3950,6 @@
           <w:p>
             <w:pPr>
               <w:pStyle w:val="NORMALTABLEAU"/>
-              <w:rPr>
-                <w:lang w:val="en-US"/>
-              </w:rPr>
             </w:pPr>
           </w:p>
         </w:tc>
@@ -3676,8 +3968,14 @@
           <w:p>
             <w:pPr>
               <w:pStyle w:val="titrecolonnegauche"/>
+              <w:rPr>
+                <w:lang w:val="fr-FR"/>
+              </w:rPr>
             </w:pPr>
             <w:r>
+              <w:rPr>
+                <w:lang w:val="fr-FR"/>
+              </w:rPr>
               <w:t>Environnement technique</w:t>
             </w:r>
           </w:p>
@@ -3696,7 +3994,6 @@
                 <w:color w:val="auto"/>
                 <w:sz w:val="20"/>
                 <w:szCs w:val="20"/>
-                <w:lang w:val="en-US"/>
               </w:rPr>
             </w:pPr>
             <w:r>
@@ -3706,7 +4003,6 @@
                 <w:color w:val="auto"/>
                 <w:sz w:val="20"/>
                 <w:szCs w:val="20"/>
-                <w:lang w:val="en-US"/>
               </w:rPr>
               <w:t>Technologies</w:t>
             </w:r>
@@ -3720,9 +4016,6 @@
           <w:p>
             <w:pPr>
               <w:pStyle w:val="NORMALTABLEAU"/>
-              <w:rPr>
-                <w:lang w:val="en-US"/>
-              </w:rPr>
             </w:pPr>
           </w:p>
         </w:tc>
@@ -3741,8 +4034,14 @@
           <w:p>
             <w:pPr>
               <w:pStyle w:val="titrecolonnegauche"/>
+              <w:rPr>
+                <w:lang w:val="fr-FR"/>
+              </w:rPr>
             </w:pPr>
             <w:r>
+              <w:rPr>
+                <w:lang w:val="fr-FR"/>
+              </w:rPr>
               <w:t>Environnement technique</w:t>
             </w:r>
           </w:p>
@@ -3761,10 +4060,8 @@
                 <w:color w:val="auto"/>
                 <w:sz w:val="20"/>
                 <w:szCs w:val="20"/>
-                <w:lang w:val="en-US"/>
-              </w:rPr>
-            </w:pPr>
-            <w:proofErr w:type="spellStart"/>
+              </w:rPr>
+            </w:pPr>
             <w:r>
               <w:rPr>
                 <w:b/>
@@ -3772,11 +4069,9 @@
                 <w:color w:val="auto"/>
                 <w:sz w:val="20"/>
                 <w:szCs w:val="20"/>
-                <w:lang w:val="en-US"/>
               </w:rPr>
               <w:t>Méthodes</w:t>
             </w:r>
-            <w:proofErr w:type="spellEnd"/>
           </w:p>
         </w:tc>
         <w:tc>
@@ -3787,9 +4082,6 @@
           <w:p>
             <w:pPr>
               <w:pStyle w:val="NORMALTABLEAU"/>
-              <w:rPr>
-                <w:lang w:val="en-US"/>
-              </w:rPr>
             </w:pPr>
           </w:p>
         </w:tc>
@@ -3808,8 +4100,14 @@
           <w:p>
             <w:pPr>
               <w:pStyle w:val="titrecolonnegauche"/>
+              <w:rPr>
+                <w:lang w:val="fr-FR"/>
+              </w:rPr>
             </w:pPr>
             <w:r>
+              <w:rPr>
+                <w:lang w:val="fr-FR"/>
+              </w:rPr>
               <w:t>Environnement technique</w:t>
             </w:r>
           </w:p>
@@ -3828,10 +4126,8 @@
                 <w:color w:val="auto"/>
                 <w:sz w:val="20"/>
                 <w:szCs w:val="20"/>
-                <w:lang w:val="en-US"/>
-              </w:rPr>
-            </w:pPr>
-            <w:proofErr w:type="spellStart"/>
+              </w:rPr>
+            </w:pPr>
             <w:r>
               <w:rPr>
                 <w:b/>
@@ -3839,11 +4135,9 @@
                 <w:color w:val="auto"/>
                 <w:sz w:val="20"/>
                 <w:szCs w:val="20"/>
-                <w:lang w:val="en-US"/>
               </w:rPr>
               <w:t>Systèmes</w:t>
             </w:r>
-            <w:proofErr w:type="spellEnd"/>
           </w:p>
         </w:tc>
         <w:tc>
@@ -3854,9 +4148,6 @@
           <w:p>
             <w:pPr>
               <w:pStyle w:val="NORMALTABLEAU"/>
-              <w:rPr>
-                <w:lang w:val="en-US"/>
-              </w:rPr>
             </w:pPr>
           </w:p>
         </w:tc>
@@ -3875,8 +4166,14 @@
           <w:p>
             <w:pPr>
               <w:pStyle w:val="titrecolonnegauche"/>
+              <w:rPr>
+                <w:lang w:val="fr-FR"/>
+              </w:rPr>
             </w:pPr>
             <w:r>
+              <w:rPr>
+                <w:lang w:val="fr-FR"/>
+              </w:rPr>
               <w:t>Environnement technique</w:t>
             </w:r>
           </w:p>
@@ -3895,10 +4192,8 @@
                 <w:color w:val="auto"/>
                 <w:sz w:val="20"/>
                 <w:szCs w:val="20"/>
-                <w:lang w:val="en-US"/>
-              </w:rPr>
-            </w:pPr>
-            <w:proofErr w:type="spellStart"/>
+              </w:rPr>
+            </w:pPr>
             <w:r>
               <w:rPr>
                 <w:b/>
@@ -3906,23 +4201,65 @@
                 <w:color w:val="auto"/>
                 <w:sz w:val="20"/>
                 <w:szCs w:val="20"/>
-                <w:lang w:val="en-US"/>
-              </w:rPr>
-              <w:t>Normes</w:t>
+              </w:rPr>
+              <w:t>Normes et protocoles</w:t>
             </w:r>
-            <w:proofErr w:type="spellEnd"/>
+          </w:p>
+        </w:tc>
+        <w:tc>
+          <w:tcPr>
+            <w:tcW w:w="5870" w:type="dxa"/>
+            <w:vAlign w:val="center"/>
+          </w:tcPr>
+          <w:p>
+            <w:pPr>
+              <w:pStyle w:val="NORMALTABLEAU"/>
+            </w:pPr>
+          </w:p>
+        </w:tc>
+      </w:tr>
+      <w:tr>
+        <w:trPr>
+          <w:cantSplit/>
+        </w:trPr>
+        <w:tc>
+          <w:tcPr>
+            <w:tcW w:w="2086" w:type="dxa"/>
+            <w:vMerge/>
+            <w:shd w:val="clear" w:color="auto" w:fill="DBDEDF"/>
+            <w:vAlign w:val="center"/>
+          </w:tcPr>
+          <w:p>
+            <w:pPr>
+              <w:pStyle w:val="titrecolonnegauche"/>
+              <w:rPr>
+                <w:lang w:val="fr-FR"/>
+              </w:rPr>
+            </w:pPr>
             <w:r>
+              <w:rPr>
+                <w:lang w:val="fr-FR"/>
+              </w:rPr>
+              <w:t>Environnement technique</w:t>
+            </w:r>
+          </w:p>
+        </w:tc>
+        <w:tc>
+          <w:tcPr>
+            <w:tcW w:w="2109" w:type="dxa"/>
+            <w:vAlign w:val="center"/>
+          </w:tcPr>
+          <w:p>
+            <w:pPr>
+              <w:pStyle w:val="Colonne2"/>
               <w:rPr>
                 <w:b/>
                 <w:i w:val="0"/>
                 <w:color w:val="auto"/>
                 <w:sz w:val="20"/>
                 <w:szCs w:val="20"/>
-                <w:lang w:val="en-US"/>
-              </w:rPr>
-              <w:t xml:space="preserve"> et </w:t>
-            </w:r>
-            <w:proofErr w:type="spellStart"/>
+              </w:rPr>
+            </w:pPr>
             <w:r>
               <w:rPr>
                 <w:b/>
@@ -3930,78 +4267,9 @@
                 <w:color w:val="auto"/>
                 <w:sz w:val="20"/>
                 <w:szCs w:val="20"/>
-                <w:lang w:val="en-US"/>
-              </w:rPr>
-              <w:t>protocoles</w:t>
-            </w:r>
-            <w:proofErr w:type="spellEnd"/>
-          </w:p>
-        </w:tc>
-        <w:tc>
-          <w:tcPr>
-            <w:tcW w:w="5870" w:type="dxa"/>
-            <w:vAlign w:val="center"/>
-          </w:tcPr>
-          <w:p>
-            <w:pPr>
-              <w:pStyle w:val="NORMALTABLEAU"/>
-              <w:rPr>
-                <w:lang w:val="en-US"/>
-              </w:rPr>
-            </w:pPr>
-          </w:p>
-        </w:tc>
-      </w:tr>
-      <w:tr>
-        <w:trPr>
-          <w:cantSplit/>
-        </w:trPr>
-        <w:tc>
-          <w:tcPr>
-            <w:tcW w:w="2086" w:type="dxa"/>
-            <w:vMerge/>
-            <w:shd w:val="clear" w:color="auto" w:fill="DBDEDF"/>
-            <w:vAlign w:val="center"/>
-          </w:tcPr>
-          <w:p>
-            <w:pPr>
-              <w:pStyle w:val="titrecolonnegauche"/>
-            </w:pPr>
-            <w:r>
-              <w:t>Environnement technique</w:t>
-            </w:r>
-          </w:p>
-        </w:tc>
-        <w:tc>
-          <w:tcPr>
-            <w:tcW w:w="2109" w:type="dxa"/>
-            <w:vAlign w:val="center"/>
-          </w:tcPr>
-          <w:p>
-            <w:pPr>
-              <w:pStyle w:val="Colonne2"/>
-              <w:rPr>
-                <w:b/>
-                <w:i w:val="0"/>
-                <w:color w:val="auto"/>
-                <w:sz w:val="20"/>
-                <w:szCs w:val="20"/>
-                <w:lang w:val="en-US"/>
-              </w:rPr>
-            </w:pPr>
-            <w:proofErr w:type="spellStart"/>
-            <w:r>
-              <w:rPr>
-                <w:b/>
-                <w:i w:val="0"/>
-                <w:color w:val="auto"/>
-                <w:sz w:val="20"/>
-                <w:szCs w:val="20"/>
-                <w:lang w:val="en-US"/>
               </w:rPr>
               <w:t>Matériels</w:t>
             </w:r>
-            <w:proofErr w:type="spellEnd"/>
           </w:p>
         </w:tc>
         <w:tc>
@@ -4012,9 +4280,6 @@
           <w:p>
             <w:pPr>
               <w:pStyle w:val="NORMALTABLEAU"/>
-              <w:rPr>
-                <w:lang w:val="en-US"/>
-              </w:rPr>
             </w:pPr>
           </w:p>
         </w:tc>
@@ -4028,13 +4293,12 @@
         </w:pBdr>
         <w:rPr>
           <w:i w:val="0"/>
-          <w:lang w:val="en-US"/>
         </w:rPr>
       </w:pPr>
     </w:p>
     <w:tbl>
       <w:tblPr>
-        <w:tblStyle w:val="TableGrid"/>
+        <w:tblStyle w:val="Grilledutableau"/>
         <w:tblW w:w="0" w:type="auto"/>
         <w:tblBorders>
           <w:top w:val="none" w:sz="0" w:space="0" w:color="auto"/>
@@ -4065,7 +4329,6 @@
                 <w:noProof/>
                 <w:sz w:val="28"/>
                 <w:szCs w:val="28"/>
-                <w:lang w:val="en-US"/>
               </w:rPr>
             </w:pPr>
             <w:r>
@@ -4073,7 +4336,6 @@
                 <w:i w:val="0"/>
                 <w:sz w:val="28"/>
                 <w:szCs w:val="28"/>
-                <w:lang w:val="en-US"/>
               </w:rPr>
               <w:t xml:space="preserve">  </w:t>
             </w:r>
@@ -4140,7 +4402,7 @@
     </w:p>
     <w:p>
       <w:pPr>
-        <w:pStyle w:val="ListParagraph"/>
+        <w:pStyle w:val="Paragraphedeliste"/>
         <w:numPr>
           <w:ilvl w:val="0"/>
           <w:numId w:val="39"/>
@@ -4235,16 +4497,28 @@
     <w:p>
       <w:pPr>
         <w:pStyle w:val="activity"/>
-      </w:pPr>
-      <w:r>
+        <w:rPr>
+          <w:lang w:val="fr-FR"/>
+        </w:rPr>
+      </w:pPr>
+      <w:r>
+        <w:rPr>
+          <w:lang w:val="fr-FR"/>
+        </w:rPr>
         <w:t>….</w:t>
       </w:r>
     </w:p>
     <w:p>
       <w:pPr>
         <w:pStyle w:val="activity"/>
-      </w:pPr>
-      <w:r>
+        <w:rPr>
+          <w:lang w:val="fr-FR"/>
+        </w:rPr>
+      </w:pPr>
+      <w:r>
+        <w:rPr>
+          <w:lang w:val="fr-FR"/>
+        </w:rPr>
         <w:lastRenderedPageBreak/>
         <w:t>…..</w:t>
       </w:r>
@@ -4252,56 +4526,98 @@
     <w:p>
       <w:pPr>
         <w:pStyle w:val="activity"/>
-      </w:pPr>
-      <w:r>
+        <w:rPr>
+          <w:lang w:val="fr-FR"/>
+        </w:rPr>
+      </w:pPr>
+      <w:r>
+        <w:rPr>
+          <w:lang w:val="fr-FR"/>
+        </w:rPr>
         <w:t>….</w:t>
       </w:r>
     </w:p>
     <w:p>
       <w:pPr>
         <w:pStyle w:val="activity"/>
-      </w:pPr>
-      <w:r>
+        <w:rPr>
+          <w:lang w:val="fr-FR"/>
+        </w:rPr>
+      </w:pPr>
+      <w:r>
+        <w:rPr>
+          <w:lang w:val="fr-FR"/>
+        </w:rPr>
         <w:t>….</w:t>
       </w:r>
     </w:p>
     <w:p>
       <w:pPr>
         <w:pStyle w:val="activity"/>
-      </w:pPr>
-      <w:r>
+        <w:rPr>
+          <w:lang w:val="fr-FR"/>
+        </w:rPr>
+      </w:pPr>
+      <w:r>
+        <w:rPr>
+          <w:lang w:val="fr-FR"/>
+        </w:rPr>
         <w:t>…..</w:t>
       </w:r>
     </w:p>
     <w:p>
       <w:pPr>
         <w:pStyle w:val="activity"/>
-      </w:pPr>
-      <w:r>
+        <w:rPr>
+          <w:lang w:val="fr-FR"/>
+        </w:rPr>
+      </w:pPr>
+      <w:r>
+        <w:rPr>
+          <w:lang w:val="fr-FR"/>
+        </w:rPr>
         <w:t>….</w:t>
       </w:r>
     </w:p>
     <w:p>
       <w:pPr>
         <w:pStyle w:val="activity"/>
-      </w:pPr>
-      <w:r>
+        <w:rPr>
+          <w:lang w:val="fr-FR"/>
+        </w:rPr>
+      </w:pPr>
+      <w:r>
+        <w:rPr>
+          <w:lang w:val="fr-FR"/>
+        </w:rPr>
         <w:t>….</w:t>
       </w:r>
     </w:p>
     <w:p>
       <w:pPr>
         <w:pStyle w:val="activity"/>
-      </w:pPr>
-      <w:r>
+        <w:rPr>
+          <w:lang w:val="fr-FR"/>
+        </w:rPr>
+      </w:pPr>
+      <w:r>
+        <w:rPr>
+          <w:lang w:val="fr-FR"/>
+        </w:rPr>
         <w:t>…..</w:t>
       </w:r>
     </w:p>
     <w:p>
       <w:pPr>
         <w:pStyle w:val="activity"/>
-      </w:pPr>
-      <w:r>
+        <w:rPr>
+          <w:lang w:val="fr-FR"/>
+        </w:rPr>
+      </w:pPr>
+      <w:r>
+        <w:rPr>
+          <w:lang w:val="fr-FR"/>
+        </w:rPr>
         <w:t>….</w:t>
       </w:r>
     </w:p>
@@ -4312,6 +4628,9 @@
           <w:ilvl w:val="0"/>
           <w:numId w:val="0"/>
         </w:numPr>
+        <w:rPr>
+          <w:lang w:val="fr-FR"/>
+        </w:rPr>
       </w:pPr>
     </w:p>
     <w:p>
@@ -4321,27 +4640,18 @@
           <w:ilvl w:val="0"/>
           <w:numId w:val="0"/>
         </w:numPr>
-      </w:pPr>
-    </w:p>
-    <w:p>
-      <w:pPr>
-        <w:rPr>
-          <w:lang w:val="en-US"/>
-        </w:rPr>
-      </w:pPr>
-    </w:p>
+        <w:rPr>
+          <w:lang w:val="fr-FR"/>
+        </w:rPr>
+      </w:pPr>
+    </w:p>
+    <w:p/>
     <w:p>
       <w:pPr>
         <w:pStyle w:val="listTitle"/>
       </w:pPr>
       <w:r>
-        <w:rPr>
-          <w:lang w:val="en-US"/>
-        </w:rPr>
-        <w:t xml:space="preserve">          </w:t>
-      </w:r>
-      <w:r>
-        <w:t>Résultats obtenus</w:t>
+        <w:t xml:space="preserve">          Résultats obtenus</w:t>
       </w:r>
     </w:p>
     <w:p>
@@ -4352,72 +4662,126 @@
     <w:p>
       <w:pPr>
         <w:pStyle w:val="activity"/>
-      </w:pPr>
-      <w:r>
+        <w:rPr>
+          <w:lang w:val="fr-FR"/>
+        </w:rPr>
+      </w:pPr>
+      <w:r>
+        <w:rPr>
+          <w:lang w:val="fr-FR"/>
+        </w:rPr>
         <w:t>….</w:t>
       </w:r>
     </w:p>
     <w:p>
       <w:pPr>
         <w:pStyle w:val="activity"/>
-      </w:pPr>
-      <w:r>
+        <w:rPr>
+          <w:lang w:val="fr-FR"/>
+        </w:rPr>
+      </w:pPr>
+      <w:r>
+        <w:rPr>
+          <w:lang w:val="fr-FR"/>
+        </w:rPr>
         <w:t>…..</w:t>
       </w:r>
     </w:p>
     <w:p>
       <w:pPr>
         <w:pStyle w:val="activity"/>
-      </w:pPr>
-      <w:r>
+        <w:rPr>
+          <w:lang w:val="fr-FR"/>
+        </w:rPr>
+      </w:pPr>
+      <w:r>
+        <w:rPr>
+          <w:lang w:val="fr-FR"/>
+        </w:rPr>
         <w:t>….</w:t>
       </w:r>
     </w:p>
     <w:p>
       <w:pPr>
         <w:pStyle w:val="activity"/>
-      </w:pPr>
-      <w:r>
+        <w:rPr>
+          <w:lang w:val="fr-FR"/>
+        </w:rPr>
+      </w:pPr>
+      <w:r>
+        <w:rPr>
+          <w:lang w:val="fr-FR"/>
+        </w:rPr>
         <w:t>….</w:t>
       </w:r>
     </w:p>
     <w:p>
       <w:pPr>
         <w:pStyle w:val="activity"/>
-      </w:pPr>
-      <w:r>
+        <w:rPr>
+          <w:lang w:val="fr-FR"/>
+        </w:rPr>
+      </w:pPr>
+      <w:r>
+        <w:rPr>
+          <w:lang w:val="fr-FR"/>
+        </w:rPr>
         <w:t>…..</w:t>
       </w:r>
     </w:p>
     <w:p>
       <w:pPr>
         <w:pStyle w:val="activity"/>
-      </w:pPr>
-      <w:r>
+        <w:rPr>
+          <w:lang w:val="fr-FR"/>
+        </w:rPr>
+      </w:pPr>
+      <w:r>
+        <w:rPr>
+          <w:lang w:val="fr-FR"/>
+        </w:rPr>
         <w:t>….</w:t>
       </w:r>
     </w:p>
     <w:p>
       <w:pPr>
         <w:pStyle w:val="activity"/>
-      </w:pPr>
-      <w:r>
+        <w:rPr>
+          <w:lang w:val="fr-FR"/>
+        </w:rPr>
+      </w:pPr>
+      <w:r>
+        <w:rPr>
+          <w:lang w:val="fr-FR"/>
+        </w:rPr>
         <w:t>….</w:t>
       </w:r>
     </w:p>
     <w:p>
       <w:pPr>
         <w:pStyle w:val="activity"/>
-      </w:pPr>
-      <w:r>
+        <w:rPr>
+          <w:lang w:val="fr-FR"/>
+        </w:rPr>
+      </w:pPr>
+      <w:r>
+        <w:rPr>
+          <w:lang w:val="fr-FR"/>
+        </w:rPr>
         <w:t>…..</w:t>
       </w:r>
     </w:p>
     <w:p>
       <w:pPr>
         <w:pStyle w:val="activity"/>
-      </w:pPr>
-      <w:r>
+        <w:rPr>
+          <w:lang w:val="fr-FR"/>
+        </w:rPr>
+      </w:pPr>
+      <w:r>
+        <w:rPr>
+          <w:lang w:val="fr-FR"/>
+        </w:rPr>
         <w:t>….</w:t>
       </w:r>
     </w:p>
@@ -4428,18 +4792,9 @@
           <w:ilvl w:val="0"/>
           <w:numId w:val="0"/>
         </w:numPr>
-        <w:rPr>
-          <w:lang w:val="en-US"/>
-        </w:rPr>
-      </w:pPr>
-    </w:p>
-    <w:p>
-      <w:pPr>
-        <w:rPr>
-          <w:lang w:val="en-US"/>
-        </w:rPr>
-      </w:pPr>
-    </w:p>
+      </w:pPr>
+    </w:p>
+    <w:p/>
     <w:p/>
     <w:tbl>
       <w:tblPr>
@@ -4479,8 +4834,14 @@
           <w:p>
             <w:pPr>
               <w:pStyle w:val="titrecolonnegauche"/>
+              <w:rPr>
+                <w:lang w:val="fr-FR"/>
+              </w:rPr>
             </w:pPr>
             <w:r>
+              <w:rPr>
+                <w:lang w:val="fr-FR"/>
+              </w:rPr>
               <w:t>Environnement technique</w:t>
             </w:r>
           </w:p>
@@ -4499,10 +4860,8 @@
                 <w:color w:val="auto"/>
                 <w:sz w:val="20"/>
                 <w:szCs w:val="20"/>
-                <w:lang w:val="en-US"/>
-              </w:rPr>
-            </w:pPr>
-            <w:proofErr w:type="spellStart"/>
+              </w:rPr>
+            </w:pPr>
             <w:r>
               <w:rPr>
                 <w:b/>
@@ -4510,11 +4869,9 @@
                 <w:color w:val="auto"/>
                 <w:sz w:val="20"/>
                 <w:szCs w:val="20"/>
-                <w:lang w:val="en-US"/>
               </w:rPr>
               <w:t>Logiciels</w:t>
             </w:r>
-            <w:proofErr w:type="spellEnd"/>
           </w:p>
         </w:tc>
         <w:tc>
@@ -4525,9 +4882,6 @@
           <w:p>
             <w:pPr>
               <w:pStyle w:val="NORMALTABLEAU"/>
-              <w:rPr>
-                <w:lang w:val="en-US"/>
-              </w:rPr>
             </w:pPr>
           </w:p>
         </w:tc>
@@ -4546,8 +4900,14 @@
           <w:p>
             <w:pPr>
               <w:pStyle w:val="titrecolonnegauche"/>
+              <w:rPr>
+                <w:lang w:val="fr-FR"/>
+              </w:rPr>
             </w:pPr>
             <w:r>
+              <w:rPr>
+                <w:lang w:val="fr-FR"/>
+              </w:rPr>
               <w:t>Environnement technique</w:t>
             </w:r>
           </w:p>
@@ -4566,10 +4926,8 @@
                 <w:color w:val="auto"/>
                 <w:sz w:val="20"/>
                 <w:szCs w:val="20"/>
-                <w:lang w:val="en-US"/>
-              </w:rPr>
-            </w:pPr>
-            <w:proofErr w:type="spellStart"/>
+              </w:rPr>
+            </w:pPr>
             <w:r>
               <w:rPr>
                 <w:b/>
@@ -4577,11 +4935,9 @@
                 <w:color w:val="auto"/>
                 <w:sz w:val="20"/>
                 <w:szCs w:val="20"/>
-                <w:lang w:val="en-US"/>
               </w:rPr>
               <w:t>Langages</w:t>
             </w:r>
-            <w:proofErr w:type="spellEnd"/>
           </w:p>
         </w:tc>
         <w:tc>
@@ -4592,9 +4948,6 @@
           <w:p>
             <w:pPr>
               <w:pStyle w:val="NORMALTABLEAU"/>
-              <w:rPr>
-                <w:lang w:val="en-US"/>
-              </w:rPr>
             </w:pPr>
           </w:p>
         </w:tc>
@@ -4613,8 +4966,14 @@
           <w:p>
             <w:pPr>
               <w:pStyle w:val="titrecolonnegauche"/>
+              <w:rPr>
+                <w:lang w:val="fr-FR"/>
+              </w:rPr>
             </w:pPr>
             <w:r>
+              <w:rPr>
+                <w:lang w:val="fr-FR"/>
+              </w:rPr>
               <w:t>Environnement technique</w:t>
             </w:r>
           </w:p>
@@ -4633,7 +4992,6 @@
                 <w:color w:val="auto"/>
                 <w:sz w:val="20"/>
                 <w:szCs w:val="20"/>
-                <w:lang w:val="en-US"/>
               </w:rPr>
             </w:pPr>
             <w:r>
@@ -4643,7 +5001,6 @@
                 <w:color w:val="auto"/>
                 <w:sz w:val="20"/>
                 <w:szCs w:val="20"/>
-                <w:lang w:val="en-US"/>
               </w:rPr>
               <w:t>Technologies</w:t>
             </w:r>
@@ -4657,9 +5014,6 @@
           <w:p>
             <w:pPr>
               <w:pStyle w:val="NORMALTABLEAU"/>
-              <w:rPr>
-                <w:lang w:val="en-US"/>
-              </w:rPr>
             </w:pPr>
           </w:p>
         </w:tc>
@@ -4678,8 +5032,14 @@
           <w:p>
             <w:pPr>
               <w:pStyle w:val="titrecolonnegauche"/>
+              <w:rPr>
+                <w:lang w:val="fr-FR"/>
+              </w:rPr>
             </w:pPr>
             <w:r>
+              <w:rPr>
+                <w:lang w:val="fr-FR"/>
+              </w:rPr>
               <w:t>Environnement technique</w:t>
             </w:r>
           </w:p>
@@ -4698,10 +5058,8 @@
                 <w:color w:val="auto"/>
                 <w:sz w:val="20"/>
                 <w:szCs w:val="20"/>
-                <w:lang w:val="en-US"/>
-              </w:rPr>
-            </w:pPr>
-            <w:proofErr w:type="spellStart"/>
+              </w:rPr>
+            </w:pPr>
             <w:r>
               <w:rPr>
                 <w:b/>
@@ -4709,11 +5067,9 @@
                 <w:color w:val="auto"/>
                 <w:sz w:val="20"/>
                 <w:szCs w:val="20"/>
-                <w:lang w:val="en-US"/>
               </w:rPr>
               <w:t>Méthodes</w:t>
             </w:r>
-            <w:proofErr w:type="spellEnd"/>
           </w:p>
         </w:tc>
         <w:tc>
@@ -4724,9 +5080,6 @@
           <w:p>
             <w:pPr>
               <w:pStyle w:val="NORMALTABLEAU"/>
-              <w:rPr>
-                <w:lang w:val="en-US"/>
-              </w:rPr>
             </w:pPr>
           </w:p>
         </w:tc>
@@ -4745,8 +5098,14 @@
           <w:p>
             <w:pPr>
               <w:pStyle w:val="titrecolonnegauche"/>
+              <w:rPr>
+                <w:lang w:val="fr-FR"/>
+              </w:rPr>
             </w:pPr>
             <w:r>
+              <w:rPr>
+                <w:lang w:val="fr-FR"/>
+              </w:rPr>
               <w:t>Environnement technique</w:t>
             </w:r>
           </w:p>
@@ -4765,10 +5124,8 @@
                 <w:color w:val="auto"/>
                 <w:sz w:val="20"/>
                 <w:szCs w:val="20"/>
-                <w:lang w:val="en-US"/>
-              </w:rPr>
-            </w:pPr>
-            <w:proofErr w:type="spellStart"/>
+              </w:rPr>
+            </w:pPr>
             <w:r>
               <w:rPr>
                 <w:b/>
@@ -4776,11 +5133,9 @@
                 <w:color w:val="auto"/>
                 <w:sz w:val="20"/>
                 <w:szCs w:val="20"/>
-                <w:lang w:val="en-US"/>
               </w:rPr>
               <w:t>Systèmes</w:t>
             </w:r>
-            <w:proofErr w:type="spellEnd"/>
           </w:p>
         </w:tc>
         <w:tc>
@@ -4791,9 +5146,6 @@
           <w:p>
             <w:pPr>
               <w:pStyle w:val="NORMALTABLEAU"/>
-              <w:rPr>
-                <w:lang w:val="en-US"/>
-              </w:rPr>
             </w:pPr>
           </w:p>
         </w:tc>
@@ -4812,8 +5164,14 @@
           <w:p>
             <w:pPr>
               <w:pStyle w:val="titrecolonnegauche"/>
+              <w:rPr>
+                <w:lang w:val="fr-FR"/>
+              </w:rPr>
             </w:pPr>
             <w:r>
+              <w:rPr>
+                <w:lang w:val="fr-FR"/>
+              </w:rPr>
               <w:t>Environnement technique</w:t>
             </w:r>
           </w:p>
@@ -4832,10 +5190,8 @@
                 <w:color w:val="auto"/>
                 <w:sz w:val="20"/>
                 <w:szCs w:val="20"/>
-                <w:lang w:val="en-US"/>
-              </w:rPr>
-            </w:pPr>
-            <w:proofErr w:type="spellStart"/>
+              </w:rPr>
+            </w:pPr>
             <w:r>
               <w:rPr>
                 <w:b/>
@@ -4843,23 +5199,65 @@
                 <w:color w:val="auto"/>
                 <w:sz w:val="20"/>
                 <w:szCs w:val="20"/>
-                <w:lang w:val="en-US"/>
-              </w:rPr>
-              <w:t>Normes</w:t>
+              </w:rPr>
+              <w:t>Normes et protocoles</w:t>
             </w:r>
-            <w:proofErr w:type="spellEnd"/>
+          </w:p>
+        </w:tc>
+        <w:tc>
+          <w:tcPr>
+            <w:tcW w:w="5870" w:type="dxa"/>
+            <w:vAlign w:val="center"/>
+          </w:tcPr>
+          <w:p>
+            <w:pPr>
+              <w:pStyle w:val="NORMALTABLEAU"/>
+            </w:pPr>
+          </w:p>
+        </w:tc>
+      </w:tr>
+      <w:tr>
+        <w:trPr>
+          <w:cantSplit/>
+        </w:trPr>
+        <w:tc>
+          <w:tcPr>
+            <w:tcW w:w="2086" w:type="dxa"/>
+            <w:vMerge/>
+            <w:shd w:val="clear" w:color="auto" w:fill="DBDEDF"/>
+            <w:vAlign w:val="center"/>
+          </w:tcPr>
+          <w:p>
+            <w:pPr>
+              <w:pStyle w:val="titrecolonnegauche"/>
+              <w:rPr>
+                <w:lang w:val="fr-FR"/>
+              </w:rPr>
+            </w:pPr>
             <w:r>
+              <w:rPr>
+                <w:lang w:val="fr-FR"/>
+              </w:rPr>
+              <w:t>Environnement technique</w:t>
+            </w:r>
+          </w:p>
+        </w:tc>
+        <w:tc>
+          <w:tcPr>
+            <w:tcW w:w="2109" w:type="dxa"/>
+            <w:vAlign w:val="center"/>
+          </w:tcPr>
+          <w:p>
+            <w:pPr>
+              <w:pStyle w:val="Colonne2"/>
               <w:rPr>
                 <w:b/>
                 <w:i w:val="0"/>
                 <w:color w:val="auto"/>
                 <w:sz w:val="20"/>
                 <w:szCs w:val="20"/>
-                <w:lang w:val="en-US"/>
-              </w:rPr>
-              <w:t xml:space="preserve"> et </w:t>
-            </w:r>
-            <w:proofErr w:type="spellStart"/>
+              </w:rPr>
+            </w:pPr>
             <w:r>
               <w:rPr>
                 <w:b/>
@@ -4867,78 +5265,9 @@
                 <w:color w:val="auto"/>
                 <w:sz w:val="20"/>
                 <w:szCs w:val="20"/>
-                <w:lang w:val="en-US"/>
-              </w:rPr>
-              <w:t>protocoles</w:t>
-            </w:r>
-            <w:proofErr w:type="spellEnd"/>
-          </w:p>
-        </w:tc>
-        <w:tc>
-          <w:tcPr>
-            <w:tcW w:w="5870" w:type="dxa"/>
-            <w:vAlign w:val="center"/>
-          </w:tcPr>
-          <w:p>
-            <w:pPr>
-              <w:pStyle w:val="NORMALTABLEAU"/>
-              <w:rPr>
-                <w:lang w:val="en-US"/>
-              </w:rPr>
-            </w:pPr>
-          </w:p>
-        </w:tc>
-      </w:tr>
-      <w:tr>
-        <w:trPr>
-          <w:cantSplit/>
-        </w:trPr>
-        <w:tc>
-          <w:tcPr>
-            <w:tcW w:w="2086" w:type="dxa"/>
-            <w:vMerge/>
-            <w:shd w:val="clear" w:color="auto" w:fill="DBDEDF"/>
-            <w:vAlign w:val="center"/>
-          </w:tcPr>
-          <w:p>
-            <w:pPr>
-              <w:pStyle w:val="titrecolonnegauche"/>
-            </w:pPr>
-            <w:r>
-              <w:t>Environnement technique</w:t>
-            </w:r>
-          </w:p>
-        </w:tc>
-        <w:tc>
-          <w:tcPr>
-            <w:tcW w:w="2109" w:type="dxa"/>
-            <w:vAlign w:val="center"/>
-          </w:tcPr>
-          <w:p>
-            <w:pPr>
-              <w:pStyle w:val="Colonne2"/>
-              <w:rPr>
-                <w:b/>
-                <w:i w:val="0"/>
-                <w:color w:val="auto"/>
-                <w:sz w:val="20"/>
-                <w:szCs w:val="20"/>
-                <w:lang w:val="en-US"/>
-              </w:rPr>
-            </w:pPr>
-            <w:proofErr w:type="spellStart"/>
-            <w:r>
-              <w:rPr>
-                <w:b/>
-                <w:i w:val="0"/>
-                <w:color w:val="auto"/>
-                <w:sz w:val="20"/>
-                <w:szCs w:val="20"/>
-                <w:lang w:val="en-US"/>
               </w:rPr>
               <w:t>Matériels</w:t>
             </w:r>
-            <w:proofErr w:type="spellEnd"/>
           </w:p>
         </w:tc>
         <w:tc>
@@ -4949,9 +5278,6 @@
           <w:p>
             <w:pPr>
               <w:pStyle w:val="NORMALTABLEAU"/>
-              <w:rPr>
-                <w:lang w:val="en-US"/>
-              </w:rPr>
             </w:pPr>
           </w:p>
         </w:tc>
@@ -4965,13 +5291,12 @@
         </w:pBdr>
         <w:rPr>
           <w:i w:val="0"/>
-          <w:lang w:val="en-US"/>
         </w:rPr>
       </w:pPr>
     </w:p>
     <w:tbl>
       <w:tblPr>
-        <w:tblStyle w:val="TableGrid"/>
+        <w:tblStyle w:val="Grilledutableau"/>
         <w:tblW w:w="0" w:type="auto"/>
         <w:tblBorders>
           <w:top w:val="none" w:sz="0" w:space="0" w:color="auto"/>
@@ -5002,7 +5327,6 @@
                 <w:noProof/>
                 <w:sz w:val="28"/>
                 <w:szCs w:val="28"/>
-                <w:lang w:val="en-US"/>
               </w:rPr>
             </w:pPr>
             <w:r>
@@ -5010,7 +5334,6 @@
                 <w:i w:val="0"/>
                 <w:sz w:val="28"/>
                 <w:szCs w:val="28"/>
-                <w:lang w:val="en-US"/>
               </w:rPr>
               <w:t xml:space="preserve">  </w:t>
             </w:r>
@@ -5086,7 +5409,7 @@
     </w:p>
     <w:p>
       <w:pPr>
-        <w:pStyle w:val="ListParagraph"/>
+        <w:pStyle w:val="Paragraphedeliste"/>
         <w:numPr>
           <w:ilvl w:val="0"/>
           <w:numId w:val="39"/>
@@ -5103,10 +5426,7 @@
         <w:t>Sujet du projet :</w:t>
       </w:r>
       <w:r>
-        <w:t xml:space="preserve"> </w:t>
-      </w:r>
-      <w:r>
-        <w:t xml:space="preserve"> </w:t>
+        <w:t xml:space="preserve">  </w:t>
       </w:r>
     </w:p>
     <w:p>
@@ -5197,48 +5517,84 @@
     <w:p>
       <w:pPr>
         <w:pStyle w:val="activity"/>
-      </w:pPr>
-      <w:r>
+        <w:rPr>
+          <w:lang w:val="fr-FR"/>
+        </w:rPr>
+      </w:pPr>
+      <w:r>
+        <w:rPr>
+          <w:lang w:val="fr-FR"/>
+        </w:rPr>
         <w:t>….</w:t>
       </w:r>
     </w:p>
     <w:p>
       <w:pPr>
         <w:pStyle w:val="activity"/>
-      </w:pPr>
-      <w:r>
+        <w:rPr>
+          <w:lang w:val="fr-FR"/>
+        </w:rPr>
+      </w:pPr>
+      <w:r>
+        <w:rPr>
+          <w:lang w:val="fr-FR"/>
+        </w:rPr>
         <w:t>…..</w:t>
       </w:r>
     </w:p>
     <w:p>
       <w:pPr>
         <w:pStyle w:val="activity"/>
-      </w:pPr>
-      <w:r>
+        <w:rPr>
+          <w:lang w:val="fr-FR"/>
+        </w:rPr>
+      </w:pPr>
+      <w:r>
+        <w:rPr>
+          <w:lang w:val="fr-FR"/>
+        </w:rPr>
         <w:t>….</w:t>
       </w:r>
     </w:p>
     <w:p>
       <w:pPr>
         <w:pStyle w:val="activity"/>
-      </w:pPr>
-      <w:r>
+        <w:rPr>
+          <w:lang w:val="fr-FR"/>
+        </w:rPr>
+      </w:pPr>
+      <w:r>
+        <w:rPr>
+          <w:lang w:val="fr-FR"/>
+        </w:rPr>
         <w:t>….</w:t>
       </w:r>
     </w:p>
     <w:p>
       <w:pPr>
         <w:pStyle w:val="activity"/>
-      </w:pPr>
-      <w:r>
+        <w:rPr>
+          <w:lang w:val="fr-FR"/>
+        </w:rPr>
+      </w:pPr>
+      <w:r>
+        <w:rPr>
+          <w:lang w:val="fr-FR"/>
+        </w:rPr>
         <w:t>…..</w:t>
       </w:r>
     </w:p>
     <w:p>
       <w:pPr>
         <w:pStyle w:val="activity"/>
-      </w:pPr>
-      <w:r>
+        <w:rPr>
+          <w:lang w:val="fr-FR"/>
+        </w:rPr>
+      </w:pPr>
+      <w:r>
+        <w:rPr>
+          <w:lang w:val="fr-FR"/>
+        </w:rPr>
         <w:lastRenderedPageBreak/>
         <w:t>….</w:t>
       </w:r>
@@ -5246,24 +5602,42 @@
     <w:p>
       <w:pPr>
         <w:pStyle w:val="activity"/>
-      </w:pPr>
-      <w:r>
+        <w:rPr>
+          <w:lang w:val="fr-FR"/>
+        </w:rPr>
+      </w:pPr>
+      <w:r>
+        <w:rPr>
+          <w:lang w:val="fr-FR"/>
+        </w:rPr>
         <w:t>….</w:t>
       </w:r>
     </w:p>
     <w:p>
       <w:pPr>
         <w:pStyle w:val="activity"/>
-      </w:pPr>
-      <w:r>
+        <w:rPr>
+          <w:lang w:val="fr-FR"/>
+        </w:rPr>
+      </w:pPr>
+      <w:r>
+        <w:rPr>
+          <w:lang w:val="fr-FR"/>
+        </w:rPr>
         <w:t>…..</w:t>
       </w:r>
     </w:p>
     <w:p>
       <w:pPr>
         <w:pStyle w:val="activity"/>
-      </w:pPr>
-      <w:r>
+        <w:rPr>
+          <w:lang w:val="fr-FR"/>
+        </w:rPr>
+      </w:pPr>
+      <w:r>
+        <w:rPr>
+          <w:lang w:val="fr-FR"/>
+        </w:rPr>
         <w:t>….</w:t>
       </w:r>
     </w:p>
@@ -5274,6 +5648,9 @@
           <w:ilvl w:val="0"/>
           <w:numId w:val="0"/>
         </w:numPr>
+        <w:rPr>
+          <w:lang w:val="fr-FR"/>
+        </w:rPr>
       </w:pPr>
     </w:p>
     <w:p>
@@ -5283,27 +5660,18 @@
           <w:ilvl w:val="0"/>
           <w:numId w:val="0"/>
         </w:numPr>
-      </w:pPr>
-    </w:p>
-    <w:p>
-      <w:pPr>
-        <w:rPr>
-          <w:lang w:val="en-US"/>
-        </w:rPr>
-      </w:pPr>
-    </w:p>
+        <w:rPr>
+          <w:lang w:val="fr-FR"/>
+        </w:rPr>
+      </w:pPr>
+    </w:p>
+    <w:p/>
     <w:p>
       <w:pPr>
         <w:pStyle w:val="listTitle"/>
       </w:pPr>
       <w:r>
-        <w:rPr>
-          <w:lang w:val="en-US"/>
-        </w:rPr>
-        <w:t xml:space="preserve">          </w:t>
-      </w:r>
-      <w:r>
-        <w:t>Résultats obtenus</w:t>
+        <w:t xml:space="preserve">          Résultats obtenus</w:t>
       </w:r>
     </w:p>
     <w:p>
@@ -5314,72 +5682,126 @@
     <w:p>
       <w:pPr>
         <w:pStyle w:val="activity"/>
-      </w:pPr>
-      <w:r>
+        <w:rPr>
+          <w:lang w:val="fr-FR"/>
+        </w:rPr>
+      </w:pPr>
+      <w:r>
+        <w:rPr>
+          <w:lang w:val="fr-FR"/>
+        </w:rPr>
         <w:t>….</w:t>
       </w:r>
     </w:p>
     <w:p>
       <w:pPr>
         <w:pStyle w:val="activity"/>
-      </w:pPr>
-      <w:r>
+        <w:rPr>
+          <w:lang w:val="fr-FR"/>
+        </w:rPr>
+      </w:pPr>
+      <w:r>
+        <w:rPr>
+          <w:lang w:val="fr-FR"/>
+        </w:rPr>
         <w:t>…..</w:t>
       </w:r>
     </w:p>
     <w:p>
       <w:pPr>
         <w:pStyle w:val="activity"/>
-      </w:pPr>
-      <w:r>
+        <w:rPr>
+          <w:lang w:val="fr-FR"/>
+        </w:rPr>
+      </w:pPr>
+      <w:r>
+        <w:rPr>
+          <w:lang w:val="fr-FR"/>
+        </w:rPr>
         <w:t>….</w:t>
       </w:r>
     </w:p>
     <w:p>
       <w:pPr>
         <w:pStyle w:val="activity"/>
-      </w:pPr>
-      <w:r>
+        <w:rPr>
+          <w:lang w:val="fr-FR"/>
+        </w:rPr>
+      </w:pPr>
+      <w:r>
+        <w:rPr>
+          <w:lang w:val="fr-FR"/>
+        </w:rPr>
         <w:t>….</w:t>
       </w:r>
     </w:p>
     <w:p>
       <w:pPr>
         <w:pStyle w:val="activity"/>
-      </w:pPr>
-      <w:r>
+        <w:rPr>
+          <w:lang w:val="fr-FR"/>
+        </w:rPr>
+      </w:pPr>
+      <w:r>
+        <w:rPr>
+          <w:lang w:val="fr-FR"/>
+        </w:rPr>
         <w:t>…..</w:t>
       </w:r>
     </w:p>
     <w:p>
       <w:pPr>
         <w:pStyle w:val="activity"/>
-      </w:pPr>
-      <w:r>
+        <w:rPr>
+          <w:lang w:val="fr-FR"/>
+        </w:rPr>
+      </w:pPr>
+      <w:r>
+        <w:rPr>
+          <w:lang w:val="fr-FR"/>
+        </w:rPr>
         <w:t>….</w:t>
       </w:r>
     </w:p>
     <w:p>
       <w:pPr>
         <w:pStyle w:val="activity"/>
-      </w:pPr>
-      <w:r>
+        <w:rPr>
+          <w:lang w:val="fr-FR"/>
+        </w:rPr>
+      </w:pPr>
+      <w:r>
+        <w:rPr>
+          <w:lang w:val="fr-FR"/>
+        </w:rPr>
         <w:t>….</w:t>
       </w:r>
     </w:p>
     <w:p>
       <w:pPr>
         <w:pStyle w:val="activity"/>
-      </w:pPr>
-      <w:r>
+        <w:rPr>
+          <w:lang w:val="fr-FR"/>
+        </w:rPr>
+      </w:pPr>
+      <w:r>
+        <w:rPr>
+          <w:lang w:val="fr-FR"/>
+        </w:rPr>
         <w:t>…..</w:t>
       </w:r>
     </w:p>
     <w:p>
       <w:pPr>
         <w:pStyle w:val="activity"/>
-      </w:pPr>
-      <w:r>
+        <w:rPr>
+          <w:lang w:val="fr-FR"/>
+        </w:rPr>
+      </w:pPr>
+      <w:r>
+        <w:rPr>
+          <w:lang w:val="fr-FR"/>
+        </w:rPr>
         <w:t>….</w:t>
       </w:r>
     </w:p>
@@ -5390,18 +5812,9 @@
           <w:ilvl w:val="0"/>
           <w:numId w:val="0"/>
         </w:numPr>
-        <w:rPr>
-          <w:lang w:val="en-US"/>
-        </w:rPr>
-      </w:pPr>
-    </w:p>
-    <w:p>
-      <w:pPr>
-        <w:rPr>
-          <w:lang w:val="en-US"/>
-        </w:rPr>
-      </w:pPr>
-    </w:p>
+      </w:pPr>
+    </w:p>
+    <w:p/>
     <w:p/>
     <w:tbl>
       <w:tblPr>
@@ -5441,8 +5854,14 @@
           <w:p>
             <w:pPr>
               <w:pStyle w:val="titrecolonnegauche"/>
+              <w:rPr>
+                <w:lang w:val="fr-FR"/>
+              </w:rPr>
             </w:pPr>
             <w:r>
+              <w:rPr>
+                <w:lang w:val="fr-FR"/>
+              </w:rPr>
               <w:t>Environnement technique</w:t>
             </w:r>
           </w:p>
@@ -5461,10 +5880,8 @@
                 <w:color w:val="auto"/>
                 <w:sz w:val="20"/>
                 <w:szCs w:val="20"/>
-                <w:lang w:val="en-US"/>
-              </w:rPr>
-            </w:pPr>
-            <w:proofErr w:type="spellStart"/>
+              </w:rPr>
+            </w:pPr>
             <w:r>
               <w:rPr>
                 <w:b/>
@@ -5472,11 +5889,9 @@
                 <w:color w:val="auto"/>
                 <w:sz w:val="20"/>
                 <w:szCs w:val="20"/>
-                <w:lang w:val="en-US"/>
               </w:rPr>
               <w:t>Logiciels</w:t>
             </w:r>
-            <w:proofErr w:type="spellEnd"/>
           </w:p>
         </w:tc>
         <w:tc>
@@ -5487,9 +5902,6 @@
           <w:p>
             <w:pPr>
               <w:pStyle w:val="NORMALTABLEAU"/>
-              <w:rPr>
-                <w:lang w:val="en-US"/>
-              </w:rPr>
             </w:pPr>
           </w:p>
         </w:tc>
@@ -5508,8 +5920,14 @@
           <w:p>
             <w:pPr>
               <w:pStyle w:val="titrecolonnegauche"/>
+              <w:rPr>
+                <w:lang w:val="fr-FR"/>
+              </w:rPr>
             </w:pPr>
             <w:r>
+              <w:rPr>
+                <w:lang w:val="fr-FR"/>
+              </w:rPr>
               <w:t>Environnement technique</w:t>
             </w:r>
           </w:p>
@@ -5528,10 +5946,8 @@
                 <w:color w:val="auto"/>
                 <w:sz w:val="20"/>
                 <w:szCs w:val="20"/>
-                <w:lang w:val="en-US"/>
-              </w:rPr>
-            </w:pPr>
-            <w:proofErr w:type="spellStart"/>
+              </w:rPr>
+            </w:pPr>
             <w:r>
               <w:rPr>
                 <w:b/>
@@ -5539,11 +5955,9 @@
                 <w:color w:val="auto"/>
                 <w:sz w:val="20"/>
                 <w:szCs w:val="20"/>
-                <w:lang w:val="en-US"/>
               </w:rPr>
               <w:t>Langages</w:t>
             </w:r>
-            <w:proofErr w:type="spellEnd"/>
           </w:p>
         </w:tc>
         <w:tc>
@@ -5554,9 +5968,6 @@
           <w:p>
             <w:pPr>
               <w:pStyle w:val="NORMALTABLEAU"/>
-              <w:rPr>
-                <w:lang w:val="en-US"/>
-              </w:rPr>
             </w:pPr>
           </w:p>
         </w:tc>
@@ -5575,8 +5986,14 @@
           <w:p>
             <w:pPr>
               <w:pStyle w:val="titrecolonnegauche"/>
+              <w:rPr>
+                <w:lang w:val="fr-FR"/>
+              </w:rPr>
             </w:pPr>
             <w:r>
+              <w:rPr>
+                <w:lang w:val="fr-FR"/>
+              </w:rPr>
               <w:t>Environnement technique</w:t>
             </w:r>
           </w:p>
@@ -5595,7 +6012,6 @@
                 <w:color w:val="auto"/>
                 <w:sz w:val="20"/>
                 <w:szCs w:val="20"/>
-                <w:lang w:val="en-US"/>
               </w:rPr>
             </w:pPr>
             <w:r>
@@ -5605,7 +6021,6 @@
                 <w:color w:val="auto"/>
                 <w:sz w:val="20"/>
                 <w:szCs w:val="20"/>
-                <w:lang w:val="en-US"/>
               </w:rPr>
               <w:t>Technologies</w:t>
             </w:r>
@@ -5619,9 +6034,6 @@
           <w:p>
             <w:pPr>
               <w:pStyle w:val="NORMALTABLEAU"/>
-              <w:rPr>
-                <w:lang w:val="en-US"/>
-              </w:rPr>
             </w:pPr>
           </w:p>
         </w:tc>
@@ -5640,8 +6052,14 @@
           <w:p>
             <w:pPr>
               <w:pStyle w:val="titrecolonnegauche"/>
+              <w:rPr>
+                <w:lang w:val="fr-FR"/>
+              </w:rPr>
             </w:pPr>
             <w:r>
+              <w:rPr>
+                <w:lang w:val="fr-FR"/>
+              </w:rPr>
               <w:t>Environnement technique</w:t>
             </w:r>
           </w:p>
@@ -5660,10 +6078,8 @@
                 <w:color w:val="auto"/>
                 <w:sz w:val="20"/>
                 <w:szCs w:val="20"/>
-                <w:lang w:val="en-US"/>
-              </w:rPr>
-            </w:pPr>
-            <w:proofErr w:type="spellStart"/>
+              </w:rPr>
+            </w:pPr>
             <w:r>
               <w:rPr>
                 <w:b/>
@@ -5671,11 +6087,9 @@
                 <w:color w:val="auto"/>
                 <w:sz w:val="20"/>
                 <w:szCs w:val="20"/>
-                <w:lang w:val="en-US"/>
               </w:rPr>
               <w:t>Méthodes</w:t>
             </w:r>
-            <w:proofErr w:type="spellEnd"/>
           </w:p>
         </w:tc>
         <w:tc>
@@ -5686,9 +6100,6 @@
           <w:p>
             <w:pPr>
               <w:pStyle w:val="NORMALTABLEAU"/>
-              <w:rPr>
-                <w:lang w:val="en-US"/>
-              </w:rPr>
             </w:pPr>
           </w:p>
         </w:tc>
@@ -5707,8 +6118,14 @@
           <w:p>
             <w:pPr>
               <w:pStyle w:val="titrecolonnegauche"/>
+              <w:rPr>
+                <w:lang w:val="fr-FR"/>
+              </w:rPr>
             </w:pPr>
             <w:r>
+              <w:rPr>
+                <w:lang w:val="fr-FR"/>
+              </w:rPr>
               <w:t>Environnement technique</w:t>
             </w:r>
           </w:p>
@@ -5727,10 +6144,8 @@
                 <w:color w:val="auto"/>
                 <w:sz w:val="20"/>
                 <w:szCs w:val="20"/>
-                <w:lang w:val="en-US"/>
-              </w:rPr>
-            </w:pPr>
-            <w:proofErr w:type="spellStart"/>
+              </w:rPr>
+            </w:pPr>
             <w:r>
               <w:rPr>
                 <w:b/>
@@ -5738,11 +6153,9 @@
                 <w:color w:val="auto"/>
                 <w:sz w:val="20"/>
                 <w:szCs w:val="20"/>
-                <w:lang w:val="en-US"/>
               </w:rPr>
               <w:t>Systèmes</w:t>
             </w:r>
-            <w:proofErr w:type="spellEnd"/>
           </w:p>
         </w:tc>
         <w:tc>
@@ -5753,9 +6166,6 @@
           <w:p>
             <w:pPr>
               <w:pStyle w:val="NORMALTABLEAU"/>
-              <w:rPr>
-                <w:lang w:val="en-US"/>
-              </w:rPr>
             </w:pPr>
           </w:p>
         </w:tc>
@@ -5774,8 +6184,14 @@
           <w:p>
             <w:pPr>
               <w:pStyle w:val="titrecolonnegauche"/>
+              <w:rPr>
+                <w:lang w:val="fr-FR"/>
+              </w:rPr>
             </w:pPr>
             <w:r>
+              <w:rPr>
+                <w:lang w:val="fr-FR"/>
+              </w:rPr>
               <w:t>Environnement technique</w:t>
             </w:r>
           </w:p>
@@ -5794,10 +6210,8 @@
                 <w:color w:val="auto"/>
                 <w:sz w:val="20"/>
                 <w:szCs w:val="20"/>
-                <w:lang w:val="en-US"/>
-              </w:rPr>
-            </w:pPr>
-            <w:proofErr w:type="spellStart"/>
+              </w:rPr>
+            </w:pPr>
             <w:r>
               <w:rPr>
                 <w:b/>
@@ -5805,23 +6219,65 @@
                 <w:color w:val="auto"/>
                 <w:sz w:val="20"/>
                 <w:szCs w:val="20"/>
-                <w:lang w:val="en-US"/>
-              </w:rPr>
-              <w:t>Normes</w:t>
+              </w:rPr>
+              <w:t>Normes et protocoles</w:t>
             </w:r>
-            <w:proofErr w:type="spellEnd"/>
+          </w:p>
+        </w:tc>
+        <w:tc>
+          <w:tcPr>
+            <w:tcW w:w="5870" w:type="dxa"/>
+            <w:vAlign w:val="center"/>
+          </w:tcPr>
+          <w:p>
+            <w:pPr>
+              <w:pStyle w:val="NORMALTABLEAU"/>
+            </w:pPr>
+          </w:p>
+        </w:tc>
+      </w:tr>
+      <w:tr>
+        <w:trPr>
+          <w:cantSplit/>
+        </w:trPr>
+        <w:tc>
+          <w:tcPr>
+            <w:tcW w:w="2086" w:type="dxa"/>
+            <w:vMerge/>
+            <w:shd w:val="clear" w:color="auto" w:fill="DBDEDF"/>
+            <w:vAlign w:val="center"/>
+          </w:tcPr>
+          <w:p>
+            <w:pPr>
+              <w:pStyle w:val="titrecolonnegauche"/>
+              <w:rPr>
+                <w:lang w:val="fr-FR"/>
+              </w:rPr>
+            </w:pPr>
             <w:r>
+              <w:rPr>
+                <w:lang w:val="fr-FR"/>
+              </w:rPr>
+              <w:t>Environnement technique</w:t>
+            </w:r>
+          </w:p>
+        </w:tc>
+        <w:tc>
+          <w:tcPr>
+            <w:tcW w:w="2109" w:type="dxa"/>
+            <w:vAlign w:val="center"/>
+          </w:tcPr>
+          <w:p>
+            <w:pPr>
+              <w:pStyle w:val="Colonne2"/>
               <w:rPr>
                 <w:b/>
                 <w:i w:val="0"/>
                 <w:color w:val="auto"/>
                 <w:sz w:val="20"/>
                 <w:szCs w:val="20"/>
-                <w:lang w:val="en-US"/>
-              </w:rPr>
-              <w:t xml:space="preserve"> et </w:t>
-            </w:r>
-            <w:proofErr w:type="spellStart"/>
+              </w:rPr>
+            </w:pPr>
             <w:r>
               <w:rPr>
                 <w:b/>
@@ -5829,78 +6285,9 @@
                 <w:color w:val="auto"/>
                 <w:sz w:val="20"/>
                 <w:szCs w:val="20"/>
-                <w:lang w:val="en-US"/>
-              </w:rPr>
-              <w:t>protocoles</w:t>
-            </w:r>
-            <w:proofErr w:type="spellEnd"/>
-          </w:p>
-        </w:tc>
-        <w:tc>
-          <w:tcPr>
-            <w:tcW w:w="5870" w:type="dxa"/>
-            <w:vAlign w:val="center"/>
-          </w:tcPr>
-          <w:p>
-            <w:pPr>
-              <w:pStyle w:val="NORMALTABLEAU"/>
-              <w:rPr>
-                <w:lang w:val="en-US"/>
-              </w:rPr>
-            </w:pPr>
-          </w:p>
-        </w:tc>
-      </w:tr>
-      <w:tr>
-        <w:trPr>
-          <w:cantSplit/>
-        </w:trPr>
-        <w:tc>
-          <w:tcPr>
-            <w:tcW w:w="2086" w:type="dxa"/>
-            <w:vMerge/>
-            <w:shd w:val="clear" w:color="auto" w:fill="DBDEDF"/>
-            <w:vAlign w:val="center"/>
-          </w:tcPr>
-          <w:p>
-            <w:pPr>
-              <w:pStyle w:val="titrecolonnegauche"/>
-            </w:pPr>
-            <w:r>
-              <w:t>Environnement technique</w:t>
-            </w:r>
-          </w:p>
-        </w:tc>
-        <w:tc>
-          <w:tcPr>
-            <w:tcW w:w="2109" w:type="dxa"/>
-            <w:vAlign w:val="center"/>
-          </w:tcPr>
-          <w:p>
-            <w:pPr>
-              <w:pStyle w:val="Colonne2"/>
-              <w:rPr>
-                <w:b/>
-                <w:i w:val="0"/>
-                <w:color w:val="auto"/>
-                <w:sz w:val="20"/>
-                <w:szCs w:val="20"/>
-                <w:lang w:val="en-US"/>
-              </w:rPr>
-            </w:pPr>
-            <w:proofErr w:type="spellStart"/>
-            <w:r>
-              <w:rPr>
-                <w:b/>
-                <w:i w:val="0"/>
-                <w:color w:val="auto"/>
-                <w:sz w:val="20"/>
-                <w:szCs w:val="20"/>
-                <w:lang w:val="en-US"/>
               </w:rPr>
               <w:t>Matériels</w:t>
             </w:r>
-            <w:proofErr w:type="spellEnd"/>
           </w:p>
         </w:tc>
         <w:tc>
@@ -5911,9 +6298,6 @@
           <w:p>
             <w:pPr>
               <w:pStyle w:val="NORMALTABLEAU"/>
-              <w:rPr>
-                <w:lang w:val="en-US"/>
-              </w:rPr>
             </w:pPr>
           </w:p>
         </w:tc>
@@ -5927,13 +6311,12 @@
         </w:pBdr>
         <w:rPr>
           <w:i w:val="0"/>
-          <w:lang w:val="en-US"/>
         </w:rPr>
       </w:pPr>
     </w:p>
     <w:tbl>
       <w:tblPr>
-        <w:tblStyle w:val="TableGrid"/>
+        <w:tblStyle w:val="Grilledutableau"/>
         <w:tblW w:w="0" w:type="auto"/>
         <w:tblBorders>
           <w:top w:val="none" w:sz="0" w:space="0" w:color="auto"/>
@@ -5964,7 +6347,6 @@
                 <w:noProof/>
                 <w:sz w:val="28"/>
                 <w:szCs w:val="28"/>
-                <w:lang w:val="en-US"/>
               </w:rPr>
             </w:pPr>
             <w:r>
@@ -5972,7 +6354,6 @@
                 <w:i w:val="0"/>
                 <w:sz w:val="28"/>
                 <w:szCs w:val="28"/>
-                <w:lang w:val="en-US"/>
               </w:rPr>
               <w:t xml:space="preserve">  </w:t>
             </w:r>
@@ -6048,7 +6429,7 @@
     </w:p>
     <w:p>
       <w:pPr>
-        <w:pStyle w:val="ListParagraph"/>
+        <w:pStyle w:val="Paragraphedeliste"/>
         <w:numPr>
           <w:ilvl w:val="0"/>
           <w:numId w:val="39"/>
@@ -6065,10 +6446,7 @@
         <w:t>Sujet du projet :</w:t>
       </w:r>
       <w:r>
-        <w:t xml:space="preserve"> </w:t>
-      </w:r>
-      <w:r>
-        <w:t xml:space="preserve"> </w:t>
+        <w:t xml:space="preserve">  </w:t>
       </w:r>
     </w:p>
     <w:p>
@@ -6146,72 +6524,126 @@
     <w:p>
       <w:pPr>
         <w:pStyle w:val="activity"/>
-      </w:pPr>
-      <w:r>
+        <w:rPr>
+          <w:lang w:val="fr-FR"/>
+        </w:rPr>
+      </w:pPr>
+      <w:r>
+        <w:rPr>
+          <w:lang w:val="fr-FR"/>
+        </w:rPr>
         <w:t>….</w:t>
       </w:r>
     </w:p>
     <w:p>
       <w:pPr>
         <w:pStyle w:val="activity"/>
-      </w:pPr>
-      <w:r>
+        <w:rPr>
+          <w:lang w:val="fr-FR"/>
+        </w:rPr>
+      </w:pPr>
+      <w:r>
+        <w:rPr>
+          <w:lang w:val="fr-FR"/>
+        </w:rPr>
         <w:t>…..</w:t>
       </w:r>
     </w:p>
     <w:p>
       <w:pPr>
         <w:pStyle w:val="activity"/>
-      </w:pPr>
-      <w:r>
+        <w:rPr>
+          <w:lang w:val="fr-FR"/>
+        </w:rPr>
+      </w:pPr>
+      <w:r>
+        <w:rPr>
+          <w:lang w:val="fr-FR"/>
+        </w:rPr>
         <w:t>….</w:t>
       </w:r>
     </w:p>
     <w:p>
       <w:pPr>
         <w:pStyle w:val="activity"/>
-      </w:pPr>
-      <w:r>
+        <w:rPr>
+          <w:lang w:val="fr-FR"/>
+        </w:rPr>
+      </w:pPr>
+      <w:r>
+        <w:rPr>
+          <w:lang w:val="fr-FR"/>
+        </w:rPr>
         <w:t>….</w:t>
       </w:r>
     </w:p>
     <w:p>
       <w:pPr>
         <w:pStyle w:val="activity"/>
-      </w:pPr>
-      <w:r>
+        <w:rPr>
+          <w:lang w:val="fr-FR"/>
+        </w:rPr>
+      </w:pPr>
+      <w:r>
+        <w:rPr>
+          <w:lang w:val="fr-FR"/>
+        </w:rPr>
         <w:t>…..</w:t>
       </w:r>
     </w:p>
     <w:p>
       <w:pPr>
         <w:pStyle w:val="activity"/>
-      </w:pPr>
-      <w:r>
+        <w:rPr>
+          <w:lang w:val="fr-FR"/>
+        </w:rPr>
+      </w:pPr>
+      <w:r>
+        <w:rPr>
+          <w:lang w:val="fr-FR"/>
+        </w:rPr>
         <w:t>….</w:t>
       </w:r>
     </w:p>
     <w:p>
       <w:pPr>
         <w:pStyle w:val="activity"/>
-      </w:pPr>
-      <w:r>
+        <w:rPr>
+          <w:lang w:val="fr-FR"/>
+        </w:rPr>
+      </w:pPr>
+      <w:r>
+        <w:rPr>
+          <w:lang w:val="fr-FR"/>
+        </w:rPr>
         <w:t>….</w:t>
       </w:r>
     </w:p>
     <w:p>
       <w:pPr>
         <w:pStyle w:val="activity"/>
-      </w:pPr>
-      <w:r>
+        <w:rPr>
+          <w:lang w:val="fr-FR"/>
+        </w:rPr>
+      </w:pPr>
+      <w:r>
+        <w:rPr>
+          <w:lang w:val="fr-FR"/>
+        </w:rPr>
         <w:t>…..</w:t>
       </w:r>
     </w:p>
     <w:p>
       <w:pPr>
         <w:pStyle w:val="activity"/>
-      </w:pPr>
-      <w:r>
+        <w:rPr>
+          <w:lang w:val="fr-FR"/>
+        </w:rPr>
+      </w:pPr>
+      <w:r>
+        <w:rPr>
+          <w:lang w:val="fr-FR"/>
+        </w:rPr>
         <w:t>….</w:t>
       </w:r>
     </w:p>
@@ -6222,6 +6654,9 @@
           <w:ilvl w:val="0"/>
           <w:numId w:val="0"/>
         </w:numPr>
+        <w:rPr>
+          <w:lang w:val="fr-FR"/>
+        </w:rPr>
       </w:pPr>
     </w:p>
     <w:p>
@@ -6231,27 +6666,18 @@
           <w:ilvl w:val="0"/>
           <w:numId w:val="0"/>
         </w:numPr>
-      </w:pPr>
-    </w:p>
-    <w:p>
-      <w:pPr>
-        <w:rPr>
-          <w:lang w:val="en-US"/>
-        </w:rPr>
-      </w:pPr>
-    </w:p>
+        <w:rPr>
+          <w:lang w:val="fr-FR"/>
+        </w:rPr>
+      </w:pPr>
+    </w:p>
+    <w:p/>
     <w:p>
       <w:pPr>
         <w:pStyle w:val="listTitle"/>
       </w:pPr>
       <w:r>
-        <w:rPr>
-          <w:lang w:val="en-US"/>
-        </w:rPr>
-        <w:t xml:space="preserve">          </w:t>
-      </w:r>
-      <w:r>
-        <w:t>Résultats obtenus</w:t>
+        <w:t xml:space="preserve">          Résultats obtenus</w:t>
       </w:r>
     </w:p>
     <w:p>
@@ -6262,72 +6688,126 @@
     <w:p>
       <w:pPr>
         <w:pStyle w:val="activity"/>
-      </w:pPr>
-      <w:r>
+        <w:rPr>
+          <w:lang w:val="fr-FR"/>
+        </w:rPr>
+      </w:pPr>
+      <w:r>
+        <w:rPr>
+          <w:lang w:val="fr-FR"/>
+        </w:rPr>
         <w:t>….</w:t>
       </w:r>
     </w:p>
     <w:p>
       <w:pPr>
         <w:pStyle w:val="activity"/>
-      </w:pPr>
-      <w:r>
+        <w:rPr>
+          <w:lang w:val="fr-FR"/>
+        </w:rPr>
+      </w:pPr>
+      <w:r>
+        <w:rPr>
+          <w:lang w:val="fr-FR"/>
+        </w:rPr>
         <w:t>…..</w:t>
       </w:r>
     </w:p>
     <w:p>
       <w:pPr>
         <w:pStyle w:val="activity"/>
-      </w:pPr>
-      <w:r>
+        <w:rPr>
+          <w:lang w:val="fr-FR"/>
+        </w:rPr>
+      </w:pPr>
+      <w:r>
+        <w:rPr>
+          <w:lang w:val="fr-FR"/>
+        </w:rPr>
         <w:t>….</w:t>
       </w:r>
     </w:p>
     <w:p>
       <w:pPr>
         <w:pStyle w:val="activity"/>
-      </w:pPr>
-      <w:r>
+        <w:rPr>
+          <w:lang w:val="fr-FR"/>
+        </w:rPr>
+      </w:pPr>
+      <w:r>
+        <w:rPr>
+          <w:lang w:val="fr-FR"/>
+        </w:rPr>
         <w:t>….</w:t>
       </w:r>
     </w:p>
     <w:p>
       <w:pPr>
         <w:pStyle w:val="activity"/>
-      </w:pPr>
-      <w:r>
+        <w:rPr>
+          <w:lang w:val="fr-FR"/>
+        </w:rPr>
+      </w:pPr>
+      <w:r>
+        <w:rPr>
+          <w:lang w:val="fr-FR"/>
+        </w:rPr>
         <w:t>…..</w:t>
       </w:r>
     </w:p>
     <w:p>
       <w:pPr>
         <w:pStyle w:val="activity"/>
-      </w:pPr>
-      <w:r>
+        <w:rPr>
+          <w:lang w:val="fr-FR"/>
+        </w:rPr>
+      </w:pPr>
+      <w:r>
+        <w:rPr>
+          <w:lang w:val="fr-FR"/>
+        </w:rPr>
         <w:t>….</w:t>
       </w:r>
     </w:p>
     <w:p>
       <w:pPr>
         <w:pStyle w:val="activity"/>
-      </w:pPr>
-      <w:r>
+        <w:rPr>
+          <w:lang w:val="fr-FR"/>
+        </w:rPr>
+      </w:pPr>
+      <w:r>
+        <w:rPr>
+          <w:lang w:val="fr-FR"/>
+        </w:rPr>
         <w:t>….</w:t>
       </w:r>
     </w:p>
     <w:p>
       <w:pPr>
         <w:pStyle w:val="activity"/>
-      </w:pPr>
-      <w:r>
+        <w:rPr>
+          <w:lang w:val="fr-FR"/>
+        </w:rPr>
+      </w:pPr>
+      <w:r>
+        <w:rPr>
+          <w:lang w:val="fr-FR"/>
+        </w:rPr>
         <w:t>…..</w:t>
       </w:r>
     </w:p>
     <w:p>
       <w:pPr>
         <w:pStyle w:val="activity"/>
-      </w:pPr>
-      <w:r>
+        <w:rPr>
+          <w:lang w:val="fr-FR"/>
+        </w:rPr>
+      </w:pPr>
+      <w:r>
+        <w:rPr>
+          <w:lang w:val="fr-FR"/>
+        </w:rPr>
         <w:t>….</w:t>
       </w:r>
     </w:p>
@@ -6338,18 +6818,9 @@
           <w:ilvl w:val="0"/>
           <w:numId w:val="0"/>
         </w:numPr>
-        <w:rPr>
-          <w:lang w:val="en-US"/>
-        </w:rPr>
-      </w:pPr>
-    </w:p>
-    <w:p>
-      <w:pPr>
-        <w:rPr>
-          <w:lang w:val="en-US"/>
-        </w:rPr>
-      </w:pPr>
-    </w:p>
+      </w:pPr>
+    </w:p>
+    <w:p/>
     <w:p/>
     <w:tbl>
       <w:tblPr>
@@ -6389,8 +6860,14 @@
           <w:p>
             <w:pPr>
               <w:pStyle w:val="titrecolonnegauche"/>
+              <w:rPr>
+                <w:lang w:val="fr-FR"/>
+              </w:rPr>
             </w:pPr>
             <w:r>
+              <w:rPr>
+                <w:lang w:val="fr-FR"/>
+              </w:rPr>
               <w:t>Environnement technique</w:t>
             </w:r>
           </w:p>
@@ -6409,10 +6886,8 @@
                 <w:color w:val="auto"/>
                 <w:sz w:val="20"/>
                 <w:szCs w:val="20"/>
-                <w:lang w:val="en-US"/>
-              </w:rPr>
-            </w:pPr>
-            <w:proofErr w:type="spellStart"/>
+              </w:rPr>
+            </w:pPr>
             <w:r>
               <w:rPr>
                 <w:b/>
@@ -6420,11 +6895,9 @@
                 <w:color w:val="auto"/>
                 <w:sz w:val="20"/>
                 <w:szCs w:val="20"/>
-                <w:lang w:val="en-US"/>
               </w:rPr>
               <w:t>Logiciels</w:t>
             </w:r>
-            <w:proofErr w:type="spellEnd"/>
           </w:p>
         </w:tc>
         <w:tc>
@@ -6435,9 +6908,6 @@
           <w:p>
             <w:pPr>
               <w:pStyle w:val="NORMALTABLEAU"/>
-              <w:rPr>
-                <w:lang w:val="en-US"/>
-              </w:rPr>
             </w:pPr>
           </w:p>
         </w:tc>
@@ -6456,8 +6926,14 @@
           <w:p>
             <w:pPr>
               <w:pStyle w:val="titrecolonnegauche"/>
+              <w:rPr>
+                <w:lang w:val="fr-FR"/>
+              </w:rPr>
             </w:pPr>
             <w:r>
+              <w:rPr>
+                <w:lang w:val="fr-FR"/>
+              </w:rPr>
               <w:t>Environnement technique</w:t>
             </w:r>
           </w:p>
@@ -6476,10 +6952,8 @@
                 <w:color w:val="auto"/>
                 <w:sz w:val="20"/>
                 <w:szCs w:val="20"/>
-                <w:lang w:val="en-US"/>
-              </w:rPr>
-            </w:pPr>
-            <w:proofErr w:type="spellStart"/>
+              </w:rPr>
+            </w:pPr>
             <w:r>
               <w:rPr>
                 <w:b/>
@@ -6487,11 +6961,9 @@
                 <w:color w:val="auto"/>
                 <w:sz w:val="20"/>
                 <w:szCs w:val="20"/>
-                <w:lang w:val="en-US"/>
               </w:rPr>
               <w:t>Langages</w:t>
             </w:r>
-            <w:proofErr w:type="spellEnd"/>
           </w:p>
         </w:tc>
         <w:tc>
@@ -6502,9 +6974,6 @@
           <w:p>
             <w:pPr>
               <w:pStyle w:val="NORMALTABLEAU"/>
-              <w:rPr>
-                <w:lang w:val="en-US"/>
-              </w:rPr>
             </w:pPr>
           </w:p>
         </w:tc>
@@ -6523,8 +6992,14 @@
           <w:p>
             <w:pPr>
               <w:pStyle w:val="titrecolonnegauche"/>
+              <w:rPr>
+                <w:lang w:val="fr-FR"/>
+              </w:rPr>
             </w:pPr>
             <w:r>
+              <w:rPr>
+                <w:lang w:val="fr-FR"/>
+              </w:rPr>
               <w:t>Environnement technique</w:t>
             </w:r>
           </w:p>
@@ -6543,7 +7018,6 @@
                 <w:color w:val="auto"/>
                 <w:sz w:val="20"/>
                 <w:szCs w:val="20"/>
-                <w:lang w:val="en-US"/>
               </w:rPr>
             </w:pPr>
             <w:r>
@@ -6553,7 +7027,6 @@
                 <w:color w:val="auto"/>
                 <w:sz w:val="20"/>
                 <w:szCs w:val="20"/>
-                <w:lang w:val="en-US"/>
               </w:rPr>
               <w:t>Technologies</w:t>
             </w:r>
@@ -6567,9 +7040,6 @@
           <w:p>
             <w:pPr>
               <w:pStyle w:val="NORMALTABLEAU"/>
-              <w:rPr>
-                <w:lang w:val="en-US"/>
-              </w:rPr>
             </w:pPr>
           </w:p>
         </w:tc>
@@ -6588,8 +7058,14 @@
           <w:p>
             <w:pPr>
               <w:pStyle w:val="titrecolonnegauche"/>
+              <w:rPr>
+                <w:lang w:val="fr-FR"/>
+              </w:rPr>
             </w:pPr>
             <w:r>
+              <w:rPr>
+                <w:lang w:val="fr-FR"/>
+              </w:rPr>
               <w:t>Environnement technique</w:t>
             </w:r>
           </w:p>
@@ -6608,10 +7084,8 @@
                 <w:color w:val="auto"/>
                 <w:sz w:val="20"/>
                 <w:szCs w:val="20"/>
-                <w:lang w:val="en-US"/>
-              </w:rPr>
-            </w:pPr>
-            <w:proofErr w:type="spellStart"/>
+              </w:rPr>
+            </w:pPr>
             <w:r>
               <w:rPr>
                 <w:b/>
@@ -6619,11 +7093,9 @@
                 <w:color w:val="auto"/>
                 <w:sz w:val="20"/>
                 <w:szCs w:val="20"/>
-                <w:lang w:val="en-US"/>
               </w:rPr>
               <w:t>Méthodes</w:t>
             </w:r>
-            <w:proofErr w:type="spellEnd"/>
           </w:p>
         </w:tc>
         <w:tc>
@@ -6634,9 +7106,6 @@
           <w:p>
             <w:pPr>
               <w:pStyle w:val="NORMALTABLEAU"/>
-              <w:rPr>
-                <w:lang w:val="en-US"/>
-              </w:rPr>
             </w:pPr>
           </w:p>
         </w:tc>
@@ -6655,8 +7124,14 @@
           <w:p>
             <w:pPr>
               <w:pStyle w:val="titrecolonnegauche"/>
+              <w:rPr>
+                <w:lang w:val="fr-FR"/>
+              </w:rPr>
             </w:pPr>
             <w:r>
+              <w:rPr>
+                <w:lang w:val="fr-FR"/>
+              </w:rPr>
               <w:t>Environnement technique</w:t>
             </w:r>
           </w:p>
@@ -6675,10 +7150,8 @@
                 <w:color w:val="auto"/>
                 <w:sz w:val="20"/>
                 <w:szCs w:val="20"/>
-                <w:lang w:val="en-US"/>
-              </w:rPr>
-            </w:pPr>
-            <w:proofErr w:type="spellStart"/>
+              </w:rPr>
+            </w:pPr>
             <w:r>
               <w:rPr>
                 <w:b/>
@@ -6686,11 +7159,9 @@
                 <w:color w:val="auto"/>
                 <w:sz w:val="20"/>
                 <w:szCs w:val="20"/>
-                <w:lang w:val="en-US"/>
               </w:rPr>
               <w:t>Systèmes</w:t>
             </w:r>
-            <w:proofErr w:type="spellEnd"/>
           </w:p>
         </w:tc>
         <w:tc>
@@ -6701,9 +7172,6 @@
           <w:p>
             <w:pPr>
               <w:pStyle w:val="NORMALTABLEAU"/>
-              <w:rPr>
-                <w:lang w:val="en-US"/>
-              </w:rPr>
             </w:pPr>
           </w:p>
         </w:tc>
@@ -6722,8 +7190,14 @@
           <w:p>
             <w:pPr>
               <w:pStyle w:val="titrecolonnegauche"/>
+              <w:rPr>
+                <w:lang w:val="fr-FR"/>
+              </w:rPr>
             </w:pPr>
             <w:r>
+              <w:rPr>
+                <w:lang w:val="fr-FR"/>
+              </w:rPr>
               <w:t>Environnement technique</w:t>
             </w:r>
           </w:p>
@@ -6742,10 +7216,8 @@
                 <w:color w:val="auto"/>
                 <w:sz w:val="20"/>
                 <w:szCs w:val="20"/>
-                <w:lang w:val="en-US"/>
-              </w:rPr>
-            </w:pPr>
-            <w:proofErr w:type="spellStart"/>
+              </w:rPr>
+            </w:pPr>
             <w:r>
               <w:rPr>
                 <w:b/>
@@ -6753,23 +7225,65 @@
                 <w:color w:val="auto"/>
                 <w:sz w:val="20"/>
                 <w:szCs w:val="20"/>
-                <w:lang w:val="en-US"/>
-              </w:rPr>
-              <w:t>Normes</w:t>
+              </w:rPr>
+              <w:t>Normes et protocoles</w:t>
             </w:r>
-            <w:proofErr w:type="spellEnd"/>
+          </w:p>
+        </w:tc>
+        <w:tc>
+          <w:tcPr>
+            <w:tcW w:w="5870" w:type="dxa"/>
+            <w:vAlign w:val="center"/>
+          </w:tcPr>
+          <w:p>
+            <w:pPr>
+              <w:pStyle w:val="NORMALTABLEAU"/>
+            </w:pPr>
+          </w:p>
+        </w:tc>
+      </w:tr>
+      <w:tr>
+        <w:trPr>
+          <w:cantSplit/>
+        </w:trPr>
+        <w:tc>
+          <w:tcPr>
+            <w:tcW w:w="2086" w:type="dxa"/>
+            <w:vMerge/>
+            <w:shd w:val="clear" w:color="auto" w:fill="DBDEDF"/>
+            <w:vAlign w:val="center"/>
+          </w:tcPr>
+          <w:p>
+            <w:pPr>
+              <w:pStyle w:val="titrecolonnegauche"/>
+              <w:rPr>
+                <w:lang w:val="fr-FR"/>
+              </w:rPr>
+            </w:pPr>
             <w:r>
+              <w:rPr>
+                <w:lang w:val="fr-FR"/>
+              </w:rPr>
+              <w:t>Environnement technique</w:t>
+            </w:r>
+          </w:p>
+        </w:tc>
+        <w:tc>
+          <w:tcPr>
+            <w:tcW w:w="2109" w:type="dxa"/>
+            <w:vAlign w:val="center"/>
+          </w:tcPr>
+          <w:p>
+            <w:pPr>
+              <w:pStyle w:val="Colonne2"/>
               <w:rPr>
                 <w:b/>
                 <w:i w:val="0"/>
                 <w:color w:val="auto"/>
                 <w:sz w:val="20"/>
                 <w:szCs w:val="20"/>
-                <w:lang w:val="en-US"/>
-              </w:rPr>
-              <w:t xml:space="preserve"> et </w:t>
-            </w:r>
-            <w:proofErr w:type="spellStart"/>
+              </w:rPr>
+            </w:pPr>
             <w:r>
               <w:rPr>
                 <w:b/>
@@ -6777,78 +7291,9 @@
                 <w:color w:val="auto"/>
                 <w:sz w:val="20"/>
                 <w:szCs w:val="20"/>
-                <w:lang w:val="en-US"/>
-              </w:rPr>
-              <w:t>protocoles</w:t>
-            </w:r>
-            <w:proofErr w:type="spellEnd"/>
-          </w:p>
-        </w:tc>
-        <w:tc>
-          <w:tcPr>
-            <w:tcW w:w="5870" w:type="dxa"/>
-            <w:vAlign w:val="center"/>
-          </w:tcPr>
-          <w:p>
-            <w:pPr>
-              <w:pStyle w:val="NORMALTABLEAU"/>
-              <w:rPr>
-                <w:lang w:val="en-US"/>
-              </w:rPr>
-            </w:pPr>
-          </w:p>
-        </w:tc>
-      </w:tr>
-      <w:tr>
-        <w:trPr>
-          <w:cantSplit/>
-        </w:trPr>
-        <w:tc>
-          <w:tcPr>
-            <w:tcW w:w="2086" w:type="dxa"/>
-            <w:vMerge/>
-            <w:shd w:val="clear" w:color="auto" w:fill="DBDEDF"/>
-            <w:vAlign w:val="center"/>
-          </w:tcPr>
-          <w:p>
-            <w:pPr>
-              <w:pStyle w:val="titrecolonnegauche"/>
-            </w:pPr>
-            <w:r>
-              <w:t>Environnement technique</w:t>
-            </w:r>
-          </w:p>
-        </w:tc>
-        <w:tc>
-          <w:tcPr>
-            <w:tcW w:w="2109" w:type="dxa"/>
-            <w:vAlign w:val="center"/>
-          </w:tcPr>
-          <w:p>
-            <w:pPr>
-              <w:pStyle w:val="Colonne2"/>
-              <w:rPr>
-                <w:b/>
-                <w:i w:val="0"/>
-                <w:color w:val="auto"/>
-                <w:sz w:val="20"/>
-                <w:szCs w:val="20"/>
-                <w:lang w:val="en-US"/>
-              </w:rPr>
-            </w:pPr>
-            <w:proofErr w:type="spellStart"/>
-            <w:r>
-              <w:rPr>
-                <w:b/>
-                <w:i w:val="0"/>
-                <w:color w:val="auto"/>
-                <w:sz w:val="20"/>
-                <w:szCs w:val="20"/>
-                <w:lang w:val="en-US"/>
               </w:rPr>
               <w:t>Matériels</w:t>
             </w:r>
-            <w:proofErr w:type="spellEnd"/>
           </w:p>
         </w:tc>
         <w:tc>
@@ -6859,9 +7304,6 @@
           <w:p>
             <w:pPr>
               <w:pStyle w:val="NORMALTABLEAU"/>
-              <w:rPr>
-                <w:lang w:val="en-US"/>
-              </w:rPr>
             </w:pPr>
           </w:p>
         </w:tc>
@@ -6875,13 +7317,12 @@
         </w:pBdr>
         <w:rPr>
           <w:i w:val="0"/>
-          <w:lang w:val="en-US"/>
         </w:rPr>
       </w:pPr>
     </w:p>
     <w:tbl>
       <w:tblPr>
-        <w:tblStyle w:val="TableGrid"/>
+        <w:tblStyle w:val="Grilledutableau"/>
         <w:tblW w:w="0" w:type="auto"/>
         <w:tblBorders>
           <w:top w:val="none" w:sz="0" w:space="0" w:color="auto"/>
@@ -6912,7 +7353,6 @@
                 <w:noProof/>
                 <w:sz w:val="28"/>
                 <w:szCs w:val="28"/>
-                <w:lang w:val="en-US"/>
               </w:rPr>
             </w:pPr>
             <w:r>
@@ -6920,7 +7360,6 @@
                 <w:i w:val="0"/>
                 <w:sz w:val="28"/>
                 <w:szCs w:val="28"/>
-                <w:lang w:val="en-US"/>
               </w:rPr>
               <w:t xml:space="preserve">  </w:t>
             </w:r>
@@ -6996,7 +7435,7 @@
     </w:p>
     <w:p>
       <w:pPr>
-        <w:pStyle w:val="ListParagraph"/>
+        <w:pStyle w:val="Paragraphedeliste"/>
         <w:numPr>
           <w:ilvl w:val="0"/>
           <w:numId w:val="39"/>
@@ -7091,72 +7530,126 @@
     <w:p>
       <w:pPr>
         <w:pStyle w:val="activity"/>
-      </w:pPr>
-      <w:r>
+        <w:rPr>
+          <w:lang w:val="fr-FR"/>
+        </w:rPr>
+      </w:pPr>
+      <w:r>
+        <w:rPr>
+          <w:lang w:val="fr-FR"/>
+        </w:rPr>
         <w:t>….</w:t>
       </w:r>
     </w:p>
     <w:p>
       <w:pPr>
         <w:pStyle w:val="activity"/>
-      </w:pPr>
-      <w:r>
+        <w:rPr>
+          <w:lang w:val="fr-FR"/>
+        </w:rPr>
+      </w:pPr>
+      <w:r>
+        <w:rPr>
+          <w:lang w:val="fr-FR"/>
+        </w:rPr>
         <w:t>…..</w:t>
       </w:r>
     </w:p>
     <w:p>
       <w:pPr>
         <w:pStyle w:val="activity"/>
-      </w:pPr>
-      <w:r>
+        <w:rPr>
+          <w:lang w:val="fr-FR"/>
+        </w:rPr>
+      </w:pPr>
+      <w:r>
+        <w:rPr>
+          <w:lang w:val="fr-FR"/>
+        </w:rPr>
         <w:t>….</w:t>
       </w:r>
     </w:p>
     <w:p>
       <w:pPr>
         <w:pStyle w:val="activity"/>
-      </w:pPr>
-      <w:r>
+        <w:rPr>
+          <w:lang w:val="fr-FR"/>
+        </w:rPr>
+      </w:pPr>
+      <w:r>
+        <w:rPr>
+          <w:lang w:val="fr-FR"/>
+        </w:rPr>
         <w:t>….</w:t>
       </w:r>
     </w:p>
     <w:p>
       <w:pPr>
         <w:pStyle w:val="activity"/>
-      </w:pPr>
-      <w:r>
+        <w:rPr>
+          <w:lang w:val="fr-FR"/>
+        </w:rPr>
+      </w:pPr>
+      <w:r>
+        <w:rPr>
+          <w:lang w:val="fr-FR"/>
+        </w:rPr>
         <w:t>…..</w:t>
       </w:r>
     </w:p>
     <w:p>
       <w:pPr>
         <w:pStyle w:val="activity"/>
-      </w:pPr>
-      <w:r>
+        <w:rPr>
+          <w:lang w:val="fr-FR"/>
+        </w:rPr>
+      </w:pPr>
+      <w:r>
+        <w:rPr>
+          <w:lang w:val="fr-FR"/>
+        </w:rPr>
         <w:t>….</w:t>
       </w:r>
     </w:p>
     <w:p>
       <w:pPr>
         <w:pStyle w:val="activity"/>
-      </w:pPr>
-      <w:r>
+        <w:rPr>
+          <w:lang w:val="fr-FR"/>
+        </w:rPr>
+      </w:pPr>
+      <w:r>
+        <w:rPr>
+          <w:lang w:val="fr-FR"/>
+        </w:rPr>
         <w:t>….</w:t>
       </w:r>
     </w:p>
     <w:p>
       <w:pPr>
         <w:pStyle w:val="activity"/>
-      </w:pPr>
-      <w:r>
+        <w:rPr>
+          <w:lang w:val="fr-FR"/>
+        </w:rPr>
+      </w:pPr>
+      <w:r>
+        <w:rPr>
+          <w:lang w:val="fr-FR"/>
+        </w:rPr>
         <w:t>…..</w:t>
       </w:r>
     </w:p>
     <w:p>
       <w:pPr>
         <w:pStyle w:val="activity"/>
-      </w:pPr>
-      <w:r>
+        <w:rPr>
+          <w:lang w:val="fr-FR"/>
+        </w:rPr>
+      </w:pPr>
+      <w:r>
+        <w:rPr>
+          <w:lang w:val="fr-FR"/>
+        </w:rPr>
         <w:t>….</w:t>
       </w:r>
     </w:p>
@@ -7167,6 +7660,9 @@
           <w:ilvl w:val="0"/>
           <w:numId w:val="0"/>
         </w:numPr>
+        <w:rPr>
+          <w:lang w:val="fr-FR"/>
+        </w:rPr>
       </w:pPr>
     </w:p>
     <w:p>
@@ -7176,27 +7672,18 @@
           <w:ilvl w:val="0"/>
           <w:numId w:val="0"/>
         </w:numPr>
-      </w:pPr>
-    </w:p>
-    <w:p>
-      <w:pPr>
-        <w:rPr>
-          <w:lang w:val="en-US"/>
-        </w:rPr>
-      </w:pPr>
-    </w:p>
+        <w:rPr>
+          <w:lang w:val="fr-FR"/>
+        </w:rPr>
+      </w:pPr>
+    </w:p>
+    <w:p/>
     <w:p>
       <w:pPr>
         <w:pStyle w:val="listTitle"/>
       </w:pPr>
       <w:r>
-        <w:rPr>
-          <w:lang w:val="en-US"/>
-        </w:rPr>
-        <w:t xml:space="preserve">          </w:t>
-      </w:r>
-      <w:r>
-        <w:t>Résultats obtenus</w:t>
+        <w:t xml:space="preserve">          Résultats obtenus</w:t>
       </w:r>
     </w:p>
     <w:p>
@@ -7207,73 +7694,127 @@
     <w:p>
       <w:pPr>
         <w:pStyle w:val="activity"/>
-      </w:pPr>
-      <w:r>
+        <w:rPr>
+          <w:lang w:val="fr-FR"/>
+        </w:rPr>
+      </w:pPr>
+      <w:r>
+        <w:rPr>
+          <w:lang w:val="fr-FR"/>
+        </w:rPr>
+        <w:lastRenderedPageBreak/>
         <w:t>….</w:t>
       </w:r>
     </w:p>
     <w:p>
       <w:pPr>
         <w:pStyle w:val="activity"/>
-      </w:pPr>
-      <w:r>
-        <w:lastRenderedPageBreak/>
+        <w:rPr>
+          <w:lang w:val="fr-FR"/>
+        </w:rPr>
+      </w:pPr>
+      <w:r>
+        <w:rPr>
+          <w:lang w:val="fr-FR"/>
+        </w:rPr>
         <w:t>…..</w:t>
       </w:r>
     </w:p>
     <w:p>
       <w:pPr>
         <w:pStyle w:val="activity"/>
-      </w:pPr>
-      <w:r>
+        <w:rPr>
+          <w:lang w:val="fr-FR"/>
+        </w:rPr>
+      </w:pPr>
+      <w:r>
+        <w:rPr>
+          <w:lang w:val="fr-FR"/>
+        </w:rPr>
         <w:t>….</w:t>
       </w:r>
     </w:p>
     <w:p>
       <w:pPr>
         <w:pStyle w:val="activity"/>
-      </w:pPr>
-      <w:r>
+        <w:rPr>
+          <w:lang w:val="fr-FR"/>
+        </w:rPr>
+      </w:pPr>
+      <w:r>
+        <w:rPr>
+          <w:lang w:val="fr-FR"/>
+        </w:rPr>
         <w:t>….</w:t>
       </w:r>
     </w:p>
     <w:p>
       <w:pPr>
         <w:pStyle w:val="activity"/>
-      </w:pPr>
-      <w:r>
+        <w:rPr>
+          <w:lang w:val="fr-FR"/>
+        </w:rPr>
+      </w:pPr>
+      <w:r>
+        <w:rPr>
+          <w:lang w:val="fr-FR"/>
+        </w:rPr>
         <w:t>…..</w:t>
       </w:r>
     </w:p>
     <w:p>
       <w:pPr>
         <w:pStyle w:val="activity"/>
-      </w:pPr>
-      <w:r>
+        <w:rPr>
+          <w:lang w:val="fr-FR"/>
+        </w:rPr>
+      </w:pPr>
+      <w:r>
+        <w:rPr>
+          <w:lang w:val="fr-FR"/>
+        </w:rPr>
         <w:t>….</w:t>
       </w:r>
     </w:p>
     <w:p>
       <w:pPr>
         <w:pStyle w:val="activity"/>
-      </w:pPr>
-      <w:r>
+        <w:rPr>
+          <w:lang w:val="fr-FR"/>
+        </w:rPr>
+      </w:pPr>
+      <w:r>
+        <w:rPr>
+          <w:lang w:val="fr-FR"/>
+        </w:rPr>
         <w:t>….</w:t>
       </w:r>
     </w:p>
     <w:p>
       <w:pPr>
         <w:pStyle w:val="activity"/>
-      </w:pPr>
-      <w:r>
+        <w:rPr>
+          <w:lang w:val="fr-FR"/>
+        </w:rPr>
+      </w:pPr>
+      <w:r>
+        <w:rPr>
+          <w:lang w:val="fr-FR"/>
+        </w:rPr>
         <w:t>…..</w:t>
       </w:r>
     </w:p>
     <w:p>
       <w:pPr>
         <w:pStyle w:val="activity"/>
-      </w:pPr>
-      <w:r>
+        <w:rPr>
+          <w:lang w:val="fr-FR"/>
+        </w:rPr>
+      </w:pPr>
+      <w:r>
+        <w:rPr>
+          <w:lang w:val="fr-FR"/>
+        </w:rPr>
         <w:t>….</w:t>
       </w:r>
     </w:p>
@@ -7284,9 +7825,6 @@
           <w:ilvl w:val="0"/>
           <w:numId w:val="0"/>
         </w:numPr>
-        <w:rPr>
-          <w:lang w:val="en-US"/>
-        </w:rPr>
       </w:pPr>
     </w:p>
     <w:p/>
@@ -7328,8 +7866,14 @@
           <w:p>
             <w:pPr>
               <w:pStyle w:val="titrecolonnegauche"/>
+              <w:rPr>
+                <w:lang w:val="fr-FR"/>
+              </w:rPr>
             </w:pPr>
             <w:r>
+              <w:rPr>
+                <w:lang w:val="fr-FR"/>
+              </w:rPr>
               <w:t>Environnement technique</w:t>
             </w:r>
           </w:p>
@@ -7348,10 +7892,8 @@
                 <w:color w:val="auto"/>
                 <w:sz w:val="20"/>
                 <w:szCs w:val="20"/>
-                <w:lang w:val="en-US"/>
-              </w:rPr>
-            </w:pPr>
-            <w:proofErr w:type="spellStart"/>
+              </w:rPr>
+            </w:pPr>
             <w:r>
               <w:rPr>
                 <w:b/>
@@ -7359,11 +7901,9 @@
                 <w:color w:val="auto"/>
                 <w:sz w:val="20"/>
                 <w:szCs w:val="20"/>
-                <w:lang w:val="en-US"/>
               </w:rPr>
               <w:t>Logiciels</w:t>
             </w:r>
-            <w:proofErr w:type="spellEnd"/>
           </w:p>
         </w:tc>
         <w:tc>
@@ -7374,9 +7914,6 @@
           <w:p>
             <w:pPr>
               <w:pStyle w:val="NORMALTABLEAU"/>
-              <w:rPr>
-                <w:lang w:val="en-US"/>
-              </w:rPr>
             </w:pPr>
           </w:p>
         </w:tc>
@@ -7395,8 +7932,14 @@
           <w:p>
             <w:pPr>
               <w:pStyle w:val="titrecolonnegauche"/>
+              <w:rPr>
+                <w:lang w:val="fr-FR"/>
+              </w:rPr>
             </w:pPr>
             <w:r>
+              <w:rPr>
+                <w:lang w:val="fr-FR"/>
+              </w:rPr>
               <w:t>Environnement technique</w:t>
             </w:r>
           </w:p>
@@ -7415,10 +7958,8 @@
                 <w:color w:val="auto"/>
                 <w:sz w:val="20"/>
                 <w:szCs w:val="20"/>
-                <w:lang w:val="en-US"/>
-              </w:rPr>
-            </w:pPr>
-            <w:proofErr w:type="spellStart"/>
+              </w:rPr>
+            </w:pPr>
             <w:r>
               <w:rPr>
                 <w:b/>
@@ -7426,11 +7967,9 @@
                 <w:color w:val="auto"/>
                 <w:sz w:val="20"/>
                 <w:szCs w:val="20"/>
-                <w:lang w:val="en-US"/>
               </w:rPr>
               <w:t>Langages</w:t>
             </w:r>
-            <w:proofErr w:type="spellEnd"/>
           </w:p>
         </w:tc>
         <w:tc>
@@ -7441,9 +7980,6 @@
           <w:p>
             <w:pPr>
               <w:pStyle w:val="NORMALTABLEAU"/>
-              <w:rPr>
-                <w:lang w:val="en-US"/>
-              </w:rPr>
             </w:pPr>
           </w:p>
         </w:tc>
@@ -7462,8 +7998,14 @@
           <w:p>
             <w:pPr>
               <w:pStyle w:val="titrecolonnegauche"/>
+              <w:rPr>
+                <w:lang w:val="fr-FR"/>
+              </w:rPr>
             </w:pPr>
             <w:r>
+              <w:rPr>
+                <w:lang w:val="fr-FR"/>
+              </w:rPr>
               <w:t>Environnement technique</w:t>
             </w:r>
           </w:p>
@@ -7482,7 +8024,6 @@
                 <w:color w:val="auto"/>
                 <w:sz w:val="20"/>
                 <w:szCs w:val="20"/>
-                <w:lang w:val="en-US"/>
               </w:rPr>
             </w:pPr>
             <w:r>
@@ -7492,7 +8033,6 @@
                 <w:color w:val="auto"/>
                 <w:sz w:val="20"/>
                 <w:szCs w:val="20"/>
-                <w:lang w:val="en-US"/>
               </w:rPr>
               <w:t>Technologies</w:t>
             </w:r>
@@ -7506,9 +8046,6 @@
           <w:p>
             <w:pPr>
               <w:pStyle w:val="NORMALTABLEAU"/>
-              <w:rPr>
-                <w:lang w:val="en-US"/>
-              </w:rPr>
             </w:pPr>
           </w:p>
         </w:tc>
@@ -7527,8 +8064,14 @@
           <w:p>
             <w:pPr>
               <w:pStyle w:val="titrecolonnegauche"/>
+              <w:rPr>
+                <w:lang w:val="fr-FR"/>
+              </w:rPr>
             </w:pPr>
             <w:r>
+              <w:rPr>
+                <w:lang w:val="fr-FR"/>
+              </w:rPr>
               <w:t>Environnement technique</w:t>
             </w:r>
           </w:p>
@@ -7547,10 +8090,8 @@
                 <w:color w:val="auto"/>
                 <w:sz w:val="20"/>
                 <w:szCs w:val="20"/>
-                <w:lang w:val="en-US"/>
-              </w:rPr>
-            </w:pPr>
-            <w:proofErr w:type="spellStart"/>
+              </w:rPr>
+            </w:pPr>
             <w:r>
               <w:rPr>
                 <w:b/>
@@ -7558,11 +8099,9 @@
                 <w:color w:val="auto"/>
                 <w:sz w:val="20"/>
                 <w:szCs w:val="20"/>
-                <w:lang w:val="en-US"/>
               </w:rPr>
               <w:t>Méthodes</w:t>
             </w:r>
-            <w:proofErr w:type="spellEnd"/>
           </w:p>
         </w:tc>
         <w:tc>
@@ -7573,9 +8112,6 @@
           <w:p>
             <w:pPr>
               <w:pStyle w:val="NORMALTABLEAU"/>
-              <w:rPr>
-                <w:lang w:val="en-US"/>
-              </w:rPr>
             </w:pPr>
           </w:p>
         </w:tc>
@@ -7594,8 +8130,14 @@
           <w:p>
             <w:pPr>
               <w:pStyle w:val="titrecolonnegauche"/>
+              <w:rPr>
+                <w:lang w:val="fr-FR"/>
+              </w:rPr>
             </w:pPr>
             <w:r>
+              <w:rPr>
+                <w:lang w:val="fr-FR"/>
+              </w:rPr>
               <w:t>Environnement technique</w:t>
             </w:r>
           </w:p>
@@ -7614,10 +8156,8 @@
                 <w:color w:val="auto"/>
                 <w:sz w:val="20"/>
                 <w:szCs w:val="20"/>
-                <w:lang w:val="en-US"/>
-              </w:rPr>
-            </w:pPr>
-            <w:proofErr w:type="spellStart"/>
+              </w:rPr>
+            </w:pPr>
             <w:r>
               <w:rPr>
                 <w:b/>
@@ -7625,11 +8165,9 @@
                 <w:color w:val="auto"/>
                 <w:sz w:val="20"/>
                 <w:szCs w:val="20"/>
-                <w:lang w:val="en-US"/>
               </w:rPr>
               <w:t>Systèmes</w:t>
             </w:r>
-            <w:proofErr w:type="spellEnd"/>
           </w:p>
         </w:tc>
         <w:tc>
@@ -7640,9 +8178,6 @@
           <w:p>
             <w:pPr>
               <w:pStyle w:val="NORMALTABLEAU"/>
-              <w:rPr>
-                <w:lang w:val="en-US"/>
-              </w:rPr>
             </w:pPr>
           </w:p>
         </w:tc>
@@ -7661,8 +8196,14 @@
           <w:p>
             <w:pPr>
               <w:pStyle w:val="titrecolonnegauche"/>
+              <w:rPr>
+                <w:lang w:val="fr-FR"/>
+              </w:rPr>
             </w:pPr>
             <w:r>
+              <w:rPr>
+                <w:lang w:val="fr-FR"/>
+              </w:rPr>
               <w:t>Environnement technique</w:t>
             </w:r>
           </w:p>
@@ -7681,10 +8222,8 @@
                 <w:color w:val="auto"/>
                 <w:sz w:val="20"/>
                 <w:szCs w:val="20"/>
-                <w:lang w:val="en-US"/>
-              </w:rPr>
-            </w:pPr>
-            <w:proofErr w:type="spellStart"/>
+              </w:rPr>
+            </w:pPr>
             <w:r>
               <w:rPr>
                 <w:b/>
@@ -7692,23 +8231,65 @@
                 <w:color w:val="auto"/>
                 <w:sz w:val="20"/>
                 <w:szCs w:val="20"/>
-                <w:lang w:val="en-US"/>
-              </w:rPr>
-              <w:t>Normes</w:t>
+              </w:rPr>
+              <w:t>Normes et protocoles</w:t>
             </w:r>
-            <w:proofErr w:type="spellEnd"/>
+          </w:p>
+        </w:tc>
+        <w:tc>
+          <w:tcPr>
+            <w:tcW w:w="5870" w:type="dxa"/>
+            <w:vAlign w:val="center"/>
+          </w:tcPr>
+          <w:p>
+            <w:pPr>
+              <w:pStyle w:val="NORMALTABLEAU"/>
+            </w:pPr>
+          </w:p>
+        </w:tc>
+      </w:tr>
+      <w:tr>
+        <w:trPr>
+          <w:cantSplit/>
+        </w:trPr>
+        <w:tc>
+          <w:tcPr>
+            <w:tcW w:w="2086" w:type="dxa"/>
+            <w:vMerge/>
+            <w:shd w:val="clear" w:color="auto" w:fill="DBDEDF"/>
+            <w:vAlign w:val="center"/>
+          </w:tcPr>
+          <w:p>
+            <w:pPr>
+              <w:pStyle w:val="titrecolonnegauche"/>
+              <w:rPr>
+                <w:lang w:val="fr-FR"/>
+              </w:rPr>
+            </w:pPr>
             <w:r>
+              <w:rPr>
+                <w:lang w:val="fr-FR"/>
+              </w:rPr>
+              <w:t>Environnement technique</w:t>
+            </w:r>
+          </w:p>
+        </w:tc>
+        <w:tc>
+          <w:tcPr>
+            <w:tcW w:w="2109" w:type="dxa"/>
+            <w:vAlign w:val="center"/>
+          </w:tcPr>
+          <w:p>
+            <w:pPr>
+              <w:pStyle w:val="Colonne2"/>
               <w:rPr>
                 <w:b/>
                 <w:i w:val="0"/>
                 <w:color w:val="auto"/>
                 <w:sz w:val="20"/>
                 <w:szCs w:val="20"/>
-                <w:lang w:val="en-US"/>
-              </w:rPr>
-              <w:t xml:space="preserve"> et </w:t>
-            </w:r>
-            <w:proofErr w:type="spellStart"/>
+              </w:rPr>
+            </w:pPr>
             <w:r>
               <w:rPr>
                 <w:b/>
@@ -7716,78 +8297,9 @@
                 <w:color w:val="auto"/>
                 <w:sz w:val="20"/>
                 <w:szCs w:val="20"/>
-                <w:lang w:val="en-US"/>
-              </w:rPr>
-              <w:t>protocoles</w:t>
-            </w:r>
-            <w:proofErr w:type="spellEnd"/>
-          </w:p>
-        </w:tc>
-        <w:tc>
-          <w:tcPr>
-            <w:tcW w:w="5870" w:type="dxa"/>
-            <w:vAlign w:val="center"/>
-          </w:tcPr>
-          <w:p>
-            <w:pPr>
-              <w:pStyle w:val="NORMALTABLEAU"/>
-              <w:rPr>
-                <w:lang w:val="en-US"/>
-              </w:rPr>
-            </w:pPr>
-          </w:p>
-        </w:tc>
-      </w:tr>
-      <w:tr>
-        <w:trPr>
-          <w:cantSplit/>
-        </w:trPr>
-        <w:tc>
-          <w:tcPr>
-            <w:tcW w:w="2086" w:type="dxa"/>
-            <w:vMerge/>
-            <w:shd w:val="clear" w:color="auto" w:fill="DBDEDF"/>
-            <w:vAlign w:val="center"/>
-          </w:tcPr>
-          <w:p>
-            <w:pPr>
-              <w:pStyle w:val="titrecolonnegauche"/>
-            </w:pPr>
-            <w:r>
-              <w:t>Environnement technique</w:t>
-            </w:r>
-          </w:p>
-        </w:tc>
-        <w:tc>
-          <w:tcPr>
-            <w:tcW w:w="2109" w:type="dxa"/>
-            <w:vAlign w:val="center"/>
-          </w:tcPr>
-          <w:p>
-            <w:pPr>
-              <w:pStyle w:val="Colonne2"/>
-              <w:rPr>
-                <w:b/>
-                <w:i w:val="0"/>
-                <w:color w:val="auto"/>
-                <w:sz w:val="20"/>
-                <w:szCs w:val="20"/>
-                <w:lang w:val="en-US"/>
-              </w:rPr>
-            </w:pPr>
-            <w:proofErr w:type="spellStart"/>
-            <w:r>
-              <w:rPr>
-                <w:b/>
-                <w:i w:val="0"/>
-                <w:color w:val="auto"/>
-                <w:sz w:val="20"/>
-                <w:szCs w:val="20"/>
-                <w:lang w:val="en-US"/>
               </w:rPr>
               <w:t>Matériels</w:t>
             </w:r>
-            <w:proofErr w:type="spellEnd"/>
           </w:p>
         </w:tc>
         <w:tc>
@@ -7798,9 +8310,6 @@
           <w:p>
             <w:pPr>
               <w:pStyle w:val="NORMALTABLEAU"/>
-              <w:rPr>
-                <w:lang w:val="en-US"/>
-              </w:rPr>
             </w:pPr>
           </w:p>
         </w:tc>
@@ -7814,13 +8323,12 @@
         </w:pBdr>
         <w:rPr>
           <w:i w:val="0"/>
-          <w:lang w:val="en-US"/>
         </w:rPr>
       </w:pPr>
     </w:p>
     <w:tbl>
       <w:tblPr>
-        <w:tblStyle w:val="TableGrid"/>
+        <w:tblStyle w:val="Grilledutableau"/>
         <w:tblW w:w="0" w:type="auto"/>
         <w:tblBorders>
           <w:top w:val="none" w:sz="0" w:space="0" w:color="auto"/>
@@ -7851,7 +8359,6 @@
                 <w:noProof/>
                 <w:sz w:val="28"/>
                 <w:szCs w:val="28"/>
-                <w:lang w:val="en-US"/>
               </w:rPr>
             </w:pPr>
             <w:r>
@@ -7859,7 +8366,6 @@
                 <w:i w:val="0"/>
                 <w:sz w:val="28"/>
                 <w:szCs w:val="28"/>
-                <w:lang w:val="en-US"/>
               </w:rPr>
               <w:t xml:space="preserve"> </w:t>
             </w:r>
@@ -7935,7 +8441,7 @@
     </w:p>
     <w:p>
       <w:pPr>
-        <w:pStyle w:val="ListParagraph"/>
+        <w:pStyle w:val="Paragraphedeliste"/>
         <w:numPr>
           <w:ilvl w:val="0"/>
           <w:numId w:val="39"/>
@@ -8018,72 +8524,126 @@
     <w:p>
       <w:pPr>
         <w:pStyle w:val="activity"/>
-      </w:pPr>
-      <w:r>
+        <w:rPr>
+          <w:lang w:val="fr-FR"/>
+        </w:rPr>
+      </w:pPr>
+      <w:r>
+        <w:rPr>
+          <w:lang w:val="fr-FR"/>
+        </w:rPr>
         <w:t>….</w:t>
       </w:r>
     </w:p>
     <w:p>
       <w:pPr>
         <w:pStyle w:val="activity"/>
-      </w:pPr>
-      <w:r>
+        <w:rPr>
+          <w:lang w:val="fr-FR"/>
+        </w:rPr>
+      </w:pPr>
+      <w:r>
+        <w:rPr>
+          <w:lang w:val="fr-FR"/>
+        </w:rPr>
         <w:t>…..</w:t>
       </w:r>
     </w:p>
     <w:p>
       <w:pPr>
         <w:pStyle w:val="activity"/>
-      </w:pPr>
-      <w:r>
+        <w:rPr>
+          <w:lang w:val="fr-FR"/>
+        </w:rPr>
+      </w:pPr>
+      <w:r>
+        <w:rPr>
+          <w:lang w:val="fr-FR"/>
+        </w:rPr>
         <w:t>….</w:t>
       </w:r>
     </w:p>
     <w:p>
       <w:pPr>
         <w:pStyle w:val="activity"/>
-      </w:pPr>
-      <w:r>
+        <w:rPr>
+          <w:lang w:val="fr-FR"/>
+        </w:rPr>
+      </w:pPr>
+      <w:r>
+        <w:rPr>
+          <w:lang w:val="fr-FR"/>
+        </w:rPr>
         <w:t>….</w:t>
       </w:r>
     </w:p>
     <w:p>
       <w:pPr>
         <w:pStyle w:val="activity"/>
-      </w:pPr>
-      <w:r>
+        <w:rPr>
+          <w:lang w:val="fr-FR"/>
+        </w:rPr>
+      </w:pPr>
+      <w:r>
+        <w:rPr>
+          <w:lang w:val="fr-FR"/>
+        </w:rPr>
         <w:t>…..</w:t>
       </w:r>
     </w:p>
     <w:p>
       <w:pPr>
         <w:pStyle w:val="activity"/>
-      </w:pPr>
-      <w:r>
+        <w:rPr>
+          <w:lang w:val="fr-FR"/>
+        </w:rPr>
+      </w:pPr>
+      <w:r>
+        <w:rPr>
+          <w:lang w:val="fr-FR"/>
+        </w:rPr>
         <w:t>….</w:t>
       </w:r>
     </w:p>
     <w:p>
       <w:pPr>
         <w:pStyle w:val="activity"/>
-      </w:pPr>
-      <w:r>
+        <w:rPr>
+          <w:lang w:val="fr-FR"/>
+        </w:rPr>
+      </w:pPr>
+      <w:r>
+        <w:rPr>
+          <w:lang w:val="fr-FR"/>
+        </w:rPr>
         <w:t>….</w:t>
       </w:r>
     </w:p>
     <w:p>
       <w:pPr>
         <w:pStyle w:val="activity"/>
-      </w:pPr>
-      <w:r>
+        <w:rPr>
+          <w:lang w:val="fr-FR"/>
+        </w:rPr>
+      </w:pPr>
+      <w:r>
+        <w:rPr>
+          <w:lang w:val="fr-FR"/>
+        </w:rPr>
         <w:t>…..</w:t>
       </w:r>
     </w:p>
     <w:p>
       <w:pPr>
         <w:pStyle w:val="activity"/>
-      </w:pPr>
-      <w:r>
+        <w:rPr>
+          <w:lang w:val="fr-FR"/>
+        </w:rPr>
+      </w:pPr>
+      <w:r>
+        <w:rPr>
+          <w:lang w:val="fr-FR"/>
+        </w:rPr>
         <w:t>….</w:t>
       </w:r>
     </w:p>
@@ -8094,6 +8654,9 @@
           <w:ilvl w:val="0"/>
           <w:numId w:val="0"/>
         </w:numPr>
+        <w:rPr>
+          <w:lang w:val="fr-FR"/>
+        </w:rPr>
       </w:pPr>
     </w:p>
     <w:p>
@@ -8103,27 +8666,18 @@
           <w:ilvl w:val="0"/>
           <w:numId w:val="0"/>
         </w:numPr>
-      </w:pPr>
-    </w:p>
-    <w:p>
-      <w:pPr>
-        <w:rPr>
-          <w:lang w:val="en-US"/>
-        </w:rPr>
-      </w:pPr>
-    </w:p>
+        <w:rPr>
+          <w:lang w:val="fr-FR"/>
+        </w:rPr>
+      </w:pPr>
+    </w:p>
+    <w:p/>
     <w:p>
       <w:pPr>
         <w:pStyle w:val="listTitle"/>
       </w:pPr>
       <w:r>
-        <w:rPr>
-          <w:lang w:val="en-US"/>
-        </w:rPr>
-        <w:t xml:space="preserve">          </w:t>
-      </w:r>
-      <w:r>
-        <w:t>Résultats obtenus</w:t>
+        <w:t xml:space="preserve">          Résultats obtenus</w:t>
       </w:r>
     </w:p>
     <w:p>
@@ -8134,73 +8688,127 @@
     <w:p>
       <w:pPr>
         <w:pStyle w:val="activity"/>
-      </w:pPr>
-      <w:r>
+        <w:rPr>
+          <w:lang w:val="fr-FR"/>
+        </w:rPr>
+      </w:pPr>
+      <w:r>
+        <w:rPr>
+          <w:lang w:val="fr-FR"/>
+        </w:rPr>
         <w:t>….</w:t>
       </w:r>
     </w:p>
     <w:p>
       <w:pPr>
         <w:pStyle w:val="activity"/>
-      </w:pPr>
-      <w:r>
+        <w:rPr>
+          <w:lang w:val="fr-FR"/>
+        </w:rPr>
+      </w:pPr>
+      <w:r>
+        <w:rPr>
+          <w:lang w:val="fr-FR"/>
+        </w:rPr>
         <w:t>…..</w:t>
       </w:r>
     </w:p>
     <w:p>
       <w:pPr>
         <w:pStyle w:val="activity"/>
-      </w:pPr>
-      <w:r>
+        <w:rPr>
+          <w:lang w:val="fr-FR"/>
+        </w:rPr>
+      </w:pPr>
+      <w:r>
+        <w:rPr>
+          <w:lang w:val="fr-FR"/>
+        </w:rPr>
         <w:t>….</w:t>
       </w:r>
     </w:p>
     <w:p>
       <w:pPr>
         <w:pStyle w:val="activity"/>
-      </w:pPr>
-      <w:r>
+        <w:rPr>
+          <w:lang w:val="fr-FR"/>
+        </w:rPr>
+      </w:pPr>
+      <w:r>
+        <w:rPr>
+          <w:lang w:val="fr-FR"/>
+        </w:rPr>
         <w:t>….</w:t>
       </w:r>
     </w:p>
     <w:p>
       <w:pPr>
         <w:pStyle w:val="activity"/>
-      </w:pPr>
-      <w:r>
+        <w:rPr>
+          <w:lang w:val="fr-FR"/>
+        </w:rPr>
+      </w:pPr>
+      <w:r>
+        <w:rPr>
+          <w:lang w:val="fr-FR"/>
+        </w:rPr>
         <w:t>…..</w:t>
       </w:r>
     </w:p>
     <w:p>
       <w:pPr>
         <w:pStyle w:val="activity"/>
-      </w:pPr>
-      <w:r>
+        <w:rPr>
+          <w:lang w:val="fr-FR"/>
+        </w:rPr>
+      </w:pPr>
+      <w:r>
+        <w:rPr>
+          <w:lang w:val="fr-FR"/>
+        </w:rPr>
         <w:t>….</w:t>
       </w:r>
     </w:p>
     <w:p>
       <w:pPr>
         <w:pStyle w:val="activity"/>
-      </w:pPr>
-      <w:r>
+        <w:rPr>
+          <w:lang w:val="fr-FR"/>
+        </w:rPr>
+      </w:pPr>
+      <w:r>
+        <w:rPr>
+          <w:lang w:val="fr-FR"/>
+        </w:rPr>
+        <w:lastRenderedPageBreak/>
         <w:t>….</w:t>
       </w:r>
     </w:p>
     <w:p>
       <w:pPr>
         <w:pStyle w:val="activity"/>
-      </w:pPr>
-      <w:r>
-        <w:lastRenderedPageBreak/>
+        <w:rPr>
+          <w:lang w:val="fr-FR"/>
+        </w:rPr>
+      </w:pPr>
+      <w:r>
+        <w:rPr>
+          <w:lang w:val="fr-FR"/>
+        </w:rPr>
         <w:t>…..</w:t>
       </w:r>
     </w:p>
     <w:p>
       <w:pPr>
         <w:pStyle w:val="activity"/>
-      </w:pPr>
-      <w:r>
+        <w:rPr>
+          <w:lang w:val="fr-FR"/>
+        </w:rPr>
+      </w:pPr>
+      <w:r>
+        <w:rPr>
+          <w:lang w:val="fr-FR"/>
+        </w:rPr>
         <w:t>….</w:t>
       </w:r>
     </w:p>
@@ -8211,18 +8819,9 @@
           <w:ilvl w:val="0"/>
           <w:numId w:val="0"/>
         </w:numPr>
-        <w:rPr>
-          <w:lang w:val="en-US"/>
-        </w:rPr>
-      </w:pPr>
-    </w:p>
-    <w:p>
-      <w:pPr>
-        <w:rPr>
-          <w:lang w:val="en-US"/>
-        </w:rPr>
-      </w:pPr>
-    </w:p>
+      </w:pPr>
+    </w:p>
+    <w:p/>
     <w:p/>
     <w:tbl>
       <w:tblPr>
@@ -8262,8 +8861,14 @@
           <w:p>
             <w:pPr>
               <w:pStyle w:val="titrecolonnegauche"/>
+              <w:rPr>
+                <w:lang w:val="fr-FR"/>
+              </w:rPr>
             </w:pPr>
             <w:r>
+              <w:rPr>
+                <w:lang w:val="fr-FR"/>
+              </w:rPr>
               <w:t>Environnement technique</w:t>
             </w:r>
           </w:p>
@@ -8282,10 +8887,8 @@
                 <w:color w:val="auto"/>
                 <w:sz w:val="20"/>
                 <w:szCs w:val="20"/>
-                <w:lang w:val="en-US"/>
-              </w:rPr>
-            </w:pPr>
-            <w:proofErr w:type="spellStart"/>
+              </w:rPr>
+            </w:pPr>
             <w:r>
               <w:rPr>
                 <w:b/>
@@ -8293,11 +8896,9 @@
                 <w:color w:val="auto"/>
                 <w:sz w:val="20"/>
                 <w:szCs w:val="20"/>
-                <w:lang w:val="en-US"/>
               </w:rPr>
               <w:t>Logiciels</w:t>
             </w:r>
-            <w:proofErr w:type="spellEnd"/>
           </w:p>
         </w:tc>
         <w:tc>
@@ -8308,9 +8909,6 @@
           <w:p>
             <w:pPr>
               <w:pStyle w:val="NORMALTABLEAU"/>
-              <w:rPr>
-                <w:lang w:val="en-US"/>
-              </w:rPr>
             </w:pPr>
           </w:p>
         </w:tc>
@@ -8329,8 +8927,14 @@
           <w:p>
             <w:pPr>
               <w:pStyle w:val="titrecolonnegauche"/>
+              <w:rPr>
+                <w:lang w:val="fr-FR"/>
+              </w:rPr>
             </w:pPr>
             <w:r>
+              <w:rPr>
+                <w:lang w:val="fr-FR"/>
+              </w:rPr>
               <w:t>Environnement technique</w:t>
             </w:r>
           </w:p>
@@ -8349,10 +8953,8 @@
                 <w:color w:val="auto"/>
                 <w:sz w:val="20"/>
                 <w:szCs w:val="20"/>
-                <w:lang w:val="en-US"/>
-              </w:rPr>
-            </w:pPr>
-            <w:proofErr w:type="spellStart"/>
+              </w:rPr>
+            </w:pPr>
             <w:r>
               <w:rPr>
                 <w:b/>
@@ -8360,11 +8962,9 @@
                 <w:color w:val="auto"/>
                 <w:sz w:val="20"/>
                 <w:szCs w:val="20"/>
-                <w:lang w:val="en-US"/>
               </w:rPr>
               <w:t>Langages</w:t>
             </w:r>
-            <w:proofErr w:type="spellEnd"/>
           </w:p>
         </w:tc>
         <w:tc>
@@ -8375,9 +8975,6 @@
           <w:p>
             <w:pPr>
               <w:pStyle w:val="NORMALTABLEAU"/>
-              <w:rPr>
-                <w:lang w:val="en-US"/>
-              </w:rPr>
             </w:pPr>
           </w:p>
         </w:tc>
@@ -8396,8 +8993,14 @@
           <w:p>
             <w:pPr>
               <w:pStyle w:val="titrecolonnegauche"/>
+              <w:rPr>
+                <w:lang w:val="fr-FR"/>
+              </w:rPr>
             </w:pPr>
             <w:r>
+              <w:rPr>
+                <w:lang w:val="fr-FR"/>
+              </w:rPr>
               <w:t>Environnement technique</w:t>
             </w:r>
           </w:p>
@@ -8416,7 +9019,6 @@
                 <w:color w:val="auto"/>
                 <w:sz w:val="20"/>
                 <w:szCs w:val="20"/>
-                <w:lang w:val="en-US"/>
               </w:rPr>
             </w:pPr>
             <w:r>
@@ -8426,7 +9028,6 @@
                 <w:color w:val="auto"/>
                 <w:sz w:val="20"/>
                 <w:szCs w:val="20"/>
-                <w:lang w:val="en-US"/>
               </w:rPr>
               <w:t>Technologies</w:t>
             </w:r>
@@ -8440,9 +9041,6 @@
           <w:p>
             <w:pPr>
               <w:pStyle w:val="NORMALTABLEAU"/>
-              <w:rPr>
-                <w:lang w:val="en-US"/>
-              </w:rPr>
             </w:pPr>
           </w:p>
         </w:tc>
@@ -8461,8 +9059,14 @@
           <w:p>
             <w:pPr>
               <w:pStyle w:val="titrecolonnegauche"/>
+              <w:rPr>
+                <w:lang w:val="fr-FR"/>
+              </w:rPr>
             </w:pPr>
             <w:r>
+              <w:rPr>
+                <w:lang w:val="fr-FR"/>
+              </w:rPr>
               <w:t>Environnement technique</w:t>
             </w:r>
           </w:p>
@@ -8481,10 +9085,8 @@
                 <w:color w:val="auto"/>
                 <w:sz w:val="20"/>
                 <w:szCs w:val="20"/>
-                <w:lang w:val="en-US"/>
-              </w:rPr>
-            </w:pPr>
-            <w:proofErr w:type="spellStart"/>
+              </w:rPr>
+            </w:pPr>
             <w:r>
               <w:rPr>
                 <w:b/>
@@ -8492,11 +9094,9 @@
                 <w:color w:val="auto"/>
                 <w:sz w:val="20"/>
                 <w:szCs w:val="20"/>
-                <w:lang w:val="en-US"/>
               </w:rPr>
               <w:t>Méthodes</w:t>
             </w:r>
-            <w:proofErr w:type="spellEnd"/>
           </w:p>
         </w:tc>
         <w:tc>
@@ -8507,9 +9107,6 @@
           <w:p>
             <w:pPr>
               <w:pStyle w:val="NORMALTABLEAU"/>
-              <w:rPr>
-                <w:lang w:val="en-US"/>
-              </w:rPr>
             </w:pPr>
           </w:p>
         </w:tc>
@@ -8528,8 +9125,14 @@
           <w:p>
             <w:pPr>
               <w:pStyle w:val="titrecolonnegauche"/>
+              <w:rPr>
+                <w:lang w:val="fr-FR"/>
+              </w:rPr>
             </w:pPr>
             <w:r>
+              <w:rPr>
+                <w:lang w:val="fr-FR"/>
+              </w:rPr>
               <w:t>Environnement technique</w:t>
             </w:r>
           </w:p>
@@ -8548,10 +9151,8 @@
                 <w:color w:val="auto"/>
                 <w:sz w:val="20"/>
                 <w:szCs w:val="20"/>
-                <w:lang w:val="en-US"/>
-              </w:rPr>
-            </w:pPr>
-            <w:proofErr w:type="spellStart"/>
+              </w:rPr>
+            </w:pPr>
             <w:r>
               <w:rPr>
                 <w:b/>
@@ -8559,11 +9160,9 @@
                 <w:color w:val="auto"/>
                 <w:sz w:val="20"/>
                 <w:szCs w:val="20"/>
-                <w:lang w:val="en-US"/>
               </w:rPr>
               <w:t>Systèmes</w:t>
             </w:r>
-            <w:proofErr w:type="spellEnd"/>
           </w:p>
         </w:tc>
         <w:tc>
@@ -8574,9 +9173,6 @@
           <w:p>
             <w:pPr>
               <w:pStyle w:val="NORMALTABLEAU"/>
-              <w:rPr>
-                <w:lang w:val="en-US"/>
-              </w:rPr>
             </w:pPr>
           </w:p>
         </w:tc>
@@ -8595,8 +9191,14 @@
           <w:p>
             <w:pPr>
               <w:pStyle w:val="titrecolonnegauche"/>
+              <w:rPr>
+                <w:lang w:val="fr-FR"/>
+              </w:rPr>
             </w:pPr>
             <w:r>
+              <w:rPr>
+                <w:lang w:val="fr-FR"/>
+              </w:rPr>
               <w:t>Environnement technique</w:t>
             </w:r>
           </w:p>
@@ -8615,10 +9217,8 @@
                 <w:color w:val="auto"/>
                 <w:sz w:val="20"/>
                 <w:szCs w:val="20"/>
-                <w:lang w:val="en-US"/>
-              </w:rPr>
-            </w:pPr>
-            <w:proofErr w:type="spellStart"/>
+              </w:rPr>
+            </w:pPr>
             <w:r>
               <w:rPr>
                 <w:b/>
@@ -8626,23 +9226,65 @@
                 <w:color w:val="auto"/>
                 <w:sz w:val="20"/>
                 <w:szCs w:val="20"/>
-                <w:lang w:val="en-US"/>
-              </w:rPr>
-              <w:t>Normes</w:t>
+              </w:rPr>
+              <w:t>Normes et protocoles</w:t>
             </w:r>
-            <w:proofErr w:type="spellEnd"/>
+          </w:p>
+        </w:tc>
+        <w:tc>
+          <w:tcPr>
+            <w:tcW w:w="5870" w:type="dxa"/>
+            <w:vAlign w:val="center"/>
+          </w:tcPr>
+          <w:p>
+            <w:pPr>
+              <w:pStyle w:val="NORMALTABLEAU"/>
+            </w:pPr>
+          </w:p>
+        </w:tc>
+      </w:tr>
+      <w:tr>
+        <w:trPr>
+          <w:cantSplit/>
+        </w:trPr>
+        <w:tc>
+          <w:tcPr>
+            <w:tcW w:w="2086" w:type="dxa"/>
+            <w:vMerge/>
+            <w:shd w:val="clear" w:color="auto" w:fill="DBDEDF"/>
+            <w:vAlign w:val="center"/>
+          </w:tcPr>
+          <w:p>
+            <w:pPr>
+              <w:pStyle w:val="titrecolonnegauche"/>
+              <w:rPr>
+                <w:lang w:val="fr-FR"/>
+              </w:rPr>
+            </w:pPr>
             <w:r>
+              <w:rPr>
+                <w:lang w:val="fr-FR"/>
+              </w:rPr>
+              <w:t>Environnement technique</w:t>
+            </w:r>
+          </w:p>
+        </w:tc>
+        <w:tc>
+          <w:tcPr>
+            <w:tcW w:w="2109" w:type="dxa"/>
+            <w:vAlign w:val="center"/>
+          </w:tcPr>
+          <w:p>
+            <w:pPr>
+              <w:pStyle w:val="Colonne2"/>
               <w:rPr>
                 <w:b/>
                 <w:i w:val="0"/>
                 <w:color w:val="auto"/>
                 <w:sz w:val="20"/>
                 <w:szCs w:val="20"/>
-                <w:lang w:val="en-US"/>
-              </w:rPr>
-              <w:t xml:space="preserve"> et </w:t>
-            </w:r>
-            <w:proofErr w:type="spellStart"/>
+              </w:rPr>
+            </w:pPr>
             <w:r>
               <w:rPr>
                 <w:b/>
@@ -8650,78 +9292,9 @@
                 <w:color w:val="auto"/>
                 <w:sz w:val="20"/>
                 <w:szCs w:val="20"/>
-                <w:lang w:val="en-US"/>
-              </w:rPr>
-              <w:t>protocoles</w:t>
-            </w:r>
-            <w:proofErr w:type="spellEnd"/>
-          </w:p>
-        </w:tc>
-        <w:tc>
-          <w:tcPr>
-            <w:tcW w:w="5870" w:type="dxa"/>
-            <w:vAlign w:val="center"/>
-          </w:tcPr>
-          <w:p>
-            <w:pPr>
-              <w:pStyle w:val="NORMALTABLEAU"/>
-              <w:rPr>
-                <w:lang w:val="en-US"/>
-              </w:rPr>
-            </w:pPr>
-          </w:p>
-        </w:tc>
-      </w:tr>
-      <w:tr>
-        <w:trPr>
-          <w:cantSplit/>
-        </w:trPr>
-        <w:tc>
-          <w:tcPr>
-            <w:tcW w:w="2086" w:type="dxa"/>
-            <w:vMerge/>
-            <w:shd w:val="clear" w:color="auto" w:fill="DBDEDF"/>
-            <w:vAlign w:val="center"/>
-          </w:tcPr>
-          <w:p>
-            <w:pPr>
-              <w:pStyle w:val="titrecolonnegauche"/>
-            </w:pPr>
-            <w:r>
-              <w:t>Environnement technique</w:t>
-            </w:r>
-          </w:p>
-        </w:tc>
-        <w:tc>
-          <w:tcPr>
-            <w:tcW w:w="2109" w:type="dxa"/>
-            <w:vAlign w:val="center"/>
-          </w:tcPr>
-          <w:p>
-            <w:pPr>
-              <w:pStyle w:val="Colonne2"/>
-              <w:rPr>
-                <w:b/>
-                <w:i w:val="0"/>
-                <w:color w:val="auto"/>
-                <w:sz w:val="20"/>
-                <w:szCs w:val="20"/>
-                <w:lang w:val="en-US"/>
-              </w:rPr>
-            </w:pPr>
-            <w:proofErr w:type="spellStart"/>
-            <w:r>
-              <w:rPr>
-                <w:b/>
-                <w:i w:val="0"/>
-                <w:color w:val="auto"/>
-                <w:sz w:val="20"/>
-                <w:szCs w:val="20"/>
-                <w:lang w:val="en-US"/>
               </w:rPr>
               <w:t>Matériels</w:t>
             </w:r>
-            <w:proofErr w:type="spellEnd"/>
           </w:p>
         </w:tc>
         <w:tc>
@@ -8732,9 +9305,6 @@
           <w:p>
             <w:pPr>
               <w:pStyle w:val="NORMALTABLEAU"/>
-              <w:rPr>
-                <w:lang w:val="en-US"/>
-              </w:rPr>
             </w:pPr>
           </w:p>
         </w:tc>
@@ -8748,7 +9318,6 @@
         </w:pBdr>
         <w:rPr>
           <w:i w:val="0"/>
-          <w:lang w:val="en-US"/>
         </w:rPr>
       </w:pPr>
     </w:p>
@@ -8760,7 +9329,6 @@
         </w:pBdr>
         <w:rPr>
           <w:i w:val="0"/>
-          <w:lang w:val="en-US"/>
         </w:rPr>
       </w:pPr>
     </w:p>
@@ -8782,7 +9350,7 @@
 </file>
 
 <file path=word/endnotes.xml><?xml version="1.0" encoding="utf-8"?>
-<w:endnotes xmlns:wpc="http://schemas.microsoft.com/office/word/2010/wordprocessingCanvas" xmlns:mc="http://schemas.openxmlformats.org/markup-compatibility/2006" xmlns:o="urn:schemas-microsoft-com:office:office" xmlns:r="http://schemas.openxmlformats.org/officeDocument/2006/relationships" xmlns:m="http://schemas.openxmlformats.org/officeDocument/2006/math" xmlns:v="urn:schemas-microsoft-com:vml" xmlns:wp14="http://schemas.microsoft.com/office/word/2010/wordprocessingDrawing" xmlns:wp="http://schemas.openxmlformats.org/drawingml/2006/wordprocessingDrawing" xmlns:w10="urn:schemas-microsoft-com:office:word" xmlns:w="http://schemas.openxmlformats.org/wordprocessingml/2006/main" xmlns:w14="http://schemas.microsoft.com/office/word/2010/wordml" xmlns:w15="http://schemas.microsoft.com/office/word/2012/wordml" xmlns:wpg="http://schemas.microsoft.com/office/word/2010/wordprocessingGroup" xmlns:wpi="http://schemas.microsoft.com/office/word/2010/wordprocessingInk" xmlns:wne="http://schemas.microsoft.com/office/word/2006/wordml" xmlns:wps="http://schemas.microsoft.com/office/word/2010/wordprocessingShape" mc:Ignorable="w14 w15 wp14">
+<w:endnotes xmlns:wpc="http://schemas.microsoft.com/office/word/2010/wordprocessingCanvas" xmlns:cx="http://schemas.microsoft.com/office/drawing/2014/chartex" xmlns:cx1="http://schemas.microsoft.com/office/drawing/2015/9/8/chartex" xmlns:cx2="http://schemas.microsoft.com/office/drawing/2015/10/21/chartex" xmlns:cx3="http://schemas.microsoft.com/office/drawing/2016/5/9/chartex" xmlns:cx4="http://schemas.microsoft.com/office/drawing/2016/5/10/chartex" xmlns:cx5="http://schemas.microsoft.com/office/drawing/2016/5/11/chartex" xmlns:cx6="http://schemas.microsoft.com/office/drawing/2016/5/12/chartex" xmlns:cx7="http://schemas.microsoft.com/office/drawing/2016/5/13/chartex" xmlns:cx8="http://schemas.microsoft.com/office/drawing/2016/5/14/chartex" xmlns:mc="http://schemas.openxmlformats.org/markup-compatibility/2006" xmlns:aink="http://schemas.microsoft.com/office/drawing/2016/ink" xmlns:am3d="http://schemas.microsoft.com/office/drawing/2017/model3d" xmlns:o="urn:schemas-microsoft-com:office:office" xmlns:oel="http://schemas.microsoft.com/office/2019/extlst" xmlns:r="http://schemas.openxmlformats.org/officeDocument/2006/relationships" xmlns:m="http://schemas.openxmlformats.org/officeDocument/2006/math" xmlns:v="urn:schemas-microsoft-com:vml" xmlns:wp14="http://schemas.microsoft.com/office/word/2010/wordprocessingDrawing" xmlns:wp="http://schemas.openxmlformats.org/drawingml/2006/wordprocessingDrawing" xmlns:w10="urn:schemas-microsoft-com:office:word" xmlns:w="http://schemas.openxmlformats.org/wordprocessingml/2006/main" xmlns:w14="http://schemas.microsoft.com/office/word/2010/wordml" xmlns:w15="http://schemas.microsoft.com/office/word/2012/wordml" xmlns:w16cex="http://schemas.microsoft.com/office/word/2018/wordml/cex" xmlns:w16cid="http://schemas.microsoft.com/office/word/2016/wordml/cid" xmlns:w16="http://schemas.microsoft.com/office/word/2018/wordml" xmlns:w16du="http://schemas.microsoft.com/office/word/2023/wordml/word16du" xmlns:w16sdtdh="http://schemas.microsoft.com/office/word/2020/wordml/sdtdatahash" xmlns:w16sdtfl="http://schemas.microsoft.com/office/word/2024/wordml/sdtformatlock" xmlns:w16se="http://schemas.microsoft.com/office/word/2015/wordml/symex" xmlns:wpg="http://schemas.microsoft.com/office/word/2010/wordprocessingGroup" xmlns:wpi="http://schemas.microsoft.com/office/word/2010/wordprocessingInk" xmlns:wne="http://schemas.microsoft.com/office/word/2006/wordml" xmlns:wps="http://schemas.microsoft.com/office/word/2010/wordprocessingShape" mc:Ignorable="w14 w15 w16se w16cid w16 w16cex w16sdtdh w16sdtfl w16du wp14">
   <w:endnote w:type="separator" w:id="-1">
     <w:p>
       <w:r>
@@ -8801,10 +9369,10 @@
 </file>
 
 <file path=word/footer1.xml><?xml version="1.0" encoding="utf-8"?>
-<w:ftr xmlns:wpc="http://schemas.microsoft.com/office/word/2010/wordprocessingCanvas" xmlns:mc="http://schemas.openxmlformats.org/markup-compatibility/2006" xmlns:o="urn:schemas-microsoft-com:office:office" xmlns:r="http://schemas.openxmlformats.org/officeDocument/2006/relationships" xmlns:m="http://schemas.openxmlformats.org/officeDocument/2006/math" xmlns:v="urn:schemas-microsoft-com:vml" xmlns:wp14="http://schemas.microsoft.com/office/word/2010/wordprocessingDrawing" xmlns:wp="http://schemas.openxmlformats.org/drawingml/2006/wordprocessingDrawing" xmlns:w10="urn:schemas-microsoft-com:office:word" xmlns:w="http://schemas.openxmlformats.org/wordprocessingml/2006/main" xmlns:w14="http://schemas.microsoft.com/office/word/2010/wordml" xmlns:w15="http://schemas.microsoft.com/office/word/2012/wordml" xmlns:wpg="http://schemas.microsoft.com/office/word/2010/wordprocessingGroup" xmlns:wpi="http://schemas.microsoft.com/office/word/2010/wordprocessingInk" xmlns:wne="http://schemas.microsoft.com/office/word/2006/wordml" xmlns:wps="http://schemas.microsoft.com/office/word/2010/wordprocessingShape" mc:Ignorable="w14 w15 wp14">
+<w:ftr xmlns:wpc="http://schemas.microsoft.com/office/word/2010/wordprocessingCanvas" xmlns:cx="http://schemas.microsoft.com/office/drawing/2014/chartex" xmlns:cx1="http://schemas.microsoft.com/office/drawing/2015/9/8/chartex" xmlns:cx2="http://schemas.microsoft.com/office/drawing/2015/10/21/chartex" xmlns:cx3="http://schemas.microsoft.com/office/drawing/2016/5/9/chartex" xmlns:cx4="http://schemas.microsoft.com/office/drawing/2016/5/10/chartex" xmlns:cx5="http://schemas.microsoft.com/office/drawing/2016/5/11/chartex" xmlns:cx6="http://schemas.microsoft.com/office/drawing/2016/5/12/chartex" xmlns:cx7="http://schemas.microsoft.com/office/drawing/2016/5/13/chartex" xmlns:cx8="http://schemas.microsoft.com/office/drawing/2016/5/14/chartex" xmlns:mc="http://schemas.openxmlformats.org/markup-compatibility/2006" xmlns:aink="http://schemas.microsoft.com/office/drawing/2016/ink" xmlns:am3d="http://schemas.microsoft.com/office/drawing/2017/model3d" xmlns:o="urn:schemas-microsoft-com:office:office" xmlns:oel="http://schemas.microsoft.com/office/2019/extlst" xmlns:r="http://schemas.openxmlformats.org/officeDocument/2006/relationships" xmlns:m="http://schemas.openxmlformats.org/officeDocument/2006/math" xmlns:v="urn:schemas-microsoft-com:vml" xmlns:wp14="http://schemas.microsoft.com/office/word/2010/wordprocessingDrawing" xmlns:wp="http://schemas.openxmlformats.org/drawingml/2006/wordprocessingDrawing" xmlns:w10="urn:schemas-microsoft-com:office:word" xmlns:w="http://schemas.openxmlformats.org/wordprocessingml/2006/main" xmlns:w14="http://schemas.microsoft.com/office/word/2010/wordml" xmlns:w15="http://schemas.microsoft.com/office/word/2012/wordml" xmlns:w16cex="http://schemas.microsoft.com/office/word/2018/wordml/cex" xmlns:w16cid="http://schemas.microsoft.com/office/word/2016/wordml/cid" xmlns:w16="http://schemas.microsoft.com/office/word/2018/wordml" xmlns:w16du="http://schemas.microsoft.com/office/word/2023/wordml/word16du" xmlns:w16sdtdh="http://schemas.microsoft.com/office/word/2020/wordml/sdtdatahash" xmlns:w16sdtfl="http://schemas.microsoft.com/office/word/2024/wordml/sdtformatlock" xmlns:w16se="http://schemas.microsoft.com/office/word/2015/wordml/symex" xmlns:wpg="http://schemas.microsoft.com/office/word/2010/wordprocessingGroup" xmlns:wpi="http://schemas.microsoft.com/office/word/2010/wordprocessingInk" xmlns:wne="http://schemas.microsoft.com/office/word/2006/wordml" xmlns:wps="http://schemas.microsoft.com/office/word/2010/wordprocessingShape" mc:Ignorable="w14 w15 w16se w16cid w16 w16cex w16sdtdh w16sdtfl w16du wp14">
   <w:p>
     <w:pPr>
-      <w:pStyle w:val="Footer"/>
+      <w:pStyle w:val="Pieddepage"/>
     </w:pPr>
   </w:p>
   <w:p/>
@@ -8815,10 +9383,10 @@
 </file>
 
 <file path=word/footer2.xml><?xml version="1.0" encoding="utf-8"?>
-<w:ftr xmlns:wpc="http://schemas.microsoft.com/office/word/2010/wordprocessingCanvas" xmlns:mc="http://schemas.openxmlformats.org/markup-compatibility/2006" xmlns:o="urn:schemas-microsoft-com:office:office" xmlns:r="http://schemas.openxmlformats.org/officeDocument/2006/relationships" xmlns:m="http://schemas.openxmlformats.org/officeDocument/2006/math" xmlns:v="urn:schemas-microsoft-com:vml" xmlns:wp14="http://schemas.microsoft.com/office/word/2010/wordprocessingDrawing" xmlns:wp="http://schemas.openxmlformats.org/drawingml/2006/wordprocessingDrawing" xmlns:w10="urn:schemas-microsoft-com:office:word" xmlns:w="http://schemas.openxmlformats.org/wordprocessingml/2006/main" xmlns:w14="http://schemas.microsoft.com/office/word/2010/wordml" xmlns:w15="http://schemas.microsoft.com/office/word/2012/wordml" xmlns:wpg="http://schemas.microsoft.com/office/word/2010/wordprocessingGroup" xmlns:wpi="http://schemas.microsoft.com/office/word/2010/wordprocessingInk" xmlns:wne="http://schemas.microsoft.com/office/word/2006/wordml" xmlns:wps="http://schemas.microsoft.com/office/word/2010/wordprocessingShape" mc:Ignorable="w14 w15 wp14">
+<w:ftr xmlns:wpc="http://schemas.microsoft.com/office/word/2010/wordprocessingCanvas" xmlns:cx="http://schemas.microsoft.com/office/drawing/2014/chartex" xmlns:cx1="http://schemas.microsoft.com/office/drawing/2015/9/8/chartex" xmlns:cx2="http://schemas.microsoft.com/office/drawing/2015/10/21/chartex" xmlns:cx3="http://schemas.microsoft.com/office/drawing/2016/5/9/chartex" xmlns:cx4="http://schemas.microsoft.com/office/drawing/2016/5/10/chartex" xmlns:cx5="http://schemas.microsoft.com/office/drawing/2016/5/11/chartex" xmlns:cx6="http://schemas.microsoft.com/office/drawing/2016/5/12/chartex" xmlns:cx7="http://schemas.microsoft.com/office/drawing/2016/5/13/chartex" xmlns:cx8="http://schemas.microsoft.com/office/drawing/2016/5/14/chartex" xmlns:mc="http://schemas.openxmlformats.org/markup-compatibility/2006" xmlns:aink="http://schemas.microsoft.com/office/drawing/2016/ink" xmlns:am3d="http://schemas.microsoft.com/office/drawing/2017/model3d" xmlns:o="urn:schemas-microsoft-com:office:office" xmlns:oel="http://schemas.microsoft.com/office/2019/extlst" xmlns:r="http://schemas.openxmlformats.org/officeDocument/2006/relationships" xmlns:m="http://schemas.openxmlformats.org/officeDocument/2006/math" xmlns:v="urn:schemas-microsoft-com:vml" xmlns:wp14="http://schemas.microsoft.com/office/word/2010/wordprocessingDrawing" xmlns:wp="http://schemas.openxmlformats.org/drawingml/2006/wordprocessingDrawing" xmlns:w10="urn:schemas-microsoft-com:office:word" xmlns:w="http://schemas.openxmlformats.org/wordprocessingml/2006/main" xmlns:w14="http://schemas.microsoft.com/office/word/2010/wordml" xmlns:w15="http://schemas.microsoft.com/office/word/2012/wordml" xmlns:w16cex="http://schemas.microsoft.com/office/word/2018/wordml/cex" xmlns:w16cid="http://schemas.microsoft.com/office/word/2016/wordml/cid" xmlns:w16="http://schemas.microsoft.com/office/word/2018/wordml" xmlns:w16du="http://schemas.microsoft.com/office/word/2023/wordml/word16du" xmlns:w16sdtdh="http://schemas.microsoft.com/office/word/2020/wordml/sdtdatahash" xmlns:w16sdtfl="http://schemas.microsoft.com/office/word/2024/wordml/sdtformatlock" xmlns:w16se="http://schemas.microsoft.com/office/word/2015/wordml/symex" xmlns:wpg="http://schemas.microsoft.com/office/word/2010/wordprocessingGroup" xmlns:wpi="http://schemas.microsoft.com/office/word/2010/wordprocessingInk" xmlns:wne="http://schemas.microsoft.com/office/word/2006/wordml" xmlns:wps="http://schemas.microsoft.com/office/word/2010/wordprocessingShape" mc:Ignorable="w14 w15 w16se w16cid w16 w16cex w16sdtdh w16sdtfl w16du wp14">
   <w:p>
     <w:pPr>
-      <w:pStyle w:val="Footer"/>
+      <w:pStyle w:val="Pieddepage"/>
       <w:rPr>
         <w:noProof/>
       </w:rPr>
@@ -8898,12 +9466,12 @@
   </w:p>
   <w:p>
     <w:pPr>
-      <w:pStyle w:val="Footer"/>
+      <w:pStyle w:val="Pieddepage"/>
     </w:pPr>
   </w:p>
   <w:tbl>
     <w:tblPr>
-      <w:tblStyle w:val="TableGrid"/>
+      <w:tblStyle w:val="Grilledutableau"/>
       <w:tblW w:w="10632" w:type="dxa"/>
       <w:tblBorders>
         <w:top w:val="none" w:sz="0" w:space="0" w:color="auto"/>
@@ -9034,17 +9602,17 @@
 </file>
 
 <file path=word/footer3.xml><?xml version="1.0" encoding="utf-8"?>
-<w:ftr xmlns:wpc="http://schemas.microsoft.com/office/word/2010/wordprocessingCanvas" xmlns:mc="http://schemas.openxmlformats.org/markup-compatibility/2006" xmlns:o="urn:schemas-microsoft-com:office:office" xmlns:r="http://schemas.openxmlformats.org/officeDocument/2006/relationships" xmlns:m="http://schemas.openxmlformats.org/officeDocument/2006/math" xmlns:v="urn:schemas-microsoft-com:vml" xmlns:wp14="http://schemas.microsoft.com/office/word/2010/wordprocessingDrawing" xmlns:wp="http://schemas.openxmlformats.org/drawingml/2006/wordprocessingDrawing" xmlns:w10="urn:schemas-microsoft-com:office:word" xmlns:w="http://schemas.openxmlformats.org/wordprocessingml/2006/main" xmlns:w14="http://schemas.microsoft.com/office/word/2010/wordml" xmlns:w15="http://schemas.microsoft.com/office/word/2012/wordml" xmlns:wpg="http://schemas.microsoft.com/office/word/2010/wordprocessingGroup" xmlns:wpi="http://schemas.microsoft.com/office/word/2010/wordprocessingInk" xmlns:wne="http://schemas.microsoft.com/office/word/2006/wordml" xmlns:wps="http://schemas.microsoft.com/office/word/2010/wordprocessingShape" mc:Ignorable="w14 w15 wp14">
+<w:ftr xmlns:wpc="http://schemas.microsoft.com/office/word/2010/wordprocessingCanvas" xmlns:cx="http://schemas.microsoft.com/office/drawing/2014/chartex" xmlns:cx1="http://schemas.microsoft.com/office/drawing/2015/9/8/chartex" xmlns:cx2="http://schemas.microsoft.com/office/drawing/2015/10/21/chartex" xmlns:cx3="http://schemas.microsoft.com/office/drawing/2016/5/9/chartex" xmlns:cx4="http://schemas.microsoft.com/office/drawing/2016/5/10/chartex" xmlns:cx5="http://schemas.microsoft.com/office/drawing/2016/5/11/chartex" xmlns:cx6="http://schemas.microsoft.com/office/drawing/2016/5/12/chartex" xmlns:cx7="http://schemas.microsoft.com/office/drawing/2016/5/13/chartex" xmlns:cx8="http://schemas.microsoft.com/office/drawing/2016/5/14/chartex" xmlns:mc="http://schemas.openxmlformats.org/markup-compatibility/2006" xmlns:aink="http://schemas.microsoft.com/office/drawing/2016/ink" xmlns:am3d="http://schemas.microsoft.com/office/drawing/2017/model3d" xmlns:o="urn:schemas-microsoft-com:office:office" xmlns:oel="http://schemas.microsoft.com/office/2019/extlst" xmlns:r="http://schemas.openxmlformats.org/officeDocument/2006/relationships" xmlns:m="http://schemas.openxmlformats.org/officeDocument/2006/math" xmlns:v="urn:schemas-microsoft-com:vml" xmlns:wp14="http://schemas.microsoft.com/office/word/2010/wordprocessingDrawing" xmlns:wp="http://schemas.openxmlformats.org/drawingml/2006/wordprocessingDrawing" xmlns:w10="urn:schemas-microsoft-com:office:word" xmlns:w="http://schemas.openxmlformats.org/wordprocessingml/2006/main" xmlns:w14="http://schemas.microsoft.com/office/word/2010/wordml" xmlns:w15="http://schemas.microsoft.com/office/word/2012/wordml" xmlns:w16cex="http://schemas.microsoft.com/office/word/2018/wordml/cex" xmlns:w16cid="http://schemas.microsoft.com/office/word/2016/wordml/cid" xmlns:w16="http://schemas.microsoft.com/office/word/2018/wordml" xmlns:w16du="http://schemas.microsoft.com/office/word/2023/wordml/word16du" xmlns:w16sdtdh="http://schemas.microsoft.com/office/word/2020/wordml/sdtdatahash" xmlns:w16sdtfl="http://schemas.microsoft.com/office/word/2024/wordml/sdtformatlock" xmlns:w16se="http://schemas.microsoft.com/office/word/2015/wordml/symex" xmlns:wpg="http://schemas.microsoft.com/office/word/2010/wordprocessingGroup" xmlns:wpi="http://schemas.microsoft.com/office/word/2010/wordprocessingInk" xmlns:wne="http://schemas.microsoft.com/office/word/2006/wordml" xmlns:wps="http://schemas.microsoft.com/office/word/2010/wordprocessingShape" mc:Ignorable="w14 w15 w16se w16cid w16 w16cex w16sdtdh w16sdtfl w16du wp14">
   <w:p>
     <w:pPr>
-      <w:pStyle w:val="Footer"/>
+      <w:pStyle w:val="Pieddepage"/>
     </w:pPr>
   </w:p>
 </w:ftr>
 </file>
 
 <file path=word/footnotes.xml><?xml version="1.0" encoding="utf-8"?>
-<w:footnotes xmlns:wpc="http://schemas.microsoft.com/office/word/2010/wordprocessingCanvas" xmlns:mc="http://schemas.openxmlformats.org/markup-compatibility/2006" xmlns:o="urn:schemas-microsoft-com:office:office" xmlns:r="http://schemas.openxmlformats.org/officeDocument/2006/relationships" xmlns:m="http://schemas.openxmlformats.org/officeDocument/2006/math" xmlns:v="urn:schemas-microsoft-com:vml" xmlns:wp14="http://schemas.microsoft.com/office/word/2010/wordprocessingDrawing" xmlns:wp="http://schemas.openxmlformats.org/drawingml/2006/wordprocessingDrawing" xmlns:w10="urn:schemas-microsoft-com:office:word" xmlns:w="http://schemas.openxmlformats.org/wordprocessingml/2006/main" xmlns:w14="http://schemas.microsoft.com/office/word/2010/wordml" xmlns:w15="http://schemas.microsoft.com/office/word/2012/wordml" xmlns:wpg="http://schemas.microsoft.com/office/word/2010/wordprocessingGroup" xmlns:wpi="http://schemas.microsoft.com/office/word/2010/wordprocessingInk" xmlns:wne="http://schemas.microsoft.com/office/word/2006/wordml" xmlns:wps="http://schemas.microsoft.com/office/word/2010/wordprocessingShape" mc:Ignorable="w14 w15 wp14">
+<w:footnotes xmlns:wpc="http://schemas.microsoft.com/office/word/2010/wordprocessingCanvas" xmlns:cx="http://schemas.microsoft.com/office/drawing/2014/chartex" xmlns:cx1="http://schemas.microsoft.com/office/drawing/2015/9/8/chartex" xmlns:cx2="http://schemas.microsoft.com/office/drawing/2015/10/21/chartex" xmlns:cx3="http://schemas.microsoft.com/office/drawing/2016/5/9/chartex" xmlns:cx4="http://schemas.microsoft.com/office/drawing/2016/5/10/chartex" xmlns:cx5="http://schemas.microsoft.com/office/drawing/2016/5/11/chartex" xmlns:cx6="http://schemas.microsoft.com/office/drawing/2016/5/12/chartex" xmlns:cx7="http://schemas.microsoft.com/office/drawing/2016/5/13/chartex" xmlns:cx8="http://schemas.microsoft.com/office/drawing/2016/5/14/chartex" xmlns:mc="http://schemas.openxmlformats.org/markup-compatibility/2006" xmlns:aink="http://schemas.microsoft.com/office/drawing/2016/ink" xmlns:am3d="http://schemas.microsoft.com/office/drawing/2017/model3d" xmlns:o="urn:schemas-microsoft-com:office:office" xmlns:oel="http://schemas.microsoft.com/office/2019/extlst" xmlns:r="http://schemas.openxmlformats.org/officeDocument/2006/relationships" xmlns:m="http://schemas.openxmlformats.org/officeDocument/2006/math" xmlns:v="urn:schemas-microsoft-com:vml" xmlns:wp14="http://schemas.microsoft.com/office/word/2010/wordprocessingDrawing" xmlns:wp="http://schemas.openxmlformats.org/drawingml/2006/wordprocessingDrawing" xmlns:w10="urn:schemas-microsoft-com:office:word" xmlns:w="http://schemas.openxmlformats.org/wordprocessingml/2006/main" xmlns:w14="http://schemas.microsoft.com/office/word/2010/wordml" xmlns:w15="http://schemas.microsoft.com/office/word/2012/wordml" xmlns:w16cex="http://schemas.microsoft.com/office/word/2018/wordml/cex" xmlns:w16cid="http://schemas.microsoft.com/office/word/2016/wordml/cid" xmlns:w16="http://schemas.microsoft.com/office/word/2018/wordml" xmlns:w16du="http://schemas.microsoft.com/office/word/2023/wordml/word16du" xmlns:w16sdtdh="http://schemas.microsoft.com/office/word/2020/wordml/sdtdatahash" xmlns:w16sdtfl="http://schemas.microsoft.com/office/word/2024/wordml/sdtformatlock" xmlns:w16se="http://schemas.microsoft.com/office/word/2015/wordml/symex" xmlns:wpg="http://schemas.microsoft.com/office/word/2010/wordprocessingGroup" xmlns:wpi="http://schemas.microsoft.com/office/word/2010/wordprocessingInk" xmlns:wne="http://schemas.microsoft.com/office/word/2006/wordml" xmlns:wps="http://schemas.microsoft.com/office/word/2010/wordprocessingShape" mc:Ignorable="w14 w15 w16se w16cid w16 w16cex w16sdtdh w16sdtfl w16du wp14">
   <w:footnote w:type="separator" w:id="-1">
     <w:p>
       <w:r>
@@ -9063,10 +9631,10 @@
 </file>
 
 <file path=word/header1.xml><?xml version="1.0" encoding="utf-8"?>
-<w:hdr xmlns:wpc="http://schemas.microsoft.com/office/word/2010/wordprocessingCanvas" xmlns:mc="http://schemas.openxmlformats.org/markup-compatibility/2006" xmlns:o="urn:schemas-microsoft-com:office:office" xmlns:r="http://schemas.openxmlformats.org/officeDocument/2006/relationships" xmlns:m="http://schemas.openxmlformats.org/officeDocument/2006/math" xmlns:v="urn:schemas-microsoft-com:vml" xmlns:wp14="http://schemas.microsoft.com/office/word/2010/wordprocessingDrawing" xmlns:wp="http://schemas.openxmlformats.org/drawingml/2006/wordprocessingDrawing" xmlns:w10="urn:schemas-microsoft-com:office:word" xmlns:w="http://schemas.openxmlformats.org/wordprocessingml/2006/main" xmlns:w14="http://schemas.microsoft.com/office/word/2010/wordml" xmlns:w15="http://schemas.microsoft.com/office/word/2012/wordml" xmlns:wpg="http://schemas.microsoft.com/office/word/2010/wordprocessingGroup" xmlns:wpi="http://schemas.microsoft.com/office/word/2010/wordprocessingInk" xmlns:wne="http://schemas.microsoft.com/office/word/2006/wordml" xmlns:wps="http://schemas.microsoft.com/office/word/2010/wordprocessingShape" mc:Ignorable="w14 w15 wp14">
+<w:hdr xmlns:wpc="http://schemas.microsoft.com/office/word/2010/wordprocessingCanvas" xmlns:cx="http://schemas.microsoft.com/office/drawing/2014/chartex" xmlns:cx1="http://schemas.microsoft.com/office/drawing/2015/9/8/chartex" xmlns:cx2="http://schemas.microsoft.com/office/drawing/2015/10/21/chartex" xmlns:cx3="http://schemas.microsoft.com/office/drawing/2016/5/9/chartex" xmlns:cx4="http://schemas.microsoft.com/office/drawing/2016/5/10/chartex" xmlns:cx5="http://schemas.microsoft.com/office/drawing/2016/5/11/chartex" xmlns:cx6="http://schemas.microsoft.com/office/drawing/2016/5/12/chartex" xmlns:cx7="http://schemas.microsoft.com/office/drawing/2016/5/13/chartex" xmlns:cx8="http://schemas.microsoft.com/office/drawing/2016/5/14/chartex" xmlns:mc="http://schemas.openxmlformats.org/markup-compatibility/2006" xmlns:aink="http://schemas.microsoft.com/office/drawing/2016/ink" xmlns:am3d="http://schemas.microsoft.com/office/drawing/2017/model3d" xmlns:o="urn:schemas-microsoft-com:office:office" xmlns:oel="http://schemas.microsoft.com/office/2019/extlst" xmlns:r="http://schemas.openxmlformats.org/officeDocument/2006/relationships" xmlns:m="http://schemas.openxmlformats.org/officeDocument/2006/math" xmlns:v="urn:schemas-microsoft-com:vml" xmlns:wp14="http://schemas.microsoft.com/office/word/2010/wordprocessingDrawing" xmlns:wp="http://schemas.openxmlformats.org/drawingml/2006/wordprocessingDrawing" xmlns:w10="urn:schemas-microsoft-com:office:word" xmlns:w="http://schemas.openxmlformats.org/wordprocessingml/2006/main" xmlns:w14="http://schemas.microsoft.com/office/word/2010/wordml" xmlns:w15="http://schemas.microsoft.com/office/word/2012/wordml" xmlns:w16cex="http://schemas.microsoft.com/office/word/2018/wordml/cex" xmlns:w16cid="http://schemas.microsoft.com/office/word/2016/wordml/cid" xmlns:w16="http://schemas.microsoft.com/office/word/2018/wordml" xmlns:w16du="http://schemas.microsoft.com/office/word/2023/wordml/word16du" xmlns:w16sdtdh="http://schemas.microsoft.com/office/word/2020/wordml/sdtdatahash" xmlns:w16sdtfl="http://schemas.microsoft.com/office/word/2024/wordml/sdtformatlock" xmlns:w16se="http://schemas.microsoft.com/office/word/2015/wordml/symex" xmlns:wpg="http://schemas.microsoft.com/office/word/2010/wordprocessingGroup" xmlns:wpi="http://schemas.microsoft.com/office/word/2010/wordprocessingInk" xmlns:wne="http://schemas.microsoft.com/office/word/2006/wordml" xmlns:wps="http://schemas.microsoft.com/office/word/2010/wordprocessingShape" mc:Ignorable="w14 w15 w16se w16cid w16 w16cex w16sdtdh w16sdtfl w16du wp14">
   <w:p>
     <w:pPr>
-      <w:pStyle w:val="Header"/>
+      <w:pStyle w:val="En-tte"/>
     </w:pPr>
   </w:p>
   <w:p/>
@@ -9077,7 +9645,7 @@
 </file>
 
 <file path=word/header2.xml><?xml version="1.0" encoding="utf-8"?>
-<w:hdr xmlns:wpc="http://schemas.microsoft.com/office/word/2010/wordprocessingCanvas" xmlns:mc="http://schemas.openxmlformats.org/markup-compatibility/2006" xmlns:o="urn:schemas-microsoft-com:office:office" xmlns:r="http://schemas.openxmlformats.org/officeDocument/2006/relationships" xmlns:m="http://schemas.openxmlformats.org/officeDocument/2006/math" xmlns:v="urn:schemas-microsoft-com:vml" xmlns:wp14="http://schemas.microsoft.com/office/word/2010/wordprocessingDrawing" xmlns:wp="http://schemas.openxmlformats.org/drawingml/2006/wordprocessingDrawing" xmlns:w10="urn:schemas-microsoft-com:office:word" xmlns:w="http://schemas.openxmlformats.org/wordprocessingml/2006/main" xmlns:w14="http://schemas.microsoft.com/office/word/2010/wordml" xmlns:w15="http://schemas.microsoft.com/office/word/2012/wordml" xmlns:wpg="http://schemas.microsoft.com/office/word/2010/wordprocessingGroup" xmlns:wpi="http://schemas.microsoft.com/office/word/2010/wordprocessingInk" xmlns:wne="http://schemas.microsoft.com/office/word/2006/wordml" xmlns:wps="http://schemas.microsoft.com/office/word/2010/wordprocessingShape" mc:Ignorable="w14 w15 wp14">
+<w:hdr xmlns:wpc="http://schemas.microsoft.com/office/word/2010/wordprocessingCanvas" xmlns:cx="http://schemas.microsoft.com/office/drawing/2014/chartex" xmlns:cx1="http://schemas.microsoft.com/office/drawing/2015/9/8/chartex" xmlns:cx2="http://schemas.microsoft.com/office/drawing/2015/10/21/chartex" xmlns:cx3="http://schemas.microsoft.com/office/drawing/2016/5/9/chartex" xmlns:cx4="http://schemas.microsoft.com/office/drawing/2016/5/10/chartex" xmlns:cx5="http://schemas.microsoft.com/office/drawing/2016/5/11/chartex" xmlns:cx6="http://schemas.microsoft.com/office/drawing/2016/5/12/chartex" xmlns:cx7="http://schemas.microsoft.com/office/drawing/2016/5/13/chartex" xmlns:cx8="http://schemas.microsoft.com/office/drawing/2016/5/14/chartex" xmlns:mc="http://schemas.openxmlformats.org/markup-compatibility/2006" xmlns:aink="http://schemas.microsoft.com/office/drawing/2016/ink" xmlns:am3d="http://schemas.microsoft.com/office/drawing/2017/model3d" xmlns:o="urn:schemas-microsoft-com:office:office" xmlns:oel="http://schemas.microsoft.com/office/2019/extlst" xmlns:r="http://schemas.openxmlformats.org/officeDocument/2006/relationships" xmlns:m="http://schemas.openxmlformats.org/officeDocument/2006/math" xmlns:v="urn:schemas-microsoft-com:vml" xmlns:wp14="http://schemas.microsoft.com/office/word/2010/wordprocessingDrawing" xmlns:wp="http://schemas.openxmlformats.org/drawingml/2006/wordprocessingDrawing" xmlns:w10="urn:schemas-microsoft-com:office:word" xmlns:w="http://schemas.openxmlformats.org/wordprocessingml/2006/main" xmlns:w14="http://schemas.microsoft.com/office/word/2010/wordml" xmlns:w15="http://schemas.microsoft.com/office/word/2012/wordml" xmlns:w16cex="http://schemas.microsoft.com/office/word/2018/wordml/cex" xmlns:w16cid="http://schemas.microsoft.com/office/word/2016/wordml/cid" xmlns:w16="http://schemas.microsoft.com/office/word/2018/wordml" xmlns:w16du="http://schemas.microsoft.com/office/word/2023/wordml/word16du" xmlns:w16sdtdh="http://schemas.microsoft.com/office/word/2020/wordml/sdtdatahash" xmlns:w16sdtfl="http://schemas.microsoft.com/office/word/2024/wordml/sdtformatlock" xmlns:w16se="http://schemas.microsoft.com/office/word/2015/wordml/symex" xmlns:wpg="http://schemas.microsoft.com/office/word/2010/wordprocessingGroup" xmlns:wpi="http://schemas.microsoft.com/office/word/2010/wordprocessingInk" xmlns:wne="http://schemas.microsoft.com/office/word/2006/wordml" xmlns:wps="http://schemas.microsoft.com/office/word/2010/wordprocessingShape" mc:Ignorable="w14 w15 w16se w16cid w16 w16cex w16sdtdh w16sdtfl w16du wp14">
   <w:tbl>
     <w:tblPr>
       <w:tblW w:w="0" w:type="auto"/>
@@ -9098,7 +9666,7 @@
         </w:tcPr>
         <w:p>
           <w:pPr>
-            <w:pStyle w:val="Header"/>
+            <w:pStyle w:val="En-tte"/>
             <w:ind w:left="-115"/>
           </w:pPr>
         </w:p>
@@ -9109,7 +9677,7 @@
         </w:tcPr>
         <w:p>
           <w:pPr>
-            <w:pStyle w:val="Header"/>
+            <w:pStyle w:val="En-tte"/>
             <w:jc w:val="center"/>
           </w:pPr>
         </w:p>
@@ -9120,7 +9688,7 @@
         </w:tcPr>
         <w:p>
           <w:pPr>
-            <w:pStyle w:val="Header"/>
+            <w:pStyle w:val="En-tte"/>
             <w:ind w:right="-115"/>
             <w:jc w:val="right"/>
           </w:pPr>
@@ -9130,24 +9698,24 @@
   </w:tbl>
   <w:p>
     <w:pPr>
-      <w:pStyle w:val="Header"/>
+      <w:pStyle w:val="En-tte"/>
     </w:pPr>
   </w:p>
 </w:hdr>
 </file>
 
 <file path=word/header3.xml><?xml version="1.0" encoding="utf-8"?>
-<w:hdr xmlns:wpc="http://schemas.microsoft.com/office/word/2010/wordprocessingCanvas" xmlns:mc="http://schemas.openxmlformats.org/markup-compatibility/2006" xmlns:o="urn:schemas-microsoft-com:office:office" xmlns:r="http://schemas.openxmlformats.org/officeDocument/2006/relationships" xmlns:m="http://schemas.openxmlformats.org/officeDocument/2006/math" xmlns:v="urn:schemas-microsoft-com:vml" xmlns:wp14="http://schemas.microsoft.com/office/word/2010/wordprocessingDrawing" xmlns:wp="http://schemas.openxmlformats.org/drawingml/2006/wordprocessingDrawing" xmlns:w10="urn:schemas-microsoft-com:office:word" xmlns:w="http://schemas.openxmlformats.org/wordprocessingml/2006/main" xmlns:w14="http://schemas.microsoft.com/office/word/2010/wordml" xmlns:w15="http://schemas.microsoft.com/office/word/2012/wordml" xmlns:wpg="http://schemas.microsoft.com/office/word/2010/wordprocessingGroup" xmlns:wpi="http://schemas.microsoft.com/office/word/2010/wordprocessingInk" xmlns:wne="http://schemas.microsoft.com/office/word/2006/wordml" xmlns:wps="http://schemas.microsoft.com/office/word/2010/wordprocessingShape" mc:Ignorable="w14 w15 wp14">
+<w:hdr xmlns:wpc="http://schemas.microsoft.com/office/word/2010/wordprocessingCanvas" xmlns:cx="http://schemas.microsoft.com/office/drawing/2014/chartex" xmlns:cx1="http://schemas.microsoft.com/office/drawing/2015/9/8/chartex" xmlns:cx2="http://schemas.microsoft.com/office/drawing/2015/10/21/chartex" xmlns:cx3="http://schemas.microsoft.com/office/drawing/2016/5/9/chartex" xmlns:cx4="http://schemas.microsoft.com/office/drawing/2016/5/10/chartex" xmlns:cx5="http://schemas.microsoft.com/office/drawing/2016/5/11/chartex" xmlns:cx6="http://schemas.microsoft.com/office/drawing/2016/5/12/chartex" xmlns:cx7="http://schemas.microsoft.com/office/drawing/2016/5/13/chartex" xmlns:cx8="http://schemas.microsoft.com/office/drawing/2016/5/14/chartex" xmlns:mc="http://schemas.openxmlformats.org/markup-compatibility/2006" xmlns:aink="http://schemas.microsoft.com/office/drawing/2016/ink" xmlns:am3d="http://schemas.microsoft.com/office/drawing/2017/model3d" xmlns:o="urn:schemas-microsoft-com:office:office" xmlns:oel="http://schemas.microsoft.com/office/2019/extlst" xmlns:r="http://schemas.openxmlformats.org/officeDocument/2006/relationships" xmlns:m="http://schemas.openxmlformats.org/officeDocument/2006/math" xmlns:v="urn:schemas-microsoft-com:vml" xmlns:wp14="http://schemas.microsoft.com/office/word/2010/wordprocessingDrawing" xmlns:wp="http://schemas.openxmlformats.org/drawingml/2006/wordprocessingDrawing" xmlns:w10="urn:schemas-microsoft-com:office:word" xmlns:w="http://schemas.openxmlformats.org/wordprocessingml/2006/main" xmlns:w14="http://schemas.microsoft.com/office/word/2010/wordml" xmlns:w15="http://schemas.microsoft.com/office/word/2012/wordml" xmlns:w16cex="http://schemas.microsoft.com/office/word/2018/wordml/cex" xmlns:w16cid="http://schemas.microsoft.com/office/word/2016/wordml/cid" xmlns:w16="http://schemas.microsoft.com/office/word/2018/wordml" xmlns:w16du="http://schemas.microsoft.com/office/word/2023/wordml/word16du" xmlns:w16sdtdh="http://schemas.microsoft.com/office/word/2020/wordml/sdtdatahash" xmlns:w16sdtfl="http://schemas.microsoft.com/office/word/2024/wordml/sdtformatlock" xmlns:w16se="http://schemas.microsoft.com/office/word/2015/wordml/symex" xmlns:wpg="http://schemas.microsoft.com/office/word/2010/wordprocessingGroup" xmlns:wpi="http://schemas.microsoft.com/office/word/2010/wordprocessingInk" xmlns:wne="http://schemas.microsoft.com/office/word/2006/wordml" xmlns:wps="http://schemas.microsoft.com/office/word/2010/wordprocessingShape" mc:Ignorable="w14 w15 w16se w16cid w16 w16cex w16sdtdh w16sdtfl w16du wp14">
   <w:p>
     <w:pPr>
-      <w:pStyle w:val="Header"/>
+      <w:pStyle w:val="En-tte"/>
     </w:pPr>
   </w:p>
 </w:hdr>
 </file>
 
 <file path=word/numbering.xml><?xml version="1.0" encoding="utf-8"?>
-<w:numbering xmlns:wpc="http://schemas.microsoft.com/office/word/2010/wordprocessingCanvas" xmlns:mc="http://schemas.openxmlformats.org/markup-compatibility/2006" xmlns:o="urn:schemas-microsoft-com:office:office" xmlns:r="http://schemas.openxmlformats.org/officeDocument/2006/relationships" xmlns:m="http://schemas.openxmlformats.org/officeDocument/2006/math" xmlns:v="urn:schemas-microsoft-com:vml" xmlns:wp14="http://schemas.microsoft.com/office/word/2010/wordprocessingDrawing" xmlns:wp="http://schemas.openxmlformats.org/drawingml/2006/wordprocessingDrawing" xmlns:w10="urn:schemas-microsoft-com:office:word" xmlns:w="http://schemas.openxmlformats.org/wordprocessingml/2006/main" xmlns:w14="http://schemas.microsoft.com/office/word/2010/wordml" xmlns:w15="http://schemas.microsoft.com/office/word/2012/wordml" xmlns:wpg="http://schemas.microsoft.com/office/word/2010/wordprocessingGroup" xmlns:wpi="http://schemas.microsoft.com/office/word/2010/wordprocessingInk" xmlns:wne="http://schemas.microsoft.com/office/word/2006/wordml" xmlns:wps="http://schemas.microsoft.com/office/word/2010/wordprocessingShape" mc:Ignorable="w14 w15 wp14">
+<w:numbering xmlns:wpc="http://schemas.microsoft.com/office/word/2010/wordprocessingCanvas" xmlns:cx="http://schemas.microsoft.com/office/drawing/2014/chartex" xmlns:cx1="http://schemas.microsoft.com/office/drawing/2015/9/8/chartex" xmlns:cx2="http://schemas.microsoft.com/office/drawing/2015/10/21/chartex" xmlns:cx3="http://schemas.microsoft.com/office/drawing/2016/5/9/chartex" xmlns:cx4="http://schemas.microsoft.com/office/drawing/2016/5/10/chartex" xmlns:cx5="http://schemas.microsoft.com/office/drawing/2016/5/11/chartex" xmlns:cx6="http://schemas.microsoft.com/office/drawing/2016/5/12/chartex" xmlns:cx7="http://schemas.microsoft.com/office/drawing/2016/5/13/chartex" xmlns:cx8="http://schemas.microsoft.com/office/drawing/2016/5/14/chartex" xmlns:mc="http://schemas.openxmlformats.org/markup-compatibility/2006" xmlns:aink="http://schemas.microsoft.com/office/drawing/2016/ink" xmlns:am3d="http://schemas.microsoft.com/office/drawing/2017/model3d" xmlns:o="urn:schemas-microsoft-com:office:office" xmlns:oel="http://schemas.microsoft.com/office/2019/extlst" xmlns:r="http://schemas.openxmlformats.org/officeDocument/2006/relationships" xmlns:m="http://schemas.openxmlformats.org/officeDocument/2006/math" xmlns:v="urn:schemas-microsoft-com:vml" xmlns:wp14="http://schemas.microsoft.com/office/word/2010/wordprocessingDrawing" xmlns:wp="http://schemas.openxmlformats.org/drawingml/2006/wordprocessingDrawing" xmlns:w10="urn:schemas-microsoft-com:office:word" xmlns:w="http://schemas.openxmlformats.org/wordprocessingml/2006/main" xmlns:w14="http://schemas.microsoft.com/office/word/2010/wordml" xmlns:w15="http://schemas.microsoft.com/office/word/2012/wordml" xmlns:w16cex="http://schemas.microsoft.com/office/word/2018/wordml/cex" xmlns:w16cid="http://schemas.microsoft.com/office/word/2016/wordml/cid" xmlns:w16="http://schemas.microsoft.com/office/word/2018/wordml" xmlns:w16du="http://schemas.microsoft.com/office/word/2023/wordml/word16du" xmlns:w16sdtdh="http://schemas.microsoft.com/office/word/2020/wordml/sdtdatahash" xmlns:w16sdtfl="http://schemas.microsoft.com/office/word/2024/wordml/sdtformatlock" xmlns:w16se="http://schemas.microsoft.com/office/word/2015/wordml/symex" xmlns:wpg="http://schemas.microsoft.com/office/word/2010/wordprocessingGroup" xmlns:wpi="http://schemas.microsoft.com/office/word/2010/wordprocessingInk" xmlns:wne="http://schemas.microsoft.com/office/word/2006/wordml" xmlns:wps="http://schemas.microsoft.com/office/word/2010/wordprocessingShape" mc:Ignorable="w14 w15 w16se w16cid w16 w16cex w16sdtdh w16sdtfl w16du wp14">
   <w:numPicBullet w:numPicBulletId="0">
     <w:pict>
       <v:shapetype id="_x0000_t75" coordsize="21600,21600" o:spt="75" o:preferrelative="t" path="m@4@5l@4@11@9@11@9@5xe" filled="f" stroked="f">
@@ -9169,33 +9737,33 @@
         <v:path o:extrusionok="f" gradientshapeok="t" o:connecttype="rect"/>
         <o:lock v:ext="edit" aspectratio="t"/>
       </v:shapetype>
-      <v:shape id="_x0000_i1038" type="#_x0000_t75" style="width:43.2pt;height:43.2pt;visibility:visible;mso-wrap-style:square" o:bullet="t">
+      <v:shape id="_x0000_i1025" type="#_x0000_t75" style="width:43.5pt;height:43.5pt;visibility:visible;mso-wrap-style:square" o:bullet="t">
         <v:imagedata r:id="rId1" o:title=""/>
       </v:shape>
     </w:pict>
   </w:numPicBullet>
   <w:numPicBullet w:numPicBulletId="1">
     <w:pict>
-      <v:shape id="_x0000_i1039" type="#_x0000_t75" style="width:64.8pt;height:43.2pt;visibility:visible;mso-wrap-style:square" o:bullet="t">
+      <v:shape id="_x0000_i1026" type="#_x0000_t75" style="width:64.5pt;height:43.5pt;visibility:visible;mso-wrap-style:square" o:bullet="t">
         <v:imagedata r:id="rId2" o:title=""/>
       </v:shape>
     </w:pict>
   </w:numPicBullet>
   <w:numPicBullet w:numPicBulletId="2">
     <w:pict>
-      <v:shape id="_x0000_i1040" type="#_x0000_t75" style="width:43.2pt;height:43.2pt;visibility:visible;mso-wrap-style:square" o:bullet="t">
+      <v:shape id="_x0000_i1027" type="#_x0000_t75" style="width:43.5pt;height:43.5pt;visibility:visible;mso-wrap-style:square" o:bullet="t">
         <v:imagedata r:id="rId3" o:title=""/>
       </v:shape>
     </w:pict>
   </w:numPicBullet>
   <w:numPicBullet w:numPicBulletId="3">
     <w:pict>
-      <v:shape id="_x0000_i1041" type="#_x0000_t75" style="width:7.2pt;height:7.8pt;visibility:visible;mso-wrap-style:square" o:bullet="t">
+      <v:shape id="_x0000_i1028" type="#_x0000_t75" style="width:7.5pt;height:7.5pt;visibility:visible;mso-wrap-style:square" o:bullet="t">
         <v:imagedata r:id="rId4" o:title=""/>
       </v:shape>
     </w:pict>
   </w:numPicBullet>
-  <w:abstractNum w:abstractNumId="0">
+  <w:abstractNum w:abstractNumId="0" w15:restartNumberingAfterBreak="0">
     <w:nsid w:val="06510050"/>
     <w:multiLevelType w:val="hybridMultilevel"/>
     <w:tmpl w:val="1736B446"/>
@@ -9336,7 +9904,7 @@
       </w:rPr>
     </w:lvl>
   </w:abstractNum>
-  <w:abstractNum w:abstractNumId="1">
+  <w:abstractNum w:abstractNumId="1" w15:restartNumberingAfterBreak="0">
     <w:nsid w:val="0A8E1107"/>
     <w:multiLevelType w:val="hybridMultilevel"/>
     <w:tmpl w:val="130E60DE"/>
@@ -9448,7 +10016,7 @@
       </w:rPr>
     </w:lvl>
   </w:abstractNum>
-  <w:abstractNum w:abstractNumId="2">
+  <w:abstractNum w:abstractNumId="2" w15:restartNumberingAfterBreak="0">
     <w:nsid w:val="12E5103E"/>
     <w:multiLevelType w:val="multilevel"/>
     <w:tmpl w:val="AB347BD2"/>
@@ -9597,7 +10165,7 @@
       </w:rPr>
     </w:lvl>
   </w:abstractNum>
-  <w:abstractNum w:abstractNumId="3">
+  <w:abstractNum w:abstractNumId="3" w15:restartNumberingAfterBreak="0">
     <w:nsid w:val="1596623E"/>
     <w:multiLevelType w:val="hybridMultilevel"/>
     <w:tmpl w:val="A87E72CC"/>
@@ -9744,7 +10312,7 @@
       </w:rPr>
     </w:lvl>
   </w:abstractNum>
-  <w:abstractNum w:abstractNumId="4">
+  <w:abstractNum w:abstractNumId="4" w15:restartNumberingAfterBreak="0">
     <w:nsid w:val="15BE4E7B"/>
     <w:multiLevelType w:val="multilevel"/>
     <w:tmpl w:val="CA361004"/>
@@ -9858,7 +10426,7 @@
       </w:rPr>
     </w:lvl>
   </w:abstractNum>
-  <w:abstractNum w:abstractNumId="5">
+  <w:abstractNum w:abstractNumId="5" w15:restartNumberingAfterBreak="0">
     <w:nsid w:val="1890703D"/>
     <w:multiLevelType w:val="hybridMultilevel"/>
     <w:tmpl w:val="3F949196"/>
@@ -10005,7 +10573,7 @@
       </w:rPr>
     </w:lvl>
   </w:abstractNum>
-  <w:abstractNum w:abstractNumId="6">
+  <w:abstractNum w:abstractNumId="6" w15:restartNumberingAfterBreak="0">
     <w:nsid w:val="19B5624B"/>
     <w:multiLevelType w:val="multilevel"/>
     <w:tmpl w:val="DABC1620"/>
@@ -10152,7 +10720,7 @@
       </w:rPr>
     </w:lvl>
   </w:abstractNum>
-  <w:abstractNum w:abstractNumId="7">
+  <w:abstractNum w:abstractNumId="7" w15:restartNumberingAfterBreak="0">
     <w:nsid w:val="1CFC3278"/>
     <w:multiLevelType w:val="multilevel"/>
     <w:tmpl w:val="ABCAF46E"/>
@@ -10265,7 +10833,7 @@
       </w:pPr>
     </w:lvl>
   </w:abstractNum>
-  <w:abstractNum w:abstractNumId="8">
+  <w:abstractNum w:abstractNumId="8" w15:restartNumberingAfterBreak="0">
     <w:nsid w:val="1F4B418F"/>
     <w:multiLevelType w:val="multilevel"/>
     <w:tmpl w:val="A794561A"/>
@@ -10378,7 +10946,7 @@
       </w:pPr>
     </w:lvl>
   </w:abstractNum>
-  <w:abstractNum w:abstractNumId="9">
+  <w:abstractNum w:abstractNumId="9" w15:restartNumberingAfterBreak="0">
     <w:nsid w:val="20267FCA"/>
     <w:multiLevelType w:val="multilevel"/>
     <w:tmpl w:val="9F6EA76E"/>
@@ -10527,7 +11095,7 @@
       </w:rPr>
     </w:lvl>
   </w:abstractNum>
-  <w:abstractNum w:abstractNumId="10">
+  <w:abstractNum w:abstractNumId="10" w15:restartNumberingAfterBreak="0">
     <w:nsid w:val="218238EC"/>
     <w:multiLevelType w:val="multilevel"/>
     <w:tmpl w:val="A77E0F76"/>
@@ -10668,7 +11236,7 @@
       </w:rPr>
     </w:lvl>
   </w:abstractNum>
-  <w:abstractNum w:abstractNumId="11">
+  <w:abstractNum w:abstractNumId="11" w15:restartNumberingAfterBreak="0">
     <w:nsid w:val="29415034"/>
     <w:multiLevelType w:val="multilevel"/>
     <w:tmpl w:val="CC10275E"/>
@@ -10815,7 +11383,7 @@
       </w:rPr>
     </w:lvl>
   </w:abstractNum>
-  <w:abstractNum w:abstractNumId="12">
+  <w:abstractNum w:abstractNumId="12" w15:restartNumberingAfterBreak="0">
     <w:nsid w:val="2AB4756F"/>
     <w:multiLevelType w:val="multilevel"/>
     <w:tmpl w:val="44C6D480"/>
@@ -10961,7 +11529,7 @@
       </w:rPr>
     </w:lvl>
   </w:abstractNum>
-  <w:abstractNum w:abstractNumId="13">
+  <w:abstractNum w:abstractNumId="13" w15:restartNumberingAfterBreak="0">
     <w:nsid w:val="2F50532E"/>
     <w:multiLevelType w:val="multilevel"/>
     <w:tmpl w:val="F39E9E9A"/>
@@ -11102,7 +11670,7 @@
       </w:rPr>
     </w:lvl>
   </w:abstractNum>
-  <w:abstractNum w:abstractNumId="14">
+  <w:abstractNum w:abstractNumId="14" w15:restartNumberingAfterBreak="0">
     <w:nsid w:val="305C08FE"/>
     <w:multiLevelType w:val="multilevel"/>
     <w:tmpl w:val="515A813C"/>
@@ -11215,7 +11783,7 @@
       </w:pPr>
     </w:lvl>
   </w:abstractNum>
-  <w:abstractNum w:abstractNumId="15">
+  <w:abstractNum w:abstractNumId="15" w15:restartNumberingAfterBreak="0">
     <w:nsid w:val="3A29647D"/>
     <w:multiLevelType w:val="multilevel"/>
     <w:tmpl w:val="625856D8"/>
@@ -11356,7 +11924,7 @@
       </w:rPr>
     </w:lvl>
   </w:abstractNum>
-  <w:abstractNum w:abstractNumId="16">
+  <w:abstractNum w:abstractNumId="16" w15:restartNumberingAfterBreak="0">
     <w:nsid w:val="3DB50362"/>
     <w:multiLevelType w:val="multilevel"/>
     <w:tmpl w:val="23AE38D6"/>
@@ -11496,7 +12064,7 @@
       </w:rPr>
     </w:lvl>
   </w:abstractNum>
-  <w:abstractNum w:abstractNumId="17">
+  <w:abstractNum w:abstractNumId="17" w15:restartNumberingAfterBreak="0">
     <w:nsid w:val="3E9F1D8C"/>
     <w:multiLevelType w:val="hybridMultilevel"/>
     <w:tmpl w:val="E5B4DC62"/>
@@ -11636,7 +12204,7 @@
       </w:rPr>
     </w:lvl>
   </w:abstractNum>
-  <w:abstractNum w:abstractNumId="18">
+  <w:abstractNum w:abstractNumId="18" w15:restartNumberingAfterBreak="0">
     <w:nsid w:val="451045F8"/>
     <w:multiLevelType w:val="hybridMultilevel"/>
     <w:tmpl w:val="34726FC0"/>
@@ -11776,7 +12344,7 @@
       </w:rPr>
     </w:lvl>
   </w:abstractNum>
-  <w:abstractNum w:abstractNumId="19">
+  <w:abstractNum w:abstractNumId="19" w15:restartNumberingAfterBreak="0">
     <w:nsid w:val="489B324D"/>
     <w:multiLevelType w:val="multilevel"/>
     <w:tmpl w:val="CAF83CF6"/>
@@ -11890,7 +12458,7 @@
       </w:rPr>
     </w:lvl>
   </w:abstractNum>
-  <w:abstractNum w:abstractNumId="20">
+  <w:abstractNum w:abstractNumId="20" w15:restartNumberingAfterBreak="0">
     <w:nsid w:val="4E7F1A74"/>
     <w:multiLevelType w:val="multilevel"/>
     <w:tmpl w:val="74683CA2"/>
@@ -12004,7 +12572,7 @@
       </w:rPr>
     </w:lvl>
   </w:abstractNum>
-  <w:abstractNum w:abstractNumId="21">
+  <w:abstractNum w:abstractNumId="21" w15:restartNumberingAfterBreak="0">
     <w:nsid w:val="54700CED"/>
     <w:multiLevelType w:val="multilevel"/>
     <w:tmpl w:val="2FB83000"/>
@@ -12117,7 +12685,7 @@
       </w:pPr>
     </w:lvl>
   </w:abstractNum>
-  <w:abstractNum w:abstractNumId="22">
+  <w:abstractNum w:abstractNumId="22" w15:restartNumberingAfterBreak="0">
     <w:nsid w:val="548A72AD"/>
     <w:multiLevelType w:val="hybridMultilevel"/>
     <w:tmpl w:val="DFE4BE3A"/>
@@ -12230,7 +12798,7 @@
       </w:rPr>
     </w:lvl>
   </w:abstractNum>
-  <w:abstractNum w:abstractNumId="23">
+  <w:abstractNum w:abstractNumId="23" w15:restartNumberingAfterBreak="0">
     <w:nsid w:val="587C5A98"/>
     <w:multiLevelType w:val="multilevel"/>
     <w:tmpl w:val="622811C6"/>
@@ -12379,7 +12947,7 @@
       </w:rPr>
     </w:lvl>
   </w:abstractNum>
-  <w:abstractNum w:abstractNumId="24">
+  <w:abstractNum w:abstractNumId="24" w15:restartNumberingAfterBreak="0">
     <w:nsid w:val="5B3A0EBA"/>
     <w:multiLevelType w:val="hybridMultilevel"/>
     <w:tmpl w:val="3D8A68F6"/>
@@ -12525,7 +13093,7 @@
       </w:rPr>
     </w:lvl>
   </w:abstractNum>
-  <w:abstractNum w:abstractNumId="25">
+  <w:abstractNum w:abstractNumId="25" w15:restartNumberingAfterBreak="0">
     <w:nsid w:val="5DDB5637"/>
     <w:multiLevelType w:val="hybridMultilevel"/>
     <w:tmpl w:val="B2B2C93A"/>
@@ -12668,7 +13236,7 @@
       </w:rPr>
     </w:lvl>
   </w:abstractNum>
-  <w:abstractNum w:abstractNumId="26">
+  <w:abstractNum w:abstractNumId="26" w15:restartNumberingAfterBreak="0">
     <w:nsid w:val="5FB74032"/>
     <w:multiLevelType w:val="multilevel"/>
     <w:tmpl w:val="E1AC15C0"/>
@@ -12781,7 +13349,7 @@
       </w:pPr>
     </w:lvl>
   </w:abstractNum>
-  <w:abstractNum w:abstractNumId="27">
+  <w:abstractNum w:abstractNumId="27" w15:restartNumberingAfterBreak="0">
     <w:nsid w:val="676F68B7"/>
     <w:multiLevelType w:val="multilevel"/>
     <w:tmpl w:val="EDB4B9A2"/>
@@ -12894,7 +13462,7 @@
       </w:pPr>
     </w:lvl>
   </w:abstractNum>
-  <w:abstractNum w:abstractNumId="28">
+  <w:abstractNum w:abstractNumId="28" w15:restartNumberingAfterBreak="0">
     <w:nsid w:val="67AB4788"/>
     <w:multiLevelType w:val="multilevel"/>
     <w:tmpl w:val="DABC1620"/>
@@ -13041,7 +13609,7 @@
       </w:rPr>
     </w:lvl>
   </w:abstractNum>
-  <w:abstractNum w:abstractNumId="29">
+  <w:abstractNum w:abstractNumId="29" w15:restartNumberingAfterBreak="0">
     <w:nsid w:val="6B5B4F6F"/>
     <w:multiLevelType w:val="multilevel"/>
     <w:tmpl w:val="2E68CCD2"/>
@@ -13154,7 +13722,7 @@
       </w:rPr>
     </w:lvl>
   </w:abstractNum>
-  <w:abstractNum w:abstractNumId="30">
+  <w:abstractNum w:abstractNumId="30" w15:restartNumberingAfterBreak="0">
     <w:nsid w:val="6BC53459"/>
     <w:multiLevelType w:val="hybridMultilevel"/>
     <w:tmpl w:val="74567A26"/>
@@ -13295,7 +13863,7 @@
       </w:rPr>
     </w:lvl>
   </w:abstractNum>
-  <w:abstractNum w:abstractNumId="31">
+  <w:abstractNum w:abstractNumId="31" w15:restartNumberingAfterBreak="0">
     <w:nsid w:val="6C2639FA"/>
     <w:multiLevelType w:val="multilevel"/>
     <w:tmpl w:val="42AAC758"/>
@@ -13442,7 +14010,7 @@
       </w:rPr>
     </w:lvl>
   </w:abstractNum>
-  <w:abstractNum w:abstractNumId="32">
+  <w:abstractNum w:abstractNumId="32" w15:restartNumberingAfterBreak="0">
     <w:nsid w:val="6FFF4B8C"/>
     <w:multiLevelType w:val="hybridMultilevel"/>
     <w:tmpl w:val="77BA9E72"/>
@@ -13557,7 +14125,7 @@
       </w:rPr>
     </w:lvl>
   </w:abstractNum>
-  <w:abstractNum w:abstractNumId="33">
+  <w:abstractNum w:abstractNumId="33" w15:restartNumberingAfterBreak="0">
     <w:nsid w:val="7A294D01"/>
     <w:multiLevelType w:val="hybridMultilevel"/>
     <w:tmpl w:val="CC10275E"/>
@@ -13704,7 +14272,7 @@
       </w:rPr>
     </w:lvl>
   </w:abstractNum>
-  <w:abstractNum w:abstractNumId="34">
+  <w:abstractNum w:abstractNumId="34" w15:restartNumberingAfterBreak="0">
     <w:nsid w:val="7B955083"/>
     <w:multiLevelType w:val="hybridMultilevel"/>
     <w:tmpl w:val="25E8AAEA"/>
@@ -13851,7 +14419,7 @@
       </w:rPr>
     </w:lvl>
   </w:abstractNum>
-  <w:abstractNum w:abstractNumId="35">
+  <w:abstractNum w:abstractNumId="35" w15:restartNumberingAfterBreak="0">
     <w:nsid w:val="7E486701"/>
     <w:multiLevelType w:val="multilevel"/>
     <w:tmpl w:val="D974D160"/>
@@ -13991,7 +14559,7 @@
       </w:rPr>
     </w:lvl>
   </w:abstractNum>
-  <w:abstractNum w:abstractNumId="36">
+  <w:abstractNum w:abstractNumId="36" w15:restartNumberingAfterBreak="0">
     <w:nsid w:val="7E486708"/>
     <w:multiLevelType w:val="hybridMultilevel"/>
     <w:tmpl w:val="26AAB5F4"/>
@@ -14106,7 +14674,7 @@
       </w:rPr>
     </w:lvl>
   </w:abstractNum>
-  <w:abstractNum w:abstractNumId="37">
+  <w:abstractNum w:abstractNumId="37" w15:restartNumberingAfterBreak="0">
     <w:nsid w:val="7E486712"/>
     <w:multiLevelType w:val="hybridMultilevel"/>
     <w:tmpl w:val="D53C0A90"/>
@@ -14248,130 +14816,130 @@
       </w:rPr>
     </w:lvl>
   </w:abstractNum>
-  <w:num w:numId="1">
+  <w:num w:numId="1" w16cid:durableId="1501966575">
     <w:abstractNumId w:val="17"/>
   </w:num>
-  <w:num w:numId="2">
+  <w:num w:numId="2" w16cid:durableId="1652060871">
     <w:abstractNumId w:val="18"/>
   </w:num>
-  <w:num w:numId="3">
+  <w:num w:numId="3" w16cid:durableId="528378215">
     <w:abstractNumId w:val="35"/>
   </w:num>
-  <w:num w:numId="4">
+  <w:num w:numId="4" w16cid:durableId="289750288">
     <w:abstractNumId w:val="24"/>
   </w:num>
-  <w:num w:numId="5">
+  <w:num w:numId="5" w16cid:durableId="553156132">
     <w:abstractNumId w:val="12"/>
   </w:num>
-  <w:num w:numId="6">
+  <w:num w:numId="6" w16cid:durableId="336664411">
     <w:abstractNumId w:val="34"/>
   </w:num>
-  <w:num w:numId="7">
+  <w:num w:numId="7" w16cid:durableId="538471420">
     <w:abstractNumId w:val="28"/>
   </w:num>
-  <w:num w:numId="8">
+  <w:num w:numId="8" w16cid:durableId="1612662341">
     <w:abstractNumId w:val="6"/>
   </w:num>
-  <w:num w:numId="9">
+  <w:num w:numId="9" w16cid:durableId="403190454">
     <w:abstractNumId w:val="3"/>
   </w:num>
-  <w:num w:numId="10">
+  <w:num w:numId="10" w16cid:durableId="1869902725">
     <w:abstractNumId w:val="31"/>
   </w:num>
-  <w:num w:numId="11">
+  <w:num w:numId="11" w16cid:durableId="56440306">
     <w:abstractNumId w:val="33"/>
   </w:num>
-  <w:num w:numId="12">
+  <w:num w:numId="12" w16cid:durableId="694844925">
     <w:abstractNumId w:val="16"/>
   </w:num>
-  <w:num w:numId="13">
+  <w:num w:numId="13" w16cid:durableId="1665623374">
     <w:abstractNumId w:val="0"/>
   </w:num>
-  <w:num w:numId="14">
+  <w:num w:numId="14" w16cid:durableId="646251318">
     <w:abstractNumId w:val="15"/>
   </w:num>
-  <w:num w:numId="15">
+  <w:num w:numId="15" w16cid:durableId="1880390067">
     <w:abstractNumId w:val="30"/>
   </w:num>
-  <w:num w:numId="16">
+  <w:num w:numId="16" w16cid:durableId="7830227">
     <w:abstractNumId w:val="11"/>
   </w:num>
-  <w:num w:numId="17">
+  <w:num w:numId="17" w16cid:durableId="1765226471">
     <w:abstractNumId w:val="5"/>
   </w:num>
-  <w:num w:numId="18">
+  <w:num w:numId="18" w16cid:durableId="1809206301">
     <w:abstractNumId w:val="13"/>
   </w:num>
-  <w:num w:numId="19">
+  <w:num w:numId="19" w16cid:durableId="1014452762">
     <w:abstractNumId w:val="25"/>
   </w:num>
-  <w:num w:numId="20">
+  <w:num w:numId="20" w16cid:durableId="649332545">
     <w:abstractNumId w:val="32"/>
   </w:num>
-  <w:num w:numId="21">
+  <w:num w:numId="21" w16cid:durableId="1167593490">
     <w:abstractNumId w:val="29"/>
   </w:num>
-  <w:num w:numId="22">
+  <w:num w:numId="22" w16cid:durableId="613251787">
     <w:abstractNumId w:val="32"/>
     <w:lvlOverride w:ilvl="0">
       <w:startOverride w:val="1"/>
     </w:lvlOverride>
   </w:num>
-  <w:num w:numId="23">
+  <w:num w:numId="23" w16cid:durableId="1697387332">
     <w:abstractNumId w:val="4"/>
   </w:num>
-  <w:num w:numId="24">
+  <w:num w:numId="24" w16cid:durableId="290983657">
     <w:abstractNumId w:val="32"/>
     <w:lvlOverride w:ilvl="0">
       <w:startOverride w:val="1"/>
     </w:lvlOverride>
   </w:num>
-  <w:num w:numId="25">
+  <w:num w:numId="25" w16cid:durableId="972642100">
     <w:abstractNumId w:val="20"/>
   </w:num>
-  <w:num w:numId="26">
+  <w:num w:numId="26" w16cid:durableId="253247153">
     <w:abstractNumId w:val="32"/>
     <w:lvlOverride w:ilvl="0">
       <w:startOverride w:val="1"/>
     </w:lvlOverride>
   </w:num>
-  <w:num w:numId="27">
+  <w:num w:numId="27" w16cid:durableId="620576249">
     <w:abstractNumId w:val="19"/>
   </w:num>
-  <w:num w:numId="28">
+  <w:num w:numId="28" w16cid:durableId="1170220455">
     <w:abstractNumId w:val="10"/>
   </w:num>
-  <w:num w:numId="29">
+  <w:num w:numId="29" w16cid:durableId="742410499">
     <w:abstractNumId w:val="32"/>
   </w:num>
-  <w:num w:numId="30">
+  <w:num w:numId="30" w16cid:durableId="1541435970">
     <w:abstractNumId w:val="25"/>
   </w:num>
-  <w:num w:numId="31">
+  <w:num w:numId="31" w16cid:durableId="2030909377">
     <w:abstractNumId w:val="36"/>
   </w:num>
-  <w:num w:numId="32">
+  <w:num w:numId="32" w16cid:durableId="401564393">
     <w:abstractNumId w:val="25"/>
     <w:lvlOverride w:ilvl="0">
       <w:startOverride w:val="1"/>
     </w:lvlOverride>
   </w:num>
-  <w:num w:numId="33">
+  <w:num w:numId="33" w16cid:durableId="1447969972">
     <w:abstractNumId w:val="37"/>
   </w:num>
-  <w:num w:numId="34">
+  <w:num w:numId="34" w16cid:durableId="1103452292">
     <w:abstractNumId w:val="25"/>
     <w:lvlOverride w:ilvl="0">
       <w:startOverride w:val="1"/>
     </w:lvlOverride>
   </w:num>
-  <w:num w:numId="35">
+  <w:num w:numId="35" w16cid:durableId="716275561">
     <w:abstractNumId w:val="25"/>
     <w:lvlOverride w:ilvl="0">
       <w:startOverride w:val="1"/>
     </w:lvlOverride>
   </w:num>
-  <w:num w:numId="36">
+  <w:num w:numId="36" w16cid:durableId="62457385">
     <w:abstractNumId w:val="27"/>
     <w:lvlOverride w:ilvl="0">
       <w:startOverride w:val="1"/>
@@ -14401,10 +14969,10 @@
       <w:startOverride w:val="1"/>
     </w:lvlOverride>
   </w:num>
-  <w:num w:numId="37">
+  <w:num w:numId="37" w16cid:durableId="1874729547">
     <w:abstractNumId w:val="23"/>
   </w:num>
-  <w:num w:numId="38">
+  <w:num w:numId="38" w16cid:durableId="1656176980">
     <w:abstractNumId w:val="7"/>
     <w:lvlOverride w:ilvl="0">
       <w:startOverride w:val="2"/>
@@ -14434,13 +15002,13 @@
       <w:startOverride w:val="1"/>
     </w:lvlOverride>
   </w:num>
-  <w:num w:numId="39">
+  <w:num w:numId="39" w16cid:durableId="1885754047">
     <w:abstractNumId w:val="1"/>
   </w:num>
-  <w:num w:numId="40">
+  <w:num w:numId="40" w16cid:durableId="1630744513">
     <w:abstractNumId w:val="2"/>
   </w:num>
-  <w:num w:numId="41">
+  <w:num w:numId="41" w16cid:durableId="1787237">
     <w:abstractNumId w:val="8"/>
     <w:lvlOverride w:ilvl="0">
       <w:startOverride w:val="3"/>
@@ -14470,10 +15038,10 @@
       <w:startOverride w:val="1"/>
     </w:lvlOverride>
   </w:num>
-  <w:num w:numId="42">
+  <w:num w:numId="42" w16cid:durableId="1683971994">
     <w:abstractNumId w:val="22"/>
   </w:num>
-  <w:num w:numId="43">
+  <w:num w:numId="43" w16cid:durableId="162087694">
     <w:abstractNumId w:val="21"/>
     <w:lvlOverride w:ilvl="0">
       <w:startOverride w:val="4"/>
@@ -14503,7 +15071,7 @@
       <w:startOverride w:val="1"/>
     </w:lvlOverride>
   </w:num>
-  <w:num w:numId="44">
+  <w:num w:numId="44" w16cid:durableId="794714854">
     <w:abstractNumId w:val="26"/>
     <w:lvlOverride w:ilvl="0">
       <w:startOverride w:val="5"/>
@@ -14533,7 +15101,7 @@
       <w:startOverride w:val="1"/>
     </w:lvlOverride>
   </w:num>
-  <w:num w:numId="45">
+  <w:num w:numId="45" w16cid:durableId="234122884">
     <w:abstractNumId w:val="14"/>
     <w:lvlOverride w:ilvl="0">
       <w:startOverride w:val="6"/>
@@ -14563,14 +15131,14 @@
       <w:startOverride w:val="1"/>
     </w:lvlOverride>
   </w:num>
-  <w:num w:numId="46">
+  <w:num w:numId="46" w16cid:durableId="1129131543">
     <w:abstractNumId w:val="9"/>
   </w:num>
 </w:numbering>
 </file>
 
 <file path=word/styles.xml><?xml version="1.0" encoding="utf-8"?>
-<w:styles xmlns:mc="http://schemas.openxmlformats.org/markup-compatibility/2006" xmlns:r="http://schemas.openxmlformats.org/officeDocument/2006/relationships" xmlns:w="http://schemas.openxmlformats.org/wordprocessingml/2006/main" xmlns:w14="http://schemas.microsoft.com/office/word/2010/wordml" xmlns:w15="http://schemas.microsoft.com/office/word/2012/wordml" mc:Ignorable="w14 w15">
+<w:styles xmlns:mc="http://schemas.openxmlformats.org/markup-compatibility/2006" xmlns:r="http://schemas.openxmlformats.org/officeDocument/2006/relationships" xmlns:w="http://schemas.openxmlformats.org/wordprocessingml/2006/main" xmlns:w14="http://schemas.microsoft.com/office/word/2010/wordml" xmlns:w15="http://schemas.microsoft.com/office/word/2012/wordml" xmlns:w16cex="http://schemas.microsoft.com/office/word/2018/wordml/cex" xmlns:w16cid="http://schemas.microsoft.com/office/word/2016/wordml/cid" xmlns:w16="http://schemas.microsoft.com/office/word/2018/wordml" xmlns:w16du="http://schemas.microsoft.com/office/word/2023/wordml/word16du" xmlns:w16sdtdh="http://schemas.microsoft.com/office/word/2020/wordml/sdtdatahash" xmlns:w16sdtfl="http://schemas.microsoft.com/office/word/2024/wordml/sdtformatlock" xmlns:w16se="http://schemas.microsoft.com/office/word/2015/wordml/symex" mc:Ignorable="w14 w15 w16se w16cid w16 w16cex w16sdtdh w16sdtfl w16du">
   <w:docDefaults>
     <w:rPrDefault>
       <w:rPr>
@@ -14580,7 +15148,7 @@
     </w:rPrDefault>
     <w:pPrDefault/>
   </w:docDefaults>
-  <w:latentStyles w:defLockedState="0" w:defUIPriority="0" w:defSemiHidden="0" w:defUnhideWhenUsed="0" w:defQFormat="0" w:count="371">
+  <w:latentStyles w:defLockedState="0" w:defUIPriority="0" w:defSemiHidden="0" w:defUnhideWhenUsed="0" w:defQFormat="0" w:count="376">
     <w:lsdException w:name="Normal" w:qFormat="1"/>
     <w:lsdException w:name="heading 1" w:qFormat="1"/>
     <w:lsdException w:name="heading 2" w:semiHidden="1" w:unhideWhenUsed="1" w:qFormat="1"/>
@@ -14946,6 +15514,11 @@
     <w:lsdException w:name="List Table 5 Dark Accent 6" w:uiPriority="50"/>
     <w:lsdException w:name="List Table 6 Colorful Accent 6" w:uiPriority="51"/>
     <w:lsdException w:name="List Table 7 Colorful Accent 6" w:uiPriority="52"/>
+    <w:lsdException w:name="Mention" w:semiHidden="1" w:uiPriority="99" w:unhideWhenUsed="1"/>
+    <w:lsdException w:name="Smart Hyperlink" w:semiHidden="1" w:uiPriority="99" w:unhideWhenUsed="1"/>
+    <w:lsdException w:name="Hashtag" w:semiHidden="1" w:uiPriority="99" w:unhideWhenUsed="1"/>
+    <w:lsdException w:name="Unresolved Mention" w:semiHidden="1" w:uiPriority="99" w:unhideWhenUsed="1"/>
+    <w:lsdException w:name="Smart Link" w:semiHidden="1" w:uiPriority="99" w:unhideWhenUsed="1"/>
   </w:latentStyles>
   <w:style w:type="paragraph" w:default="1" w:styleId="Normal">
     <w:name w:val="Normal"/>
@@ -14967,13 +15540,13 @@
       <w:szCs w:val="16"/>
     </w:rPr>
   </w:style>
-  <w:style w:type="character" w:default="1" w:styleId="DefaultParagraphFont">
+  <w:style w:type="character" w:default="1" w:styleId="Policepardfaut">
     <w:name w:val="Default Paragraph Font"/>
     <w:uiPriority w:val="1"/>
     <w:semiHidden/>
     <w:unhideWhenUsed/>
   </w:style>
-  <w:style w:type="table" w:default="1" w:styleId="TableNormal">
+  <w:style w:type="table" w:default="1" w:styleId="TableauNormal">
     <w:name w:val="Normal Table"/>
     <w:uiPriority w:val="99"/>
     <w:semiHidden/>
@@ -14988,7 +15561,7 @@
       </w:tblCellMar>
     </w:tblPr>
   </w:style>
-  <w:style w:type="numbering" w:default="1" w:styleId="NoList">
+  <w:style w:type="numbering" w:default="1" w:styleId="Aucuneliste">
     <w:name w:val="No List"/>
     <w:uiPriority w:val="99"/>
     <w:semiHidden/>
@@ -15014,7 +15587,7 @@
       <w:sz w:val="36"/>
     </w:rPr>
   </w:style>
-  <w:style w:type="paragraph" w:styleId="Header">
+  <w:style w:type="paragraph" w:styleId="En-tte">
     <w:name w:val="header"/>
     <w:basedOn w:val="Normal"/>
     <w:rsid w:val="005D4D9A"/>
@@ -15025,10 +15598,10 @@
       </w:tabs>
     </w:pPr>
   </w:style>
-  <w:style w:type="paragraph" w:styleId="Footer">
+  <w:style w:type="paragraph" w:styleId="Pieddepage">
     <w:name w:val="footer"/>
     <w:basedOn w:val="Normal"/>
-    <w:link w:val="FooterChar"/>
+    <w:link w:val="PieddepageCar"/>
     <w:uiPriority w:val="99"/>
     <w:rsid w:val="005D4D9A"/>
     <w:pPr>
@@ -15091,12 +15664,12 @@
   <w:style w:type="paragraph" w:customStyle="1" w:styleId="Consultant">
     <w:name w:val="Consultant"/>
     <w:autoRedefine/>
-    <w:rsid w:val="00AE150A"/>
+    <w:rsid w:val="0019608D"/>
     <w:rPr>
       <w:rFonts w:ascii="Arial" w:hAnsi="Arial" w:cs="Arial"/>
       <w:b/>
       <w:caps/>
-      <w:sz w:val="32"/>
+      <w:szCs w:val="12"/>
       <w:lang w:val="en-US"/>
     </w:rPr>
   </w:style>
@@ -15140,7 +15713,7 @@
       <w:iCs/>
     </w:rPr>
   </w:style>
-  <w:style w:type="paragraph" w:styleId="BodyText">
+  <w:style w:type="paragraph" w:styleId="Corpsdetexte">
     <w:name w:val="Body Text"/>
     <w:basedOn w:val="Normal"/>
     <w:rsid w:val="00B128DE"/>
@@ -15217,7 +15790,7 @@
   </w:style>
   <w:style w:type="paragraph" w:customStyle="1" w:styleId="dure">
     <w:name w:val="durée"/>
-    <w:basedOn w:val="BodyText2"/>
+    <w:basedOn w:val="Corpsdetexte2"/>
     <w:rsid w:val="00B128DE"/>
     <w:pPr>
       <w:spacing w:after="0" w:line="240" w:lineRule="auto"/>
@@ -15227,7 +15800,7 @@
       <w:szCs w:val="20"/>
     </w:rPr>
   </w:style>
-  <w:style w:type="paragraph" w:styleId="BodyText2">
+  <w:style w:type="paragraph" w:styleId="Corpsdetexte2">
     <w:name w:val="Body Text 2"/>
     <w:basedOn w:val="Normal"/>
     <w:rsid w:val="00B128DE"/>
@@ -15235,9 +15808,9 @@
       <w:spacing w:after="120" w:line="480" w:lineRule="auto"/>
     </w:pPr>
   </w:style>
-  <w:style w:type="character" w:styleId="PageNumber">
+  <w:style w:type="character" w:styleId="Numrodepage">
     <w:name w:val="page number"/>
-    <w:basedOn w:val="DefaultParagraphFont"/>
+    <w:basedOn w:val="Policepardfaut"/>
     <w:rsid w:val="00B128DE"/>
   </w:style>
   <w:style w:type="paragraph" w:customStyle="1" w:styleId="titrelrubrique">
@@ -15266,7 +15839,7 @@
   </w:style>
   <w:style w:type="paragraph" w:customStyle="1" w:styleId="NOMPRENOM">
     <w:name w:val="NOM/PRENOM"/>
-    <w:basedOn w:val="Footer"/>
+    <w:basedOn w:val="Pieddepage"/>
     <w:rsid w:val="00143CA5"/>
     <w:pPr>
       <w:tabs>
@@ -15280,7 +15853,7 @@
   </w:style>
   <w:style w:type="paragraph" w:customStyle="1" w:styleId="INTITULREFPROJET">
     <w:name w:val="INTITULÉ/REF PROJET"/>
-    <w:basedOn w:val="BodyText"/>
+    <w:basedOn w:val="Corpsdetexte"/>
     <w:rsid w:val="00143CA5"/>
     <w:rPr>
       <w:b/>
@@ -15305,10 +15878,10 @@
       <w:noProof/>
     </w:rPr>
   </w:style>
-  <w:style w:type="character" w:customStyle="1" w:styleId="FooterChar">
-    <w:name w:val="Footer Char"/>
-    <w:basedOn w:val="DefaultParagraphFont"/>
-    <w:link w:val="Footer"/>
+  <w:style w:type="character" w:customStyle="1" w:styleId="PieddepageCar">
+    <w:name w:val="Pied de page Car"/>
+    <w:basedOn w:val="Policepardfaut"/>
+    <w:link w:val="Pieddepage"/>
     <w:uiPriority w:val="99"/>
     <w:rsid w:val="003D3802"/>
     <w:rPr>
@@ -15317,10 +15890,10 @@
       <w:szCs w:val="24"/>
     </w:rPr>
   </w:style>
-  <w:style w:type="paragraph" w:styleId="BalloonText">
+  <w:style w:type="paragraph" w:styleId="Textedebulles">
     <w:name w:val="Balloon Text"/>
     <w:basedOn w:val="Normal"/>
-    <w:link w:val="BalloonTextChar"/>
+    <w:link w:val="TextedebullesCar"/>
     <w:rsid w:val="007B74E5"/>
     <w:rPr>
       <w:rFonts w:ascii="Lucida Grande" w:hAnsi="Lucida Grande"/>
@@ -15328,10 +15901,10 @@
       <w:szCs w:val="18"/>
     </w:rPr>
   </w:style>
-  <w:style w:type="character" w:customStyle="1" w:styleId="BalloonTextChar">
-    <w:name w:val="Balloon Text Char"/>
-    <w:basedOn w:val="DefaultParagraphFont"/>
-    <w:link w:val="BalloonText"/>
+  <w:style w:type="character" w:customStyle="1" w:styleId="TextedebullesCar">
+    <w:name w:val="Texte de bulles Car"/>
+    <w:basedOn w:val="Policepardfaut"/>
+    <w:link w:val="Textedebulles"/>
     <w:rsid w:val="007B74E5"/>
     <w:rPr>
       <w:rFonts w:ascii="Lucida Grande" w:hAnsi="Lucida Grande"/>
@@ -15339,13 +15912,12 @@
       <w:szCs w:val="18"/>
     </w:rPr>
   </w:style>
-  <w:style w:type="table" w:styleId="TableGrid">
+  <w:style w:type="table" w:styleId="Grilledutableau">
     <w:name w:val="Table Grid"/>
-    <w:basedOn w:val="TableNormal"/>
+    <w:basedOn w:val="TableauNormal"/>
     <w:uiPriority w:val="59"/>
     <w:rsid w:val="00044E85"/>
     <w:tblPr>
-      <w:tblInd w:w="0" w:type="dxa"/>
       <w:tblBorders>
         <w:top w:val="single" w:sz="4" w:space="0" w:color="auto"/>
         <w:left w:val="single" w:sz="4" w:space="0" w:color="auto"/>
@@ -15354,17 +15926,11 @@
         <w:insideH w:val="single" w:sz="4" w:space="0" w:color="auto"/>
         <w:insideV w:val="single" w:sz="4" w:space="0" w:color="auto"/>
       </w:tblBorders>
-      <w:tblCellMar>
-        <w:top w:w="0" w:type="dxa"/>
-        <w:left w:w="108" w:type="dxa"/>
-        <w:bottom w:w="0" w:type="dxa"/>
-        <w:right w:w="108" w:type="dxa"/>
-      </w:tblCellMar>
     </w:tblPr>
   </w:style>
-  <w:style w:type="character" w:styleId="Hyperlink">
+  <w:style w:type="character" w:styleId="Lienhypertexte">
     <w:name w:val="Hyperlink"/>
-    <w:basedOn w:val="DefaultParagraphFont"/>
+    <w:basedOn w:val="Policepardfaut"/>
     <w:unhideWhenUsed/>
     <w:rsid w:val="00971D21"/>
     <w:rPr>
@@ -15411,7 +15977,7 @@
   </w:style>
   <w:style w:type="character" w:customStyle="1" w:styleId="ImageCar">
     <w:name w:val="Image Car"/>
-    <w:basedOn w:val="DefaultParagraphFont"/>
+    <w:basedOn w:val="Policepardfaut"/>
     <w:link w:val="Image"/>
     <w:rsid w:val="00F15E09"/>
     <w:rPr>
@@ -15467,7 +16033,7 @@
   </w:style>
   <w:style w:type="character" w:customStyle="1" w:styleId="Sous-tcheCar">
     <w:name w:val="Sous-tâche Car"/>
-    <w:basedOn w:val="DefaultParagraphFont"/>
+    <w:basedOn w:val="Policepardfaut"/>
     <w:link w:val="Sous-tche"/>
     <w:rsid w:val="00D32294"/>
     <w:rPr>
@@ -15504,7 +16070,7 @@
   </w:style>
   <w:style w:type="character" w:customStyle="1" w:styleId="listTitleCar">
     <w:name w:val="listTitle Car"/>
-    <w:basedOn w:val="DefaultParagraphFont"/>
+    <w:basedOn w:val="Policepardfaut"/>
     <w:link w:val="listTitle"/>
     <w:rsid w:val="00D269E1"/>
     <w:rPr>
@@ -15516,7 +16082,7 @@
   </w:style>
   <w:style w:type="character" w:customStyle="1" w:styleId="TcheCar">
     <w:name w:val="Tâche Car"/>
-    <w:basedOn w:val="DefaultParagraphFont"/>
+    <w:basedOn w:val="Policepardfaut"/>
     <w:link w:val="Tche"/>
     <w:rsid w:val="00B77271"/>
     <w:rPr>
@@ -15537,7 +16103,7 @@
       <w:lang w:val="en-US"/>
     </w:rPr>
   </w:style>
-  <w:style w:type="paragraph" w:styleId="ListParagraph">
+  <w:style w:type="paragraph" w:styleId="Paragraphedeliste">
     <w:name w:val="List Paragraph"/>
     <w:basedOn w:val="Normal"/>
     <w:uiPriority w:val="34"/>
@@ -15560,9 +16126,9 @@
       <w:lang w:eastAsia="en-US"/>
     </w:rPr>
   </w:style>
-  <w:style w:type="character" w:styleId="Strong">
+  <w:style w:type="character" w:styleId="lev">
     <w:name w:val="Strong"/>
-    <w:basedOn w:val="DefaultParagraphFont"/>
+    <w:basedOn w:val="Policepardfaut"/>
     <w:uiPriority w:val="22"/>
     <w:qFormat/>
     <w:rsid w:val="00C10270"/>

--- a/achmitech_hr_recruitment/static/src/docx/dca_simplified_template.docx
+++ b/achmitech_hr_recruitment/static/src/docx/dca_simplified_template.docx
@@ -22,8 +22,8 @@
         <w:tblLook w:val="0480" w:firstRow="0" w:lastRow="0" w:firstColumn="1" w:lastColumn="0" w:noHBand="0" w:noVBand="1"/>
       </w:tblPr>
       <w:tblGrid>
-        <w:gridCol w:w="8439"/>
-        <w:gridCol w:w="1482"/>
+        <w:gridCol w:w="8373"/>
+        <w:gridCol w:w="1548"/>
       </w:tblGrid>
       <w:tr>
         <w:tc>
@@ -166,13 +166,12 @@
             <w:r>
               <w:rPr>
                 <w:noProof/>
-                <w:lang w:val="fr-FR"/>
               </w:rPr>
               <w:drawing>
-                <wp:inline distT="0" distB="0" distL="0" distR="0" wp14:anchorId="15D3CD4E" wp14:editId="7977F622">
-                  <wp:extent cx="857250" cy="919439"/>
+                <wp:inline distT="0" distB="0" distL="0" distR="0" wp14:anchorId="080967E8" wp14:editId="33059754">
+                  <wp:extent cx="914400" cy="914400"/>
                   <wp:effectExtent l="0" t="0" r="0" b="0"/>
-                  <wp:docPr id="1" name="Picture 1" descr="C:\Users\rabat\Downloads\achmitech_logo.jpg"/>
+                  <wp:docPr id="2123376866" name="Image 4"/>
                   <wp:cNvGraphicFramePr>
                     <a:graphicFrameLocks xmlns:a="http://schemas.openxmlformats.org/drawingml/2006/main" noChangeAspect="1"/>
                   </wp:cNvGraphicFramePr>
@@ -180,7 +179,7 @@
                     <a:graphicData uri="http://schemas.openxmlformats.org/drawingml/2006/picture">
                       <pic:pic xmlns:pic="http://schemas.openxmlformats.org/drawingml/2006/picture">
                         <pic:nvPicPr>
-                          <pic:cNvPr id="0" name="Picture 5" descr="C:\Users\rabat\Downloads\achmitech_logo.jpg"/>
+                          <pic:cNvPr id="0" name="Picture 5"/>
                           <pic:cNvPicPr>
                             <a:picLocks noChangeAspect="1" noChangeArrowheads="1"/>
                           </pic:cNvPicPr>
@@ -201,7 +200,7 @@
                         <pic:spPr bwMode="auto">
                           <a:xfrm>
                             <a:off x="0" y="0"/>
-                            <a:ext cx="890379" cy="954971"/>
+                            <a:ext cx="914400" cy="914400"/>
                           </a:xfrm>
                           <a:prstGeom prst="rect">
                             <a:avLst/>
@@ -398,7 +397,7 @@
               </wp:anchor>
             </w:drawing>
           </mc:Choice>
-          <mc:Fallback xmlns:a14="http://schemas.microsoft.com/office/drawing/2010/main" xmlns:a="http://schemas.openxmlformats.org/drawingml/2006/main">
+          <mc:Fallback xmlns:a="http://schemas.openxmlformats.org/drawingml/2006/main" xmlns:a14="http://schemas.microsoft.com/office/drawing/2010/main">
             <w:pict>
               <v:group id="Zone de dessin 6" style="position:absolute;margin-left:.1pt;margin-top:4pt;width:496.15pt;height:14.85pt;z-index:-251657216" coordsize="63011,1885" o:spid="_x0000_s1026" editas="canvas" w14:anchorId="316664EE" o:gfxdata="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">
                 <v:shape id="_x0000_s1027" style="position:absolute;width:63011;height:1885;visibility:visible;mso-wrap-style:square" type="#_x0000_t75">
@@ -17082,15 +17081,6 @@
 </file>
 
 <file path=customXml/item1.xml><?xml version="1.0" encoding="utf-8"?>
-<?mso-contentType ?>
-<FormTemplates xmlns="http://schemas.microsoft.com/sharepoint/v3/contenttype/forms">
-  <Display>DocumentLibraryForm</Display>
-  <Edit>DocumentLibraryForm</Edit>
-  <New>DocumentLibraryForm</New>
-</FormTemplates>
-</file>
-
-<file path=customXml/item2.xml><?xml version="1.0" encoding="utf-8"?>
 <ct:contentTypeSchema xmlns:ct="http://schemas.microsoft.com/office/2006/metadata/contentType" xmlns:ma="http://schemas.microsoft.com/office/2006/metadata/properties/metaAttributes" ct:_="" ma:_="" ma:contentTypeName="Document" ma:contentTypeID="0x010100A3CA1B408E8E4B4FBAE07298AB85BDD0" ma:contentTypeVersion="2" ma:contentTypeDescription="Create a new document." ma:contentTypeScope="" ma:versionID="54f07e138cd7ab2e06fdbd1c3522eb9c">
   <xsd:schema xmlns:xsd="http://www.w3.org/2001/XMLSchema" xmlns:p="http://schemas.microsoft.com/office/2006/metadata/properties" xmlns:ns2="594baba4-ddf1-4441-b192-378ce97d7503" targetNamespace="http://schemas.microsoft.com/office/2006/metadata/properties" ma:root="true" ma:fieldsID="fbd22ef19c19cc1cd549d114b6f459ef" ns2:_="">
     <xsd:import namespace="594baba4-ddf1-4441-b192-378ce97d7503"/>
@@ -17152,23 +17142,24 @@
 </ct:contentTypeSchema>
 </file>
 
+<file path=customXml/item2.xml><?xml version="1.0" encoding="utf-8"?>
+<?mso-contentType ?>
+<FormTemplates xmlns="http://schemas.microsoft.com/sharepoint/v3/contenttype/forms">
+  <Display>DocumentLibraryForm</Display>
+  <Edit>DocumentLibraryForm</Edit>
+  <New>DocumentLibraryForm</New>
+</FormTemplates>
+</file>
+
 <file path=customXml/item3.xml><?xml version="1.0" encoding="utf-8"?>
+<b:Sources xmlns:b="http://schemas.openxmlformats.org/officeDocument/2006/bibliography" xmlns="http://schemas.openxmlformats.org/officeDocument/2006/bibliography" SelectedStyle="\APA.XSL" StyleName="APA"/>
+</file>
+
+<file path=customXml/item4.xml><?xml version="1.0" encoding="utf-8"?>
 <LongProperties xmlns="http://schemas.microsoft.com/office/2006/metadata/longProperties"/>
 </file>
 
-<file path=customXml/item4.xml><?xml version="1.0" encoding="utf-8"?>
-<b:Sources xmlns:b="http://schemas.openxmlformats.org/officeDocument/2006/bibliography" xmlns="http://schemas.openxmlformats.org/officeDocument/2006/bibliography" SelectedStyle="\APA.XSL" StyleName="APA"/>
-</file>
-
 <file path=customXml/itemProps1.xml><?xml version="1.0" encoding="utf-8"?>
-<ds:datastoreItem xmlns:ds="http://schemas.openxmlformats.org/officeDocument/2006/customXml" ds:itemID="{BECD7B25-234A-48C9-B7A9-A41EEFC8D1DD}">
-  <ds:schemaRefs>
-    <ds:schemaRef ds:uri="http://schemas.microsoft.com/sharepoint/v3/contenttype/forms"/>
-  </ds:schemaRefs>
-</ds:datastoreItem>
-</file>
-
-<file path=customXml/itemProps2.xml><?xml version="1.0" encoding="utf-8"?>
 <ds:datastoreItem xmlns:ds="http://schemas.openxmlformats.org/officeDocument/2006/customXml" ds:itemID="{167D7672-4853-491D-B255-EA33F9C4D2DB}">
   <ds:schemaRefs>
     <ds:schemaRef ds:uri="http://schemas.microsoft.com/office/2006/metadata/contentType"/>
@@ -17185,18 +17176,26 @@
 </ds:datastoreItem>
 </file>
 
+<file path=customXml/itemProps2.xml><?xml version="1.0" encoding="utf-8"?>
+<ds:datastoreItem xmlns:ds="http://schemas.openxmlformats.org/officeDocument/2006/customXml" ds:itemID="{BECD7B25-234A-48C9-B7A9-A41EEFC8D1DD}">
+  <ds:schemaRefs>
+    <ds:schemaRef ds:uri="http://schemas.microsoft.com/sharepoint/v3/contenttype/forms"/>
+  </ds:schemaRefs>
+</ds:datastoreItem>
+</file>
+
 <file path=customXml/itemProps3.xml><?xml version="1.0" encoding="utf-8"?>
+<ds:datastoreItem xmlns:ds="http://schemas.openxmlformats.org/officeDocument/2006/customXml" ds:itemID="{4DE37044-D4A5-453A-BFB2-A5B66DE09728}">
+  <ds:schemaRefs>
+    <ds:schemaRef ds:uri="http://schemas.openxmlformats.org/officeDocument/2006/bibliography"/>
+  </ds:schemaRefs>
+</ds:datastoreItem>
+</file>
+
+<file path=customXml/itemProps4.xml><?xml version="1.0" encoding="utf-8"?>
 <ds:datastoreItem xmlns:ds="http://schemas.openxmlformats.org/officeDocument/2006/customXml" ds:itemID="{647C7A8F-9755-42A0-844B-4AD918516A30}">
   <ds:schemaRefs>
     <ds:schemaRef ds:uri="http://schemas.microsoft.com/office/2006/metadata/longProperties"/>
   </ds:schemaRefs>
 </ds:datastoreItem>
-</file>
-
-<file path=customXml/itemProps4.xml><?xml version="1.0" encoding="utf-8"?>
-<ds:datastoreItem xmlns:ds="http://schemas.openxmlformats.org/officeDocument/2006/customXml" ds:itemID="{4DE37044-D4A5-453A-BFB2-A5B66DE09728}">
-  <ds:schemaRefs>
-    <ds:schemaRef ds:uri="http://schemas.openxmlformats.org/officeDocument/2006/bibliography"/>
-  </ds:schemaRefs>
-</ds:datastoreItem>
 </file>